--- a/11-变流电路/02-逆变电路/SPWM逆变电路/SPWM逆变电路.docx
+++ b/11-变流电路/02-逆变电路/SPWM逆变电路/SPWM逆变电路.docx
@@ -3029,6 +3029,20 @@
     </w:p>
     <w:bookmarkEnd w:id="26"/>
     <w:bookmarkEnd w:id="27"/>
+    <w:p>
+      <w:pPr>
+        <w:spacing w:before="360"/>
+        <w:jc w:val="center"/>
+      </w:pPr>
+      <w:r>
+        <w:rPr>
+          <w:rFonts w:ascii="Times New Roman" w:hAnsi="Times New Roman"/>
+          <w:color w:val="555555"/>
+          <w:sz w:val="21"/>
+        </w:rPr>
+        <w:t>材料收集者：杜文杰</w:t>
+      </w:r>
+    </w:p>
     <w:sectPr>
       <w:headerReference r:id="rId9" w:type="default"/>
       <w:footerReference r:id="rId10" w:type="default"/>

--- a/11-变流电路/02-逆变电路/SPWM逆变电路/SPWM逆变电路.docx
+++ b/11-变流电路/02-逆变电路/SPWM逆变电路/SPWM逆变电路.docx
@@ -1,6 +1,6 @@
 
 <file path=word/document.xml><?xml version="1.0" encoding="utf-8"?>
-<w:document xmlns:w="http://schemas.openxmlformats.org/wordprocessingml/2006/main" xmlns:m="http://schemas.openxmlformats.org/officeDocument/2006/math" xmlns:r="http://schemas.openxmlformats.org/officeDocument/2006/relationships" xmlns:o="urn:schemas-microsoft-com:office:office" xmlns:v="urn:schemas-microsoft-com:vml" xmlns:w10="urn:schemas-microsoft-com:office:word" xmlns:a="http://schemas.openxmlformats.org/drawingml/2006/main" xmlns:pic="http://schemas.openxmlformats.org/drawingml/2006/picture" xmlns:wp="http://schemas.openxmlformats.org/drawingml/2006/wordprocessingDrawing">
+<w:document xmlns:m="http://schemas.openxmlformats.org/officeDocument/2006/math" xmlns:r="http://schemas.openxmlformats.org/officeDocument/2006/relationships" xmlns:w="http://schemas.openxmlformats.org/wordprocessingml/2006/main" xmlns:o="urn:schemas-microsoft-com:office:office" xmlns:v="urn:schemas-microsoft-com:vml" xmlns:w10="urn:schemas-microsoft-com:office:word" xmlns:a="http://schemas.openxmlformats.org/drawingml/2006/main" xmlns:pic="http://schemas.openxmlformats.org/drawingml/2006/picture" xmlns:wp="http://schemas.openxmlformats.org/drawingml/2006/wordprocessingDrawing">
   <w:body>
     <w:bookmarkStart w:id="27" w:name="spwm-逆变电路"/>
     <w:p>
@@ -8,11 +8,14 @@
         <w:pStyle w:val="Heading1"/>
       </w:pPr>
       <w:r>
+        <w:rPr>
+          <w:rFonts w:eastAsia="黑体"/>
+        </w:rPr>
         <w:t xml:space="preserve">SPWM </w:t>
       </w:r>
       <w:r>
         <w:rPr>
-          <w:rFonts w:hint="eastAsia"/>
+          <w:rFonts w:hint="eastAsia" w:eastAsia="黑体"/>
         </w:rPr>
         <w:t xml:space="preserve">逆变电路</w:t>
       </w:r>
@@ -24,7 +27,7 @@
       </w:pPr>
       <w:r>
         <w:rPr>
-          <w:rFonts w:hint="eastAsia"/>
+          <w:rFonts w:hint="eastAsia" w:eastAsia="黑体"/>
         </w:rPr>
         <w:t xml:space="preserve">拓扑描述</w:t>
       </w:r>
@@ -35,16 +38,19 @@
       </w:pPr>
       <w:r>
         <w:rPr>
-          <w:rFonts w:hint="eastAsia"/>
+          <w:rFonts w:hint="eastAsia" w:eastAsia="黑体"/>
         </w:rPr>
         <w:t xml:space="preserve">由</w:t>
       </w:r>
       <w:r>
+        <w:rPr>
+          <w:rFonts w:eastAsia="黑体"/>
+        </w:rPr>
         <w:t xml:space="preserve"> </w:t>
       </w:r>
       <w:r>
         <w:rPr>
-          <w:rFonts w:hint="eastAsia"/>
+          <w:rFonts w:hint="eastAsia" w:eastAsia="黑体"/>
           <w:b/>
           <w:bCs/>
         </w:rPr>
@@ -52,6 +58,7 @@
       </w:r>
       <w:r>
         <w:rPr>
+          <w:rFonts w:eastAsia="黑体"/>
           <w:b/>
           <w:bCs/>
         </w:rPr>
@@ -76,7 +83,7 @@
       </m:oMath>
       <w:r>
         <w:rPr>
-          <w:rFonts w:hint="eastAsia"/>
+          <w:rFonts w:hint="eastAsia" w:eastAsia="黑体"/>
           <w:b/>
           <w:bCs/>
         </w:rPr>
@@ -84,6 +91,7 @@
       </w:r>
       <w:r>
         <w:rPr>
+          <w:rFonts w:eastAsia="黑体"/>
           <w:b/>
           <w:bCs/>
         </w:rPr>
@@ -108,18 +116,21 @@
       </m:oMath>
       <w:r>
         <w:rPr>
-          <w:rFonts w:hint="eastAsia"/>
+          <w:rFonts w:hint="eastAsia" w:eastAsia="黑体"/>
           <w:b/>
           <w:bCs/>
         </w:rPr>
         <w:t xml:space="preserve">）</w:t>
       </w:r>
       <w:r>
+        <w:rPr>
+          <w:rFonts w:eastAsia="黑体"/>
+        </w:rPr>
         <w:t xml:space="preserve">、</w:t>
       </w:r>
       <w:r>
         <w:rPr>
-          <w:rFonts w:hint="eastAsia"/>
+          <w:rFonts w:hint="eastAsia" w:eastAsia="黑体"/>
           <w:b/>
           <w:bCs/>
         </w:rPr>
@@ -127,6 +138,7 @@
       </w:r>
       <w:r>
         <w:rPr>
+          <w:rFonts w:eastAsia="黑体"/>
           <w:b/>
           <w:bCs/>
         </w:rPr>
@@ -134,7 +146,7 @@
       </w:r>
       <w:r>
         <w:rPr>
-          <w:rFonts w:hint="eastAsia"/>
+          <w:rFonts w:hint="eastAsia" w:eastAsia="黑体"/>
           <w:b/>
           <w:bCs/>
         </w:rPr>
@@ -142,6 +154,7 @@
       </w:r>
       <w:r>
         <w:rPr>
+          <w:rFonts w:eastAsia="黑体"/>
           <w:b/>
           <w:bCs/>
         </w:rPr>
@@ -163,6 +176,7 @@
       </m:oMath>
       <w:r>
         <w:rPr>
+          <w:rFonts w:eastAsia="黑体"/>
           <w:b/>
           <w:bCs/>
         </w:rPr>
@@ -184,7 +198,7 @@
       </m:oMath>
       <w:r>
         <w:rPr>
-          <w:rFonts w:hint="eastAsia"/>
+          <w:rFonts w:hint="eastAsia" w:eastAsia="黑体"/>
           <w:b/>
           <w:bCs/>
         </w:rPr>
@@ -192,6 +206,7 @@
       </w:r>
       <w:r>
         <w:rPr>
+          <w:rFonts w:eastAsia="黑体"/>
           <w:b/>
           <w:bCs/>
         </w:rPr>
@@ -199,18 +214,21 @@
       </w:r>
       <w:r>
         <w:rPr>
-          <w:rFonts w:hint="eastAsia"/>
+          <w:rFonts w:hint="eastAsia" w:eastAsia="黑体"/>
           <w:b/>
           <w:bCs/>
         </w:rPr>
         <w:t xml:space="preserve">只）</w:t>
       </w:r>
       <w:r>
+        <w:rPr>
+          <w:rFonts w:eastAsia="黑体"/>
+        </w:rPr>
         <w:t xml:space="preserve">、</w:t>
       </w:r>
       <w:r>
         <w:rPr>
-          <w:rFonts w:hint="eastAsia"/>
+          <w:rFonts w:hint="eastAsia" w:eastAsia="黑体"/>
           <w:b/>
           <w:bCs/>
         </w:rPr>
@@ -218,6 +236,7 @@
       </w:r>
       <w:r>
         <w:rPr>
+          <w:rFonts w:eastAsia="黑体"/>
           <w:b/>
           <w:bCs/>
         </w:rPr>
@@ -225,35 +244,41 @@
       </w:r>
       <w:r>
         <w:rPr>
-          <w:rFonts w:hint="eastAsia"/>
+          <w:rFonts w:hint="eastAsia" w:eastAsia="黑体"/>
           <w:b/>
           <w:bCs/>
         </w:rPr>
         <w:t xml:space="preserve">调制器</w:t>
       </w:r>
       <w:r>
+        <w:rPr>
+          <w:rFonts w:eastAsia="黑体"/>
+        </w:rPr>
         <w:t xml:space="preserve">、</w:t>
       </w:r>
       <w:r>
         <w:rPr>
-          <w:rFonts w:hint="eastAsia"/>
+          <w:rFonts w:hint="eastAsia" w:eastAsia="黑体"/>
           <w:b/>
           <w:bCs/>
         </w:rPr>
         <w:t xml:space="preserve">输出滤波电感/电容</w:t>
       </w:r>
       <w:r>
+        <w:rPr>
+          <w:rFonts w:eastAsia="黑体"/>
+        </w:rPr>
         <w:t xml:space="preserve"> </w:t>
       </w:r>
       <w:r>
         <w:rPr>
-          <w:rFonts w:hint="eastAsia"/>
+          <w:rFonts w:hint="eastAsia" w:eastAsia="黑体"/>
         </w:rPr>
         <w:t xml:space="preserve">组成。电路关键节点：</w:t>
       </w:r>
       <w:r>
         <w:rPr>
-          <w:rFonts w:hint="eastAsia"/>
+          <w:rFonts w:hint="eastAsia" w:eastAsia="黑体"/>
           <w:b/>
           <w:bCs/>
         </w:rPr>
@@ -261,6 +286,7 @@
       </w:r>
       <w:r>
         <w:rPr>
+          <w:rFonts w:eastAsia="黑体"/>
           <w:b/>
           <w:bCs/>
         </w:rPr>
@@ -268,7 +294,7 @@
       </w:r>
       <w:r>
         <w:rPr>
-          <w:rFonts w:hint="eastAsia"/>
+          <w:rFonts w:hint="eastAsia" w:eastAsia="黑体"/>
           <w:b/>
           <w:bCs/>
         </w:rPr>
@@ -276,6 +302,7 @@
       </w:r>
       <w:r>
         <w:rPr>
+          <w:rFonts w:eastAsia="黑体"/>
           <w:b/>
           <w:bCs/>
         </w:rPr>
@@ -288,13 +315,13 @@
       </m:oMath>
       <w:r>
         <w:rPr>
-          <w:rFonts w:hint="eastAsia"/>
+          <w:rFonts w:hint="eastAsia" w:eastAsia="黑体"/>
         </w:rPr>
         <w:t xml:space="preserve">；</w:t>
       </w:r>
       <w:r>
         <w:rPr>
-          <w:rFonts w:hint="eastAsia"/>
+          <w:rFonts w:hint="eastAsia" w:eastAsia="黑体"/>
           <w:b/>
           <w:bCs/>
         </w:rPr>
@@ -302,6 +329,7 @@
       </w:r>
       <w:r>
         <w:rPr>
+          <w:rFonts w:eastAsia="黑体"/>
           <w:b/>
           <w:bCs/>
         </w:rPr>
@@ -309,7 +337,7 @@
       </w:r>
       <w:r>
         <w:rPr>
-          <w:rFonts w:hint="eastAsia"/>
+          <w:rFonts w:hint="eastAsia" w:eastAsia="黑体"/>
           <w:b/>
           <w:bCs/>
         </w:rPr>
@@ -317,6 +345,7 @@
       </w:r>
       <w:r>
         <w:rPr>
+          <w:rFonts w:eastAsia="黑体"/>
           <w:b/>
           <w:bCs/>
         </w:rPr>
@@ -329,13 +358,13 @@
       </m:oMath>
       <w:r>
         <w:rPr>
-          <w:rFonts w:hint="eastAsia"/>
+          <w:rFonts w:hint="eastAsia" w:eastAsia="黑体"/>
         </w:rPr>
         <w:t xml:space="preserve">；</w:t>
       </w:r>
       <w:r>
         <w:rPr>
-          <w:rFonts w:hint="eastAsia"/>
+          <w:rFonts w:hint="eastAsia" w:eastAsia="黑体"/>
           <w:b/>
           <w:bCs/>
         </w:rPr>
@@ -343,6 +372,7 @@
       </w:r>
       <w:r>
         <w:rPr>
+          <w:rFonts w:eastAsia="黑体"/>
           <w:b/>
           <w:bCs/>
         </w:rPr>
@@ -350,7 +380,7 @@
       </w:r>
       <w:r>
         <w:rPr>
-          <w:rFonts w:hint="eastAsia"/>
+          <w:rFonts w:hint="eastAsia" w:eastAsia="黑体"/>
           <w:b/>
           <w:bCs/>
         </w:rPr>
@@ -408,13 +438,13 @@
       </m:oMath>
       <w:r>
         <w:rPr>
-          <w:rFonts w:hint="eastAsia"/>
+          <w:rFonts w:hint="eastAsia" w:eastAsia="黑体"/>
         </w:rPr>
         <w:t xml:space="preserve">（三相输出分别经滤波电感接负载）；</w:t>
       </w:r>
       <w:r>
         <w:rPr>
-          <w:rFonts w:hint="eastAsia"/>
+          <w:rFonts w:hint="eastAsia" w:eastAsia="黑体"/>
           <w:b/>
           <w:bCs/>
         </w:rPr>
@@ -422,6 +452,7 @@
       </w:r>
       <w:r>
         <w:rPr>
+          <w:rFonts w:eastAsia="黑体"/>
           <w:b/>
           <w:bCs/>
         </w:rPr>
@@ -429,7 +460,7 @@
       </w:r>
       <w:r>
         <w:rPr>
-          <w:rFonts w:hint="eastAsia"/>
+          <w:rFonts w:hint="eastAsia" w:eastAsia="黑体"/>
           <w:b/>
           <w:bCs/>
         </w:rPr>
@@ -437,7 +468,7 @@
       </w:r>
       <w:r>
         <w:rPr>
-          <w:rFonts w:hint="eastAsia"/>
+          <w:rFonts w:hint="eastAsia" w:eastAsia="黑体"/>
         </w:rPr>
         <w:t xml:space="preserve">（滤波电感与滤波电容、负载公共点）。</w:t>
       </w:r>
@@ -446,16 +477,19 @@
       <w:pPr/>
       <w:r>
         <w:rPr>
-          <w:rFonts w:hint="eastAsia"/>
+          <w:rFonts w:hint="eastAsia" w:eastAsia="黑体"/>
         </w:rPr>
         <w:t xml:space="preserve">各元件管脚连接：以</w:t>
       </w:r>
       <w:r>
+        <w:rPr>
+          <w:rFonts w:eastAsia="黑体"/>
+        </w:rPr>
         <w:t xml:space="preserve"> a </w:t>
       </w:r>
       <w:r>
         <w:rPr>
-          <w:rFonts w:hint="eastAsia"/>
+          <w:rFonts w:hint="eastAsia" w:eastAsia="黑体"/>
         </w:rPr>
         <w:t xml:space="preserve">相桥臂为例，</w:t>
       </w:r>
@@ -474,24 +508,33 @@
         </m:sSub>
       </m:oMath>
       <w:r>
+        <w:rPr>
+          <w:rFonts w:eastAsia="黑体"/>
+        </w:rPr>
         <w:t xml:space="preserve"> </w:t>
       </w:r>
       <w:r>
         <w:rPr>
-          <w:rFonts w:hint="eastAsia"/>
+          <w:rFonts w:hint="eastAsia" w:eastAsia="黑体"/>
         </w:rPr>
         <w:t xml:space="preserve">的</w:t>
       </w:r>
       <w:r>
+        <w:rPr>
+          <w:rFonts w:eastAsia="黑体"/>
+        </w:rPr>
         <w:t xml:space="preserve"> C </w:t>
       </w:r>
       <w:r>
         <w:rPr>
-          <w:rFonts w:hint="eastAsia"/>
+          <w:rFonts w:hint="eastAsia" w:eastAsia="黑体"/>
         </w:rPr>
         <w:t xml:space="preserve">接</w:t>
       </w:r>
       <w:r>
+        <w:rPr>
+          <w:rFonts w:eastAsia="黑体"/>
+        </w:rPr>
         <w:t xml:space="preserve"> </w:t>
       </w:r>
       <m:oMath>
@@ -500,15 +543,21 @@
         </m:r>
       </m:oMath>
       <w:r>
+        <w:rPr>
+          <w:rFonts w:eastAsia="黑体"/>
+        </w:rPr>
         <w:t xml:space="preserve">、E </w:t>
       </w:r>
       <w:r>
         <w:rPr>
-          <w:rFonts w:hint="eastAsia"/>
+          <w:rFonts w:hint="eastAsia" w:eastAsia="黑体"/>
         </w:rPr>
         <w:t xml:space="preserve">接</w:t>
       </w:r>
       <w:r>
+        <w:rPr>
+          <w:rFonts w:eastAsia="黑体"/>
+        </w:rPr>
         <w:t xml:space="preserve"> </w:t>
       </w:r>
       <m:oMath>
@@ -526,20 +575,26 @@
         </m:sSub>
       </m:oMath>
       <w:r>
+        <w:rPr>
+          <w:rFonts w:eastAsia="黑体"/>
+        </w:rPr>
         <w:t xml:space="preserve">、G </w:t>
       </w:r>
       <w:r>
         <w:rPr>
-          <w:rFonts w:hint="eastAsia"/>
+          <w:rFonts w:hint="eastAsia" w:eastAsia="黑体"/>
         </w:rPr>
         <w:t xml:space="preserve">接</w:t>
       </w:r>
       <w:r>
+        <w:rPr>
+          <w:rFonts w:eastAsia="黑体"/>
+        </w:rPr>
         <w:t xml:space="preserve"> SPWM </w:t>
       </w:r>
       <w:r>
         <w:rPr>
-          <w:rFonts w:hint="eastAsia"/>
+          <w:rFonts w:hint="eastAsia" w:eastAsia="黑体"/>
         </w:rPr>
         <w:t xml:space="preserve">驱动；</w:t>
       </w:r>
@@ -558,24 +613,33 @@
         </m:sSub>
       </m:oMath>
       <w:r>
+        <w:rPr>
+          <w:rFonts w:eastAsia="黑体"/>
+        </w:rPr>
         <w:t xml:space="preserve"> </w:t>
       </w:r>
       <w:r>
         <w:rPr>
-          <w:rFonts w:hint="eastAsia"/>
+          <w:rFonts w:hint="eastAsia" w:eastAsia="黑体"/>
         </w:rPr>
         <w:t xml:space="preserve">的</w:t>
       </w:r>
       <w:r>
+        <w:rPr>
+          <w:rFonts w:eastAsia="黑体"/>
+        </w:rPr>
         <w:t xml:space="preserve"> C </w:t>
       </w:r>
       <w:r>
         <w:rPr>
-          <w:rFonts w:hint="eastAsia"/>
+          <w:rFonts w:hint="eastAsia" w:eastAsia="黑体"/>
         </w:rPr>
         <w:t xml:space="preserve">接</w:t>
       </w:r>
       <w:r>
+        <w:rPr>
+          <w:rFonts w:eastAsia="黑体"/>
+        </w:rPr>
         <w:t xml:space="preserve"> </w:t>
       </w:r>
       <m:oMath>
@@ -593,15 +657,21 @@
         </m:sSub>
       </m:oMath>
       <w:r>
+        <w:rPr>
+          <w:rFonts w:eastAsia="黑体"/>
+        </w:rPr>
         <w:t xml:space="preserve">、E </w:t>
       </w:r>
       <w:r>
         <w:rPr>
-          <w:rFonts w:hint="eastAsia"/>
+          <w:rFonts w:hint="eastAsia" w:eastAsia="黑体"/>
         </w:rPr>
         <w:t xml:space="preserve">接</w:t>
       </w:r>
       <w:r>
+        <w:rPr>
+          <w:rFonts w:eastAsia="黑体"/>
+        </w:rPr>
         <w:t xml:space="preserve"> </w:t>
       </w:r>
       <m:oMath>
@@ -610,20 +680,26 @@
         </m:r>
       </m:oMath>
       <w:r>
+        <w:rPr>
+          <w:rFonts w:eastAsia="黑体"/>
+        </w:rPr>
         <w:t xml:space="preserve">、G </w:t>
       </w:r>
       <w:r>
         <w:rPr>
-          <w:rFonts w:hint="eastAsia"/>
+          <w:rFonts w:hint="eastAsia" w:eastAsia="黑体"/>
         </w:rPr>
         <w:t xml:space="preserve">接</w:t>
       </w:r>
       <w:r>
+        <w:rPr>
+          <w:rFonts w:eastAsia="黑体"/>
+        </w:rPr>
         <w:t xml:space="preserve"> SPWM </w:t>
       </w:r>
       <w:r>
         <w:rPr>
-          <w:rFonts w:hint="eastAsia"/>
+          <w:rFonts w:hint="eastAsia" w:eastAsia="黑体"/>
         </w:rPr>
         <w:t xml:space="preserve">驱动；</w:t>
       </w:r>
@@ -633,6 +709,9 @@
         </m:r>
       </m:oMath>
       <w:r>
+        <w:rPr>
+          <w:rFonts w:eastAsia="黑体"/>
+        </w:rPr>
         <w:t xml:space="preserve">、</w:t>
       </w:r>
       <m:oMath>
@@ -641,15 +720,21 @@
         </m:r>
       </m:oMath>
       <w:r>
+        <w:rPr>
+          <w:rFonts w:eastAsia="黑体"/>
+        </w:rPr>
         <w:t xml:space="preserve"> </w:t>
       </w:r>
       <w:r>
         <w:rPr>
-          <w:rFonts w:hint="eastAsia"/>
+          <w:rFonts w:hint="eastAsia" w:eastAsia="黑体"/>
         </w:rPr>
         <w:t xml:space="preserve">相由</w:t>
       </w:r>
       <w:r>
+        <w:rPr>
+          <w:rFonts w:eastAsia="黑体"/>
+        </w:rPr>
         <w:t xml:space="preserve"> </w:t>
       </w:r>
       <m:oMath>
@@ -685,6 +770,9 @@
         </m:sSub>
       </m:oMath>
       <w:r>
+        <w:rPr>
+          <w:rFonts w:eastAsia="黑体"/>
+        </w:rPr>
         <w:t xml:space="preserve">、</w:t>
       </w:r>
       <m:oMath>
@@ -720,24 +808,33 @@
         </m:sSub>
       </m:oMath>
       <w:r>
+        <w:rPr>
+          <w:rFonts w:eastAsia="黑体"/>
+        </w:rPr>
         <w:t xml:space="preserve"> </w:t>
       </w:r>
       <w:r>
         <w:rPr>
-          <w:rFonts w:hint="eastAsia"/>
+          <w:rFonts w:hint="eastAsia" w:eastAsia="黑体"/>
         </w:rPr>
         <w:t xml:space="preserve">按相同方式构成；各管反并联二极管阳极接</w:t>
       </w:r>
       <w:r>
+        <w:rPr>
+          <w:rFonts w:eastAsia="黑体"/>
+        </w:rPr>
         <w:t xml:space="preserve"> </w:t>
       </w:r>
       <w:r>
         <w:rPr>
-          <w:rFonts w:hint="eastAsia"/>
+          <w:rFonts w:hint="eastAsia" w:eastAsia="黑体"/>
         </w:rPr>
         <w:t xml:space="preserve">E、阴极接</w:t>
       </w:r>
       <w:r>
+        <w:rPr>
+          <w:rFonts w:eastAsia="黑体"/>
+        </w:rPr>
         <w:t xml:space="preserve"> C。</w:t>
       </w:r>
       <m:oMath>
@@ -758,15 +855,21 @@
         </m:sSub>
       </m:oMath>
       <w:r>
+        <w:rPr>
+          <w:rFonts w:eastAsia="黑体"/>
+        </w:rPr>
         <w:t xml:space="preserve"> </w:t>
       </w:r>
       <w:r>
         <w:rPr>
-          <w:rFonts w:hint="eastAsia"/>
+          <w:rFonts w:hint="eastAsia" w:eastAsia="黑体"/>
         </w:rPr>
         <w:t xml:space="preserve">一端接</w:t>
       </w:r>
       <w:r>
+        <w:rPr>
+          <w:rFonts w:eastAsia="黑体"/>
+        </w:rPr>
         <w:t xml:space="preserve"> </w:t>
       </w:r>
       <m:oMath>
@@ -776,11 +879,14 @@
       </m:oMath>
       <w:r>
         <w:rPr>
-          <w:rFonts w:hint="eastAsia"/>
+          <w:rFonts w:hint="eastAsia" w:eastAsia="黑体"/>
         </w:rPr>
         <w:t xml:space="preserve">、另一端接</w:t>
       </w:r>
       <w:r>
+        <w:rPr>
+          <w:rFonts w:eastAsia="黑体"/>
+        </w:rPr>
         <w:t xml:space="preserve"> </w:t>
       </w:r>
       <m:oMath>
@@ -790,11 +896,14 @@
       </m:oMath>
       <w:r>
         <w:rPr>
-          <w:rFonts w:hint="eastAsia"/>
+          <w:rFonts w:hint="eastAsia" w:eastAsia="黑体"/>
         </w:rPr>
         <w:t xml:space="preserve">；三相输出</w:t>
       </w:r>
       <w:r>
+        <w:rPr>
+          <w:rFonts w:eastAsia="黑体"/>
+        </w:rPr>
         <w:t xml:space="preserve"> </w:t>
       </w:r>
       <m:oMath>
@@ -848,11 +957,14 @@
         </m:sSub>
       </m:oMath>
       <w:r>
+        <w:rPr>
+          <w:rFonts w:eastAsia="黑体"/>
+        </w:rPr>
         <w:t xml:space="preserve"> </w:t>
       </w:r>
       <w:r>
         <w:rPr>
-          <w:rFonts w:hint="eastAsia"/>
+          <w:rFonts w:hint="eastAsia" w:eastAsia="黑体"/>
         </w:rPr>
         <w:t xml:space="preserve">各经一个滤波电感后接负载/滤波电容。</w:t>
       </w:r>
@@ -861,52 +973,67 @@
       <w:pPr/>
       <w:r>
         <w:rPr>
-          <w:rFonts w:hint="eastAsia"/>
+          <w:rFonts w:hint="eastAsia" w:eastAsia="黑体"/>
         </w:rPr>
         <w:t xml:space="preserve">由此构成”三相（或单相）桥式开关</w:t>
       </w:r>
       <w:r>
+        <w:rPr>
+          <w:rFonts w:eastAsia="黑体"/>
+        </w:rPr>
         <w:t xml:space="preserve"> + SPWM </w:t>
       </w:r>
       <w:r>
         <w:rPr>
-          <w:rFonts w:hint="eastAsia"/>
+          <w:rFonts w:hint="eastAsia" w:eastAsia="黑体"/>
         </w:rPr>
         <w:t xml:space="preserve">调制</w:t>
       </w:r>
       <w:r>
+        <w:rPr>
+          <w:rFonts w:eastAsia="黑体"/>
+        </w:rPr>
         <w:t xml:space="preserve"> + </w:t>
       </w:r>
       <w:r>
         <w:rPr>
-          <w:rFonts w:hint="eastAsia"/>
+          <w:rFonts w:hint="eastAsia" w:eastAsia="黑体"/>
         </w:rPr>
         <w:t xml:space="preserve">输出</w:t>
       </w:r>
       <w:r>
+        <w:rPr>
+          <w:rFonts w:eastAsia="黑体"/>
+        </w:rPr>
         <w:t xml:space="preserve"> LC </w:t>
       </w:r>
       <w:r>
         <w:rPr>
-          <w:rFonts w:hint="eastAsia"/>
+          <w:rFonts w:hint="eastAsia" w:eastAsia="黑体"/>
         </w:rPr>
         <w:t xml:space="preserve">滤波”的</w:t>
       </w:r>
       <w:r>
+        <w:rPr>
+          <w:rFonts w:eastAsia="黑体"/>
+        </w:rPr>
         <w:t xml:space="preserve"> SPWM </w:t>
       </w:r>
       <w:r>
         <w:rPr>
-          <w:rFonts w:hint="eastAsia"/>
+          <w:rFonts w:hint="eastAsia" w:eastAsia="黑体"/>
         </w:rPr>
         <w:t xml:space="preserve">逆变组态，以正弦波为调制波、三角波为载波比较产生脉宽按正弦变化的驱动脉冲，控制桥臂通断，使输出等效于正弦的</w:t>
       </w:r>
       <w:r>
+        <w:rPr>
+          <w:rFonts w:eastAsia="黑体"/>
+        </w:rPr>
         <w:t xml:space="preserve"> PWM </w:t>
       </w:r>
       <w:r>
         <w:rPr>
-          <w:rFonts w:hint="eastAsia"/>
+          <w:rFonts w:hint="eastAsia" w:eastAsia="黑体"/>
         </w:rPr>
         <w:t xml:space="preserve">波形、经滤波后成正弦交流。</w:t>
       </w:r>
@@ -919,7 +1046,7 @@
       </w:pPr>
       <w:r>
         <w:rPr>
-          <w:rFonts w:hint="eastAsia"/>
+          <w:rFonts w:hint="eastAsia" w:eastAsia="黑体"/>
         </w:rPr>
         <w:t xml:space="preserve">工作原理</w:t>
       </w:r>
@@ -930,7 +1057,7 @@
       </w:pPr>
       <w:r>
         <w:rPr>
-          <w:rFonts w:hint="eastAsia"/>
+          <w:rFonts w:hint="eastAsia" w:eastAsia="黑体"/>
         </w:rPr>
         <w:t xml:space="preserve">调制波（正弦）瞬时值越高，对应开关管导通时间越长，脉冲宽度越宽。这样桥臂输出电压按开关周期取平均后即接近调制正弦，经输出滤波后得到正弦交流。</w:t>
       </w:r>
@@ -943,7 +1070,7 @@
       </w:pPr>
       <w:r>
         <w:rPr>
-          <w:rFonts w:hint="eastAsia"/>
+          <w:rFonts w:hint="eastAsia" w:eastAsia="黑体"/>
         </w:rPr>
         <w:t xml:space="preserve">关键计算公式</w:t>
       </w:r>
@@ -957,7 +1084,7 @@
       </w:pPr>
       <w:r>
         <w:rPr>
-          <w:rFonts w:hint="eastAsia"/>
+          <w:rFonts w:hint="eastAsia" w:eastAsia="黑体"/>
         </w:rPr>
         <w:t xml:space="preserve">调制度：</w:t>
       </w:r>
@@ -1038,7 +1165,7 @@
       </w:pPr>
       <w:r>
         <w:rPr>
-          <w:rFonts w:hint="eastAsia"/>
+          <w:rFonts w:hint="eastAsia" w:eastAsia="黑体"/>
         </w:rPr>
         <w:t xml:space="preserve">输出基波相电压幅值：</w:t>
       </w:r>
@@ -1132,7 +1259,7 @@
       </w:pPr>
       <w:r>
         <w:rPr>
-          <w:rFonts w:hint="eastAsia"/>
+          <w:rFonts w:hint="eastAsia" w:eastAsia="黑体"/>
         </w:rPr>
         <w:t xml:space="preserve">载波频率比：</w:t>
       </w:r>
@@ -1213,7 +1340,7 @@
       </w:pPr>
       <w:r>
         <w:rPr>
-          <w:rFonts w:hint="eastAsia"/>
+          <w:rFonts w:hint="eastAsia" w:eastAsia="黑体"/>
         </w:rPr>
         <w:t xml:space="preserve">输出线电压峰值：</w:t>
       </w:r>
@@ -1315,7 +1442,7 @@
       </w:pPr>
       <w:r>
         <w:rPr>
-          <w:rFonts w:hint="eastAsia"/>
+          <w:rFonts w:hint="eastAsia" w:eastAsia="黑体"/>
         </w:rPr>
         <w:t xml:space="preserve">滤波电感电流纹波（近似）：</w:t>
       </w:r>
@@ -1469,7 +1596,7 @@
             </w:pPr>
             <w:r>
               <w:rPr>
-                <w:rFonts w:hint="eastAsia"/>
+                <w:rFonts w:hint="eastAsia" w:eastAsia="黑体"/>
               </w:rPr>
               <w:t xml:space="preserve">符号</w:t>
             </w:r>
@@ -1483,7 +1610,7 @@
             </w:pPr>
             <w:r>
               <w:rPr>
-                <w:rFonts w:hint="eastAsia"/>
+                <w:rFonts w:hint="eastAsia" w:eastAsia="黑体"/>
               </w:rPr>
               <w:t xml:space="preserve">含义</w:t>
             </w:r>
@@ -1497,7 +1624,7 @@
             </w:pPr>
             <w:r>
               <w:rPr>
-                <w:rFonts w:hint="eastAsia"/>
+                <w:rFonts w:hint="eastAsia" w:eastAsia="黑体"/>
               </w:rPr>
               <w:t xml:space="preserve">单位</w:t>
             </w:r>
@@ -1517,6 +1644,9 @@
               </m:r>
             </m:oMath>
             <w:r>
+              <w:rPr>
+                <w:rFonts w:eastAsia="黑体"/>
+              </w:rPr>
               <w:t xml:space="preserve">​</w:t>
             </w:r>
           </w:p>
@@ -1529,7 +1659,7 @@
             </w:pPr>
             <w:r>
               <w:rPr>
-                <w:rFonts w:hint="eastAsia"/>
+                <w:rFonts w:hint="eastAsia" w:eastAsia="黑体"/>
               </w:rPr>
               <w:t xml:space="preserve">调制度</w:t>
             </w:r>
@@ -1542,6 +1672,9 @@
               <w:pStyle w:val="Compact"/>
             </w:pPr>
             <w:r>
+              <w:rPr>
+                <w:rFonts w:eastAsia="黑体"/>
+              </w:rPr>
               <w:t xml:space="preserve">—</w:t>
             </w:r>
           </w:p>
@@ -1575,6 +1708,9 @@
               </m:sSub>
             </m:oMath>
             <w:r>
+              <w:rPr>
+                <w:rFonts w:eastAsia="黑体"/>
+              </w:rPr>
               <w:t xml:space="preserve">、</w:t>
             </w:r>
             <m:oMath>
@@ -1607,7 +1743,7 @@
             </w:pPr>
             <w:r>
               <w:rPr>
-                <w:rFonts w:hint="eastAsia"/>
+                <w:rFonts w:hint="eastAsia" w:eastAsia="黑体"/>
               </w:rPr>
               <w:t xml:space="preserve">调制波、载波幅值</w:t>
             </w:r>
@@ -1620,6 +1756,9 @@
               <w:pStyle w:val="Compact"/>
             </w:pPr>
             <w:r>
+              <w:rPr>
+                <w:rFonts w:eastAsia="黑体"/>
+              </w:rPr>
               <w:t xml:space="preserve">V</w:t>
             </w:r>
           </w:p>
@@ -1650,6 +1789,9 @@
               </m:sSub>
             </m:oMath>
             <w:r>
+              <w:rPr>
+                <w:rFonts w:eastAsia="黑体"/>
+              </w:rPr>
               <w:t xml:space="preserve">​</w:t>
             </w:r>
           </w:p>
@@ -1662,7 +1804,7 @@
             </w:pPr>
             <w:r>
               <w:rPr>
-                <w:rFonts w:hint="eastAsia"/>
+                <w:rFonts w:hint="eastAsia" w:eastAsia="黑体"/>
               </w:rPr>
               <w:t xml:space="preserve">直流母线电压</w:t>
             </w:r>
@@ -1675,6 +1817,9 @@
               <w:pStyle w:val="Compact"/>
             </w:pPr>
             <w:r>
+              <w:rPr>
+                <w:rFonts w:eastAsia="黑体"/>
+              </w:rPr>
               <w:t xml:space="preserve">V</w:t>
             </w:r>
           </w:p>
@@ -1693,6 +1838,9 @@
               </m:r>
             </m:oMath>
             <w:r>
+              <w:rPr>
+                <w:rFonts w:eastAsia="黑体"/>
+              </w:rPr>
               <w:t xml:space="preserve">​</w:t>
             </w:r>
           </w:p>
@@ -1705,7 +1853,7 @@
             </w:pPr>
             <w:r>
               <w:rPr>
-                <w:rFonts w:hint="eastAsia"/>
+                <w:rFonts w:hint="eastAsia" w:eastAsia="黑体"/>
               </w:rPr>
               <w:t xml:space="preserve">载波频率比</w:t>
             </w:r>
@@ -1718,6 +1866,9 @@
               <w:pStyle w:val="Compact"/>
             </w:pPr>
             <w:r>
+              <w:rPr>
+                <w:rFonts w:eastAsia="黑体"/>
+              </w:rPr>
               <w:t xml:space="preserve">—</w:t>
             </w:r>
           </w:p>
@@ -1736,6 +1887,9 @@
               </m:r>
             </m:oMath>
             <w:r>
+              <w:rPr>
+                <w:rFonts w:eastAsia="黑体"/>
+              </w:rPr>
               <w:t xml:space="preserve">​</w:t>
             </w:r>
           </w:p>
@@ -1748,7 +1902,7 @@
             </w:pPr>
             <w:r>
               <w:rPr>
-                <w:rFonts w:hint="eastAsia"/>
+                <w:rFonts w:hint="eastAsia" w:eastAsia="黑体"/>
               </w:rPr>
               <w:t xml:space="preserve">占空比</w:t>
             </w:r>
@@ -1761,6 +1915,9 @@
               <w:pStyle w:val="Compact"/>
             </w:pPr>
             <w:r>
+              <w:rPr>
+                <w:rFonts w:eastAsia="黑体"/>
+              </w:rPr>
               <w:t xml:space="preserve">—</w:t>
             </w:r>
           </w:p>
@@ -1779,6 +1936,9 @@
               </m:r>
             </m:oMath>
             <w:r>
+              <w:rPr>
+                <w:rFonts w:eastAsia="黑体"/>
+              </w:rPr>
               <w:t xml:space="preserve">​</w:t>
             </w:r>
           </w:p>
@@ -1791,7 +1951,7 @@
             </w:pPr>
             <w:r>
               <w:rPr>
-                <w:rFonts w:hint="eastAsia"/>
+                <w:rFonts w:hint="eastAsia" w:eastAsia="黑体"/>
               </w:rPr>
               <w:t xml:space="preserve">滤波电感</w:t>
             </w:r>
@@ -1804,6 +1964,9 @@
               <w:pStyle w:val="Compact"/>
             </w:pPr>
             <w:r>
+              <w:rPr>
+                <w:rFonts w:eastAsia="黑体"/>
+              </w:rPr>
               <w:t xml:space="preserve">H</w:t>
             </w:r>
           </w:p>
@@ -1837,6 +2000,9 @@
               </m:sSub>
             </m:oMath>
             <w:r>
+              <w:rPr>
+                <w:rFonts w:eastAsia="黑体"/>
+              </w:rPr>
               <w:t xml:space="preserve">​</w:t>
             </w:r>
           </w:p>
@@ -1849,7 +2015,7 @@
             </w:pPr>
             <w:r>
               <w:rPr>
-                <w:rFonts w:hint="eastAsia"/>
+                <w:rFonts w:hint="eastAsia" w:eastAsia="黑体"/>
               </w:rPr>
               <w:t xml:space="preserve">电感电流纹波</w:t>
             </w:r>
@@ -1862,6 +2028,9 @@
               <w:pStyle w:val="Compact"/>
             </w:pPr>
             <w:r>
+              <w:rPr>
+                <w:rFonts w:eastAsia="黑体"/>
+              </w:rPr>
               <w:t xml:space="preserve">A</w:t>
             </w:r>
           </w:p>
@@ -1876,7 +2045,7 @@
       </w:pPr>
       <w:r>
         <w:rPr>
-          <w:rFonts w:hint="eastAsia"/>
+          <w:rFonts w:hint="eastAsia" w:eastAsia="黑体"/>
         </w:rPr>
         <w:t xml:space="preserve">元件调整影响</w:t>
       </w:r>
@@ -1891,7 +2060,7 @@
       </w:pPr>
       <w:r>
         <w:rPr>
-          <w:rFonts w:hint="eastAsia"/>
+          <w:rFonts w:hint="eastAsia" w:eastAsia="黑体"/>
           <w:b/>
           <w:bCs/>
         </w:rPr>
@@ -1899,6 +2068,7 @@
       </w:r>
       <w:r>
         <w:rPr>
+          <w:rFonts w:eastAsia="黑体"/>
           <w:b/>
           <w:bCs/>
         </w:rPr>
@@ -1911,6 +2081,7 @@
       </m:oMath>
       <w:r>
         <w:rPr>
+          <w:rFonts w:eastAsia="黑体"/>
           <w:b/>
           <w:bCs/>
         </w:rPr>
@@ -1918,25 +2089,34 @@
       </w:r>
       <w:r>
         <w:rPr>
-          <w:rFonts w:hint="eastAsia"/>
+          <w:rFonts w:hint="eastAsia" w:eastAsia="黑体"/>
           <w:b/>
           <w:bCs/>
         </w:rPr>
         <w:t xml:space="preserve">增大</w:t>
       </w:r>
       <w:r>
+        <w:rPr>
+          <w:rFonts w:eastAsia="黑体"/>
+        </w:rPr>
         <w:t xml:space="preserve"> </w:t>
       </w:r>
       <w:r>
+        <w:rPr>
+          <w:rFonts w:eastAsia="黑体"/>
+        </w:rPr>
         <w:t xml:space="preserve">→ </w:t>
       </w:r>
       <w:r>
         <w:rPr>
-          <w:rFonts w:hint="eastAsia"/>
+          <w:rFonts w:hint="eastAsia" w:eastAsia="黑体"/>
         </w:rPr>
         <w:t xml:space="preserve">输出基波电压幅值</w:t>
       </w:r>
       <w:r>
+        <w:rPr>
+          <w:rFonts w:eastAsia="黑体"/>
+        </w:rPr>
         <w:t xml:space="preserve"> </w:t>
       </w:r>
       <m:oMath>
@@ -2000,11 +2180,14 @@
         </m:r>
       </m:oMath>
       <w:r>
+        <w:rPr>
+          <w:rFonts w:eastAsia="黑体"/>
+        </w:rPr>
         <w:t xml:space="preserve"> </w:t>
       </w:r>
       <w:r>
         <w:rPr>
-          <w:rFonts w:hint="eastAsia"/>
+          <w:rFonts w:hint="eastAsia" w:eastAsia="黑体"/>
         </w:rPr>
         <w:t xml:space="preserve">线性增大（</w:t>
       </w:r>
@@ -2023,11 +2206,14 @@
         </m:r>
       </m:oMath>
       <w:r>
+        <w:rPr>
+          <w:rFonts w:eastAsia="黑体"/>
+        </w:rPr>
         <w:t xml:space="preserve"> </w:t>
       </w:r>
       <w:r>
         <w:rPr>
-          <w:rFonts w:hint="eastAsia"/>
+          <w:rFonts w:hint="eastAsia" w:eastAsia="黑体"/>
         </w:rPr>
         <w:t xml:space="preserve">线性调制区）。</w:t>
       </w:r>
@@ -2042,7 +2228,7 @@
       </w:pPr>
       <w:r>
         <w:rPr>
-          <w:rFonts w:hint="eastAsia"/>
+          <w:rFonts w:hint="eastAsia" w:eastAsia="黑体"/>
           <w:b/>
           <w:bCs/>
         </w:rPr>
@@ -2050,6 +2236,7 @@
       </w:r>
       <w:r>
         <w:rPr>
+          <w:rFonts w:eastAsia="黑体"/>
           <w:b/>
           <w:bCs/>
         </w:rPr>
@@ -2062,6 +2249,7 @@
       </m:oMath>
       <w:r>
         <w:rPr>
+          <w:rFonts w:eastAsia="黑体"/>
           <w:b/>
           <w:bCs/>
         </w:rPr>
@@ -2069,25 +2257,34 @@
       </w:r>
       <w:r>
         <w:rPr>
-          <w:rFonts w:hint="eastAsia"/>
+          <w:rFonts w:hint="eastAsia" w:eastAsia="黑体"/>
           <w:b/>
           <w:bCs/>
         </w:rPr>
         <w:t xml:space="preserve">增大</w:t>
       </w:r>
       <w:r>
+        <w:rPr>
+          <w:rFonts w:eastAsia="黑体"/>
+        </w:rPr>
         <w:t xml:space="preserve"> </w:t>
       </w:r>
       <w:r>
+        <w:rPr>
+          <w:rFonts w:eastAsia="黑体"/>
+        </w:rPr>
         <w:t xml:space="preserve">→ </w:t>
       </w:r>
       <w:r>
         <w:rPr>
-          <w:rFonts w:hint="eastAsia"/>
+          <w:rFonts w:hint="eastAsia" w:eastAsia="黑体"/>
         </w:rPr>
         <w:t xml:space="preserve">电流纹波</w:t>
       </w:r>
       <w:r>
+        <w:rPr>
+          <w:rFonts w:eastAsia="黑体"/>
+        </w:rPr>
         <w:t xml:space="preserve"> </w:t>
       </w:r>
       <m:oMath>
@@ -2111,11 +2308,14 @@
         </m:sSub>
       </m:oMath>
       <w:r>
+        <w:rPr>
+          <w:rFonts w:eastAsia="黑体"/>
+        </w:rPr>
         <w:t xml:space="preserve"> </w:t>
       </w:r>
       <w:r>
         <w:rPr>
-          <w:rFonts w:hint="eastAsia"/>
+          <w:rFonts w:hint="eastAsia" w:eastAsia="黑体"/>
         </w:rPr>
         <w:t xml:space="preserve">减小、输出电流更平滑，但体积、价格与电感损耗上升。</w:t>
       </w:r>
@@ -2130,7 +2330,7 @@
       </w:pPr>
       <w:r>
         <w:rPr>
-          <w:rFonts w:hint="eastAsia"/>
+          <w:rFonts w:hint="eastAsia" w:eastAsia="黑体"/>
           <w:b/>
           <w:bCs/>
         </w:rPr>
@@ -2138,6 +2338,7 @@
       </w:r>
       <w:r>
         <w:rPr>
+          <w:rFonts w:eastAsia="黑体"/>
           <w:b/>
           <w:bCs/>
         </w:rPr>
@@ -2165,6 +2366,7 @@
       </m:oMath>
       <w:r>
         <w:rPr>
+          <w:rFonts w:eastAsia="黑体"/>
           <w:b/>
           <w:bCs/>
         </w:rPr>
@@ -2172,21 +2374,27 @@
       </w:r>
       <w:r>
         <w:rPr>
-          <w:rFonts w:hint="eastAsia"/>
+          <w:rFonts w:hint="eastAsia" w:eastAsia="黑体"/>
           <w:b/>
           <w:bCs/>
         </w:rPr>
         <w:t xml:space="preserve">增大</w:t>
       </w:r>
       <w:r>
+        <w:rPr>
+          <w:rFonts w:eastAsia="黑体"/>
+        </w:rPr>
         <w:t xml:space="preserve"> </w:t>
       </w:r>
       <w:r>
+        <w:rPr>
+          <w:rFonts w:eastAsia="黑体"/>
+        </w:rPr>
         <w:t xml:space="preserve">→ </w:t>
       </w:r>
       <w:r>
         <w:rPr>
-          <w:rFonts w:hint="eastAsia"/>
+          <w:rFonts w:hint="eastAsia" w:eastAsia="黑体"/>
         </w:rPr>
         <w:t xml:space="preserve">纹波减小、谐波推高、滤波容易，但开关损耗上升。</w:t>
       </w:r>
@@ -2201,7 +2409,7 @@
       </w:pPr>
       <w:r>
         <w:rPr>
-          <w:rFonts w:hint="eastAsia"/>
+          <w:rFonts w:hint="eastAsia" w:eastAsia="黑体"/>
           <w:b/>
           <w:bCs/>
         </w:rPr>
@@ -2209,6 +2417,7 @@
       </w:r>
       <w:r>
         <w:rPr>
+          <w:rFonts w:eastAsia="黑体"/>
           <w:b/>
           <w:bCs/>
         </w:rPr>
@@ -2233,6 +2442,7 @@
       </m:oMath>
       <w:r>
         <w:rPr>
+          <w:rFonts w:eastAsia="黑体"/>
           <w:b/>
           <w:bCs/>
         </w:rPr>
@@ -2240,30 +2450,39 @@
       </w:r>
       <w:r>
         <w:rPr>
-          <w:rFonts w:hint="eastAsia"/>
+          <w:rFonts w:hint="eastAsia" w:eastAsia="黑体"/>
           <w:b/>
           <w:bCs/>
         </w:rPr>
         <w:t xml:space="preserve">增大</w:t>
       </w:r>
       <w:r>
+        <w:rPr>
+          <w:rFonts w:eastAsia="黑体"/>
+        </w:rPr>
         <w:t xml:space="preserve"> </w:t>
       </w:r>
       <w:r>
+        <w:rPr>
+          <w:rFonts w:eastAsia="黑体"/>
+        </w:rPr>
         <w:t xml:space="preserve">→ </w:t>
       </w:r>
       <w:r>
         <w:rPr>
-          <w:rFonts w:hint="eastAsia"/>
+          <w:rFonts w:hint="eastAsia" w:eastAsia="黑体"/>
         </w:rPr>
         <w:t xml:space="preserve">输出幅值提高，纹波表达式中的比例项也增大，需同步加大</w:t>
       </w:r>
       <w:r>
+        <w:rPr>
+          <w:rFonts w:eastAsia="黑体"/>
+        </w:rPr>
         <w:t xml:space="preserve"> L </w:t>
       </w:r>
       <w:r>
         <w:rPr>
-          <w:rFonts w:hint="eastAsia"/>
+          <w:rFonts w:hint="eastAsia" w:eastAsia="黑体"/>
         </w:rPr>
         <w:t xml:space="preserve">或提高载波频率。</w:t>
       </w:r>
@@ -2278,11 +2497,14 @@
       </w:pPr>
       <w:r>
         <w:rPr>
-          <w:rFonts w:hint="eastAsia"/>
+          <w:rFonts w:hint="eastAsia" w:eastAsia="黑体"/>
         </w:rPr>
         <w:t xml:space="preserve">载波频率比</w:t>
       </w:r>
       <w:r>
+        <w:rPr>
+          <w:rFonts w:eastAsia="黑体"/>
+        </w:rPr>
         <w:t xml:space="preserve"> </w:t>
       </w:r>
       <m:oMath>
@@ -2291,20 +2513,26 @@
         </m:r>
       </m:oMath>
       <w:r>
+        <w:rPr>
+          <w:rFonts w:eastAsia="黑体"/>
+        </w:rPr>
         <w:t xml:space="preserve"> </w:t>
       </w:r>
       <w:r>
         <w:rPr>
-          <w:rFonts w:hint="eastAsia"/>
+          <w:rFonts w:hint="eastAsia" w:eastAsia="黑体"/>
         </w:rPr>
         <w:t xml:space="preserve">增大</w:t>
       </w:r>
       <w:r>
+        <w:rPr>
+          <w:rFonts w:eastAsia="黑体"/>
+        </w:rPr>
         <w:t xml:space="preserve"> → </w:t>
       </w:r>
       <w:r>
         <w:rPr>
-          <w:rFonts w:hint="eastAsia"/>
+          <w:rFonts w:hint="eastAsia" w:eastAsia="黑体"/>
         </w:rPr>
         <w:t xml:space="preserve">低次谐波更易被滤除，但受开关器件限速制约。</w:t>
       </w:r>
@@ -2317,7 +2545,7 @@
       </w:pPr>
       <w:r>
         <w:rPr>
-          <w:rFonts w:hint="eastAsia"/>
+          <w:rFonts w:hint="eastAsia" w:eastAsia="黑体"/>
         </w:rPr>
         <w:t xml:space="preserve">典型参数示例</w:t>
       </w:r>
@@ -2332,11 +2560,14 @@
       </w:pPr>
       <w:r>
         <w:rPr>
-          <w:rFonts w:hint="eastAsia"/>
+          <w:rFonts w:hint="eastAsia" w:eastAsia="黑体"/>
         </w:rPr>
         <w:t xml:space="preserve">取</w:t>
       </w:r>
       <w:r>
+        <w:rPr>
+          <w:rFonts w:eastAsia="黑体"/>
+        </w:rPr>
         <w:t xml:space="preserve"> </w:t>
       </w:r>
       <m:oMath>
@@ -2379,6 +2610,9 @@
         </m:r>
       </m:oMath>
       <w:r>
+        <w:rPr>
+          <w:rFonts w:eastAsia="黑体"/>
+        </w:rPr>
         <w:t xml:space="preserve">、</w:t>
       </w:r>
       <m:oMath>
@@ -2422,7 +2656,7 @@
       </m:oMath>
       <w:r>
         <w:rPr>
-          <w:rFonts w:hint="eastAsia"/>
+          <w:rFonts w:hint="eastAsia" w:eastAsia="黑体"/>
         </w:rPr>
         <w:t xml:space="preserve">：</w:t>
       </w:r>
@@ -2459,6 +2693,9 @@
         </m:r>
       </m:oMath>
       <w:r>
+        <w:rPr>
+          <w:rFonts w:eastAsia="黑体"/>
+        </w:rPr>
         <w:t xml:space="preserve">。</w:t>
       </w:r>
     </w:p>
@@ -2472,11 +2709,14 @@
       </w:pPr>
       <w:r>
         <w:rPr>
-          <w:rFonts w:hint="eastAsia"/>
+          <w:rFonts w:hint="eastAsia" w:eastAsia="黑体"/>
         </w:rPr>
         <w:t xml:space="preserve">取</w:t>
       </w:r>
       <w:r>
+        <w:rPr>
+          <w:rFonts w:eastAsia="黑体"/>
+        </w:rPr>
         <w:t xml:space="preserve"> </w:t>
       </w:r>
       <m:oMath>
@@ -2494,6 +2734,9 @@
         </m:r>
       </m:oMath>
       <w:r>
+        <w:rPr>
+          <w:rFonts w:eastAsia="黑体"/>
+        </w:rPr>
         <w:t xml:space="preserve">、</w:t>
       </w:r>
       <m:oMath>
@@ -2534,7 +2777,7 @@
       </m:oMath>
       <w:r>
         <w:rPr>
-          <w:rFonts w:hint="eastAsia"/>
+          <w:rFonts w:hint="eastAsia" w:eastAsia="黑体"/>
         </w:rPr>
         <w:t xml:space="preserve">：</w:t>
       </w:r>
@@ -2612,6 +2855,9 @@
         </m:r>
       </m:oMath>
       <w:r>
+        <w:rPr>
+          <w:rFonts w:eastAsia="黑体"/>
+        </w:rPr>
         <w:t xml:space="preserve">。</w:t>
       </w:r>
     </w:p>
@@ -2625,11 +2871,14 @@
       </w:pPr>
       <w:r>
         <w:rPr>
-          <w:rFonts w:hint="eastAsia"/>
+          <w:rFonts w:hint="eastAsia" w:eastAsia="黑体"/>
         </w:rPr>
         <w:t xml:space="preserve">取</w:t>
       </w:r>
       <w:r>
+        <w:rPr>
+          <w:rFonts w:eastAsia="黑体"/>
+        </w:rPr>
         <w:t xml:space="preserve"> </w:t>
       </w:r>
       <m:oMath>
@@ -2647,6 +2896,9 @@
         </m:r>
       </m:oMath>
       <w:r>
+        <w:rPr>
+          <w:rFonts w:eastAsia="黑体"/>
+        </w:rPr>
         <w:t xml:space="preserve">、</w:t>
       </w:r>
       <m:oMath>
@@ -2690,7 +2942,7 @@
       </m:oMath>
       <w:r>
         <w:rPr>
-          <w:rFonts w:hint="eastAsia"/>
+          <w:rFonts w:hint="eastAsia" w:eastAsia="黑体"/>
         </w:rPr>
         <w:t xml:space="preserve">：</w:t>
       </w:r>
@@ -2752,6 +3004,9 @@
         </m:r>
       </m:oMath>
       <w:r>
+        <w:rPr>
+          <w:rFonts w:eastAsia="黑体"/>
+        </w:rPr>
         <w:t xml:space="preserve">。</w:t>
       </w:r>
     </w:p>
@@ -2763,7 +3018,7 @@
       </w:pPr>
       <w:r>
         <w:rPr>
-          <w:rFonts w:hint="eastAsia"/>
+          <w:rFonts w:hint="eastAsia" w:eastAsia="黑体"/>
         </w:rPr>
         <w:t xml:space="preserve">常见器件型号</w:t>
       </w:r>
@@ -2778,7 +3033,7 @@
       </w:pPr>
       <w:r>
         <w:rPr>
-          <w:rFonts w:hint="eastAsia"/>
+          <w:rFonts w:hint="eastAsia" w:eastAsia="黑体"/>
         </w:rPr>
         <w:t xml:space="preserve">功率开关管（低压三相桥）：IRF540N、CSD18540Q5B、IPD60R360P7。</w:t>
       </w:r>
@@ -2793,7 +3048,7 @@
       </w:pPr>
       <w:r>
         <w:rPr>
-          <w:rFonts w:hint="eastAsia"/>
+          <w:rFonts w:hint="eastAsia" w:eastAsia="黑体"/>
         </w:rPr>
         <w:t xml:space="preserve">栅极驱动：IR2110、UCC21520、2ED020I12-F。</w:t>
       </w:r>
@@ -2807,20 +3062,26 @@
         </w:numPr>
       </w:pPr>
       <w:r>
+        <w:rPr>
+          <w:rFonts w:eastAsia="黑体"/>
+        </w:rPr>
         <w:t xml:space="preserve">DC-Link </w:t>
       </w:r>
       <w:r>
         <w:rPr>
-          <w:rFonts w:hint="eastAsia"/>
+          <w:rFonts w:hint="eastAsia" w:eastAsia="黑体"/>
         </w:rPr>
         <w:t xml:space="preserve">电容：铝电解</w:t>
       </w:r>
       <w:r>
+        <w:rPr>
+          <w:rFonts w:eastAsia="黑体"/>
+        </w:rPr>
         <w:t xml:space="preserve"> + </w:t>
       </w:r>
       <w:r>
         <w:rPr>
-          <w:rFonts w:hint="eastAsia"/>
+          <w:rFonts w:hint="eastAsia" w:eastAsia="黑体"/>
         </w:rPr>
         <w:t xml:space="preserve">薄膜电容并联。</w:t>
       </w:r>
@@ -2833,7 +3094,7 @@
       </w:pPr>
       <w:r>
         <w:rPr>
-          <w:rFonts w:hint="eastAsia"/>
+          <w:rFonts w:hint="eastAsia" w:eastAsia="黑体"/>
         </w:rPr>
         <w:t xml:space="preserve">注意事项</w:t>
       </w:r>
@@ -2852,20 +3113,26 @@
         </m:r>
       </m:oMath>
       <w:r>
+        <w:rPr>
+          <w:rFonts w:eastAsia="黑体"/>
+        </w:rPr>
         <w:t xml:space="preserve"> </w:t>
       </w:r>
       <w:r>
         <w:rPr>
-          <w:rFonts w:hint="eastAsia"/>
+          <w:rFonts w:hint="eastAsia" w:eastAsia="黑体"/>
         </w:rPr>
         <w:t xml:space="preserve">超过</w:t>
       </w:r>
       <w:r>
+        <w:rPr>
+          <w:rFonts w:eastAsia="黑体"/>
+        </w:rPr>
         <w:t xml:space="preserve"> 1 </w:t>
       </w:r>
       <w:r>
         <w:rPr>
-          <w:rFonts w:hint="eastAsia"/>
+          <w:rFonts w:hint="eastAsia" w:eastAsia="黑体"/>
         </w:rPr>
         <w:t xml:space="preserve">时进入过调制区，输出电压虽提高但低次谐波显著增加，需避免或专门控制。</w:t>
       </w:r>
@@ -2880,7 +3147,7 @@
       </w:pPr>
       <w:r>
         <w:rPr>
-          <w:rFonts w:hint="eastAsia"/>
+          <w:rFonts w:hint="eastAsia" w:eastAsia="黑体"/>
         </w:rPr>
         <w:t xml:space="preserve">死区时间会导致输出基波电压损失与波形畸变，需做死区补偿。</w:t>
       </w:r>
@@ -2895,25 +3162,31 @@
       </w:pPr>
       <w:r>
         <w:rPr>
-          <w:rFonts w:hint="eastAsia"/>
+          <w:rFonts w:hint="eastAsia" w:eastAsia="黑体"/>
         </w:rPr>
         <w:t xml:space="preserve">输出必须经</w:t>
       </w:r>
       <w:r>
+        <w:rPr>
+          <w:rFonts w:eastAsia="黑体"/>
+        </w:rPr>
         <w:t xml:space="preserve"> LC </w:t>
       </w:r>
       <w:r>
         <w:rPr>
-          <w:rFonts w:hint="eastAsia"/>
+          <w:rFonts w:hint="eastAsia" w:eastAsia="黑体"/>
         </w:rPr>
         <w:t xml:space="preserve">或</w:t>
       </w:r>
       <w:r>
+        <w:rPr>
+          <w:rFonts w:eastAsia="黑体"/>
+        </w:rPr>
         <w:t xml:space="preserve"> L </w:t>
       </w:r>
       <w:r>
         <w:rPr>
-          <w:rFonts w:hint="eastAsia"/>
+          <w:rFonts w:hint="eastAsia" w:eastAsia="黑体"/>
         </w:rPr>
         <w:t xml:space="preserve">滤波后再接负载，直接带感性负载时注意滤波电感的连续性。</w:t>
       </w:r>
@@ -2928,25 +3201,31 @@
       </w:pPr>
       <w:r>
         <w:rPr>
-          <w:rFonts w:hint="eastAsia"/>
+          <w:rFonts w:hint="eastAsia" w:eastAsia="黑体"/>
         </w:rPr>
         <w:t xml:space="preserve">高频开关产生的</w:t>
       </w:r>
       <w:r>
+        <w:rPr>
+          <w:rFonts w:eastAsia="黑体"/>
+        </w:rPr>
         <w:t xml:space="preserve"> EMI </w:t>
       </w:r>
       <w:r>
         <w:rPr>
-          <w:rFonts w:hint="eastAsia"/>
+          <w:rFonts w:hint="eastAsia" w:eastAsia="黑体"/>
         </w:rPr>
         <w:t xml:space="preserve">需通过</w:t>
       </w:r>
       <w:r>
+        <w:rPr>
+          <w:rFonts w:eastAsia="黑体"/>
+        </w:rPr>
         <w:t xml:space="preserve"> PCB </w:t>
       </w:r>
       <w:r>
         <w:rPr>
-          <w:rFonts w:hint="eastAsia"/>
+          <w:rFonts w:hint="eastAsia" w:eastAsia="黑体"/>
         </w:rPr>
         <w:t xml:space="preserve">布线、吸收电路与屏蔽加以抑制。</w:t>
       </w:r>
@@ -2959,7 +3238,7 @@
       </w:pPr>
       <w:r>
         <w:rPr>
-          <w:rFonts w:hint="eastAsia"/>
+          <w:rFonts w:hint="eastAsia" w:eastAsia="黑体"/>
         </w:rPr>
         <w:t xml:space="preserve">参考资料</w:t>
       </w:r>
@@ -2973,6 +3252,9 @@
         </w:numPr>
       </w:pPr>
       <w:r>
+        <w:rPr>
+          <w:rFonts w:eastAsia="黑体"/>
+        </w:rPr>
         <w:t xml:space="preserve">Wikipedia: Pulse-width modulation / SPWM。</w:t>
       </w:r>
     </w:p>
@@ -2986,7 +3268,7 @@
       </w:pPr>
       <w:r>
         <w:rPr>
-          <w:rFonts w:hint="eastAsia"/>
+          <w:rFonts w:hint="eastAsia" w:eastAsia="黑体"/>
         </w:rPr>
         <w:t xml:space="preserve">《电力电子技术》（王兆安）。</w:t>
       </w:r>
@@ -3000,29 +3282,38 @@
         </w:numPr>
       </w:pPr>
       <w:r>
+        <w:rPr>
+          <w:rFonts w:eastAsia="黑体"/>
+        </w:rPr>
         <w:t xml:space="preserve">TI </w:t>
       </w:r>
       <w:r>
         <w:rPr>
-          <w:rFonts w:hint="eastAsia"/>
+          <w:rFonts w:hint="eastAsia" w:eastAsia="黑体"/>
         </w:rPr>
         <w:t xml:space="preserve">应用笔记</w:t>
       </w:r>
       <w:r>
+        <w:rPr>
+          <w:rFonts w:eastAsia="黑体"/>
+        </w:rPr>
         <w:t xml:space="preserve"> </w:t>
       </w:r>
       <w:r>
         <w:rPr>
-          <w:rFonts w:hint="eastAsia"/>
+          <w:rFonts w:hint="eastAsia" w:eastAsia="黑体"/>
         </w:rPr>
         <w:t xml:space="preserve">SPRA602（SPWM</w:t>
       </w:r>
       <w:r>
+        <w:rPr>
+          <w:rFonts w:eastAsia="黑体"/>
+        </w:rPr>
         <w:t xml:space="preserve"> </w:t>
       </w:r>
       <w:r>
         <w:rPr>
-          <w:rFonts w:hint="eastAsia"/>
+          <w:rFonts w:hint="eastAsia" w:eastAsia="黑体"/>
         </w:rPr>
         <w:t xml:space="preserve">生成）。</w:t>
       </w:r>
@@ -3036,11 +3327,11 @@
       </w:pPr>
       <w:r>
         <w:rPr>
-          <w:rFonts w:ascii="Times New Roman" w:hAnsi="Times New Roman"/>
+          <w:rFonts w:ascii="Times New Roman" w:hAnsi="Times New Roman" w:eastAsia="黑体"/>
           <w:color w:val="555555"/>
           <w:sz w:val="21"/>
         </w:rPr>
-        <w:t>材料收集者：杜文杰</w:t>
+        <w:t>材料收集者：杜文杰，WX手机：19519196569，QQ:3478827729</w:t>
       </w:r>
     </w:p>
     <w:sectPr>
@@ -3060,7 +3351,7 @@
 </file>
 
 <file path=word/footer1.xml><?xml version="1.0" encoding="utf-8"?>
-<w:ftr xmlns:m="http://schemas.openxmlformats.org/officeDocument/2006/math" xmlns:mc="http://schemas.openxmlformats.org/markup-compatibility/2006" xmlns:mo="http://schemas.microsoft.com/office/mac/office/2008/main" xmlns:mv="urn:schemas-microsoft-com:mac:vml" xmlns:o="urn:schemas-microsoft-com:office:office" xmlns:r="http://schemas.openxmlformats.org/officeDocument/2006/relationships" xmlns:v="urn:schemas-microsoft-com:vml" xmlns:w10="urn:schemas-microsoft-com:office:word" xmlns:w14="http://schemas.microsoft.com/office/word/2010/wordml" xmlns:w="http://schemas.openxmlformats.org/wordprocessingml/2006/main" xmlns:wne="http://schemas.microsoft.com/office/word/2006/wordml" xmlns:wp14="http://schemas.microsoft.com/office/word/2010/wordprocessingDrawing" xmlns:wp="http://schemas.openxmlformats.org/drawingml/2006/wordprocessingDrawing" xmlns:wpc="http://schemas.microsoft.com/office/word/2010/wordprocessingCanvas" xmlns:wpg="http://schemas.microsoft.com/office/word/2010/wordprocessingGroup" xmlns:wpi="http://schemas.microsoft.com/office/word/2010/wordprocessingInk" xmlns:wps="http://schemas.microsoft.com/office/word/2010/wordprocessingShape" mc:Ignorable="w14 wp14">
+<w:ftr xmlns:mc="http://schemas.openxmlformats.org/markup-compatibility/2006" xmlns:w="http://schemas.openxmlformats.org/wordprocessingml/2006/main" xmlns:m="http://schemas.openxmlformats.org/officeDocument/2006/math" xmlns:mo="http://schemas.microsoft.com/office/mac/office/2008/main" xmlns:mv="urn:schemas-microsoft-com:mac:vml" xmlns:o="urn:schemas-microsoft-com:office:office" xmlns:r="http://schemas.openxmlformats.org/officeDocument/2006/relationships" xmlns:v="urn:schemas-microsoft-com:vml" xmlns:w10="urn:schemas-microsoft-com:office:word" xmlns:w14="http://schemas.microsoft.com/office/word/2010/wordml" xmlns:wne="http://schemas.microsoft.com/office/word/2006/wordml" xmlns:wp14="http://schemas.microsoft.com/office/word/2010/wordprocessingDrawing" xmlns:wp="http://schemas.openxmlformats.org/drawingml/2006/wordprocessingDrawing" xmlns:wpc="http://schemas.microsoft.com/office/word/2010/wordprocessingCanvas" xmlns:wpg="http://schemas.microsoft.com/office/word/2010/wordprocessingGroup" xmlns:wpi="http://schemas.microsoft.com/office/word/2010/wordprocessingInk" xmlns:wps="http://schemas.microsoft.com/office/word/2010/wordprocessingShape" mc:Ignorable="w14 wp14">
   <w:p>
     <w:pPr>
       <w:pStyle w:val="Footer"/>
@@ -3068,12 +3359,14 @@
     </w:pPr>
     <w:r>
       <w:rPr>
+        <w:rFonts w:eastAsia="黑体"/>
         <w:sz w:val="18"/>
       </w:rPr>
       <w:t xml:space="preserve">第 </w:t>
     </w:r>
     <w:r>
       <w:rPr>
+        <w:rFonts w:eastAsia="黑体"/>
         <w:sz w:val="18"/>
       </w:rPr>
       <w:fldChar w:fldCharType="begin"/>
@@ -3082,6 +3375,7 @@
     </w:r>
     <w:r>
       <w:rPr>
+        <w:rFonts w:eastAsia="黑体"/>
         <w:sz w:val="18"/>
       </w:rPr>
       <w:t xml:space="preserve"> 页</w:t>
@@ -3095,6 +3389,9 @@
   <w:footnote w:type="continuationSeparator" w:id="0">
     <w:p>
       <w:r>
+        <w:rPr>
+          <w:rFonts w:eastAsia="黑体"/>
+        </w:rPr>
         <w:continuationSeparator/>
       </w:r>
     </w:p>
@@ -3102,6 +3399,9 @@
   <w:footnote w:type="separator" w:id="-1">
     <w:p>
       <w:r>
+        <w:rPr>
+          <w:rFonts w:eastAsia="黑体"/>
+        </w:rPr>
         <w:separator/>
       </w:r>
     </w:p>
@@ -3110,7 +3410,7 @@
 </file>
 
 <file path=word/header1.xml><?xml version="1.0" encoding="utf-8"?>
-<w:hdr xmlns:m="http://schemas.openxmlformats.org/officeDocument/2006/math" xmlns:mc="http://schemas.openxmlformats.org/markup-compatibility/2006" xmlns:mo="http://schemas.microsoft.com/office/mac/office/2008/main" xmlns:mv="urn:schemas-microsoft-com:mac:vml" xmlns:o="urn:schemas-microsoft-com:office:office" xmlns:r="http://schemas.openxmlformats.org/officeDocument/2006/relationships" xmlns:v="urn:schemas-microsoft-com:vml" xmlns:w10="urn:schemas-microsoft-com:office:word" xmlns:w14="http://schemas.microsoft.com/office/word/2010/wordml" xmlns:w="http://schemas.openxmlformats.org/wordprocessingml/2006/main" xmlns:wne="http://schemas.microsoft.com/office/word/2006/wordml" xmlns:wp14="http://schemas.microsoft.com/office/word/2010/wordprocessingDrawing" xmlns:wp="http://schemas.openxmlformats.org/drawingml/2006/wordprocessingDrawing" xmlns:wpc="http://schemas.microsoft.com/office/word/2010/wordprocessingCanvas" xmlns:wpg="http://schemas.microsoft.com/office/word/2010/wordprocessingGroup" xmlns:wpi="http://schemas.microsoft.com/office/word/2010/wordprocessingInk" xmlns:wps="http://schemas.microsoft.com/office/word/2010/wordprocessingShape" mc:Ignorable="w14 wp14">
+<w:hdr xmlns:mc="http://schemas.openxmlformats.org/markup-compatibility/2006" xmlns:w="http://schemas.openxmlformats.org/wordprocessingml/2006/main" xmlns:m="http://schemas.openxmlformats.org/officeDocument/2006/math" xmlns:mo="http://schemas.microsoft.com/office/mac/office/2008/main" xmlns:mv="urn:schemas-microsoft-com:mac:vml" xmlns:o="urn:schemas-microsoft-com:office:office" xmlns:r="http://schemas.openxmlformats.org/officeDocument/2006/relationships" xmlns:v="urn:schemas-microsoft-com:vml" xmlns:w10="urn:schemas-microsoft-com:office:word" xmlns:w14="http://schemas.microsoft.com/office/word/2010/wordml" xmlns:wne="http://schemas.microsoft.com/office/word/2006/wordml" xmlns:wp14="http://schemas.microsoft.com/office/word/2010/wordprocessingDrawing" xmlns:wp="http://schemas.openxmlformats.org/drawingml/2006/wordprocessingDrawing" xmlns:wpc="http://schemas.microsoft.com/office/word/2010/wordprocessingCanvas" xmlns:wpg="http://schemas.microsoft.com/office/word/2010/wordprocessingGroup" xmlns:wpi="http://schemas.microsoft.com/office/word/2010/wordprocessingInk" xmlns:wps="http://schemas.microsoft.com/office/word/2010/wordprocessingShape" mc:Ignorable="w14 wp14">
   <w:p>
     <w:pPr>
       <w:pStyle w:val="Header"/>
@@ -3118,7 +3418,7 @@
     </w:pPr>
     <w:r>
       <w:rPr>
-        <w:rFonts w:ascii="Times New Roman" w:hAnsi="Times New Roman"/>
+        <w:rFonts w:ascii="Times New Roman" w:hAnsi="Times New Roman" w:eastAsia="黑体"/>
         <w:sz w:val="18"/>
         <w:rFonts w:eastAsia="黑体"/>
         <w:rFonts w:eastAsia="黑体"/>
@@ -3130,7 +3430,7 @@
 </file>
 
 <file path=word/numbering.xml><?xml version="1.0" encoding="utf-8"?>
-<w:numbering xmlns:m="http://schemas.openxmlformats.org/officeDocument/2006/math" xmlns:mc="http://schemas.openxmlformats.org/markup-compatibility/2006" xmlns:mo="http://schemas.microsoft.com/office/mac/office/2008/main" xmlns:mv="urn:schemas-microsoft-com:mac:vml" xmlns:o="urn:schemas-microsoft-com:office:office" xmlns:r="http://schemas.openxmlformats.org/officeDocument/2006/relationships" xmlns:v="urn:schemas-microsoft-com:vml" xmlns:w="http://schemas.openxmlformats.org/wordprocessingml/2006/main" xmlns:w10="urn:schemas-microsoft-com:office:word" xmlns:w14="http://schemas.microsoft.com/office/word/2010/wordml" xmlns:wne="http://schemas.microsoft.com/office/word/2006/wordml" xmlns:wp="http://schemas.openxmlformats.org/drawingml/2006/wordprocessingDrawing" xmlns:wp14="http://schemas.microsoft.com/office/word/2010/wordprocessingDrawing" xmlns:wpc="http://schemas.microsoft.com/office/word/2010/wordprocessingCanvas" xmlns:wpg="http://schemas.microsoft.com/office/word/2010/wordprocessingGroup" xmlns:wpi="http://schemas.microsoft.com/office/word/2010/wordprocessingInk" xmlns:wps="http://schemas.microsoft.com/office/word/2010/wordprocessingShape" mc:Ignorable="w14 wp14">
+<w:numbering xmlns:mc="http://schemas.openxmlformats.org/markup-compatibility/2006" xmlns:w="http://schemas.openxmlformats.org/wordprocessingml/2006/main" xmlns:m="http://schemas.openxmlformats.org/officeDocument/2006/math" xmlns:mo="http://schemas.microsoft.com/office/mac/office/2008/main" xmlns:mv="urn:schemas-microsoft-com:mac:vml" xmlns:o="urn:schemas-microsoft-com:office:office" xmlns:r="http://schemas.openxmlformats.org/officeDocument/2006/relationships" xmlns:v="urn:schemas-microsoft-com:vml" xmlns:w10="urn:schemas-microsoft-com:office:word" xmlns:w14="http://schemas.microsoft.com/office/word/2010/wordml" xmlns:wne="http://schemas.microsoft.com/office/word/2006/wordml" xmlns:wp="http://schemas.openxmlformats.org/drawingml/2006/wordprocessingDrawing" xmlns:wp14="http://schemas.microsoft.com/office/word/2010/wordprocessingDrawing" xmlns:wpc="http://schemas.microsoft.com/office/word/2010/wordprocessingCanvas" xmlns:wpg="http://schemas.microsoft.com/office/word/2010/wordprocessingGroup" xmlns:wpi="http://schemas.microsoft.com/office/word/2010/wordprocessingInk" xmlns:wps="http://schemas.microsoft.com/office/word/2010/wordprocessingShape" mc:Ignorable="w14 wp14">
   <w:abstractNum w:abstractNumId="0">
     <w:nsid w:val="FFFFFF7C"/>
     <w:multiLevelType w:val="singleLevel"/>
@@ -3217,7 +3517,7 @@
         <w:ind w:hanging="360" w:left="1440"/>
       </w:pPr>
       <w:rPr>
-        <w:rFonts w:ascii="Symbol" w:hAnsi="Symbol" w:hint="default"/>
+        <w:rFonts w:ascii="Symbol" w:hAnsi="Symbol" w:hint="default" w:eastAsia="黑体"/>
       </w:rPr>
     </w:lvl>
   </w:abstractNum>
@@ -3238,7 +3538,7 @@
         <w:ind w:hanging="360" w:left="1080"/>
       </w:pPr>
       <w:rPr>
-        <w:rFonts w:ascii="Symbol" w:hAnsi="Symbol" w:hint="default"/>
+        <w:rFonts w:ascii="Symbol" w:hAnsi="Symbol" w:hint="default" w:eastAsia="黑体"/>
       </w:rPr>
     </w:lvl>
   </w:abstractNum>
@@ -3259,7 +3559,7 @@
         <w:ind w:hanging="360" w:left="720"/>
       </w:pPr>
       <w:rPr>
-        <w:rFonts w:ascii="Symbol" w:hAnsi="Symbol" w:hint="default"/>
+        <w:rFonts w:ascii="Symbol" w:hAnsi="Symbol" w:hint="default" w:eastAsia="黑体"/>
       </w:rPr>
     </w:lvl>
   </w:abstractNum>
@@ -3298,7 +3598,7 @@
         <w:ind w:hanging="360" w:left="360"/>
       </w:pPr>
       <w:rPr>
-        <w:rFonts w:ascii="Symbol" w:hAnsi="Symbol" w:hint="default"/>
+        <w:rFonts w:ascii="Symbol" w:hAnsi="Symbol" w:hint="default" w:eastAsia="黑体"/>
       </w:rPr>
     </w:lvl>
   </w:abstractNum>
@@ -3389,7 +3689,7 @@
         <w:ind w:left="720" w:hanging="360"/>
       </w:pPr>
       <w:rPr>
-        <w:rFonts w:ascii="Symbol" w:hAnsi="Symbol" w:cs="Symbol" w:hint="default"/>
+        <w:rFonts w:ascii="Symbol" w:hAnsi="Symbol" w:cs="Symbol" w:hint="default" w:eastAsia="黑体"/>
       </w:rPr>
     </w:lvl>
     <w:lvl w:ilvl="1">
@@ -3400,7 +3700,7 @@
         <w:ind w:left="1440" w:hanging="360"/>
       </w:pPr>
       <w:rPr>
-        <w:rFonts w:ascii="Courier New" w:hAnsi="Courier New" w:cs="Courier New" w:hint="default"/>
+        <w:rFonts w:ascii="Courier New" w:hAnsi="Courier New" w:cs="Courier New" w:hint="default" w:eastAsia="黑体"/>
       </w:rPr>
     </w:lvl>
     <w:lvl w:ilvl="2">
@@ -3411,7 +3711,7 @@
         <w:ind w:left="2160" w:hanging="360"/>
       </w:pPr>
       <w:rPr>
-        <w:rFonts w:ascii="Wingdings" w:hAnsi="Wingdings" w:cs="Wingdings" w:hint="default"/>
+        <w:rFonts w:ascii="Wingdings" w:hAnsi="Wingdings" w:cs="Wingdings" w:hint="default" w:eastAsia="黑体"/>
       </w:rPr>
     </w:lvl>
     <w:lvl w:ilvl="3">
@@ -3422,7 +3722,7 @@
         <w:ind w:left="2880" w:hanging="360"/>
       </w:pPr>
       <w:rPr>
-        <w:rFonts w:ascii="Symbol" w:hAnsi="Symbol" w:cs="Symbol" w:hint="default"/>
+        <w:rFonts w:ascii="Symbol" w:hAnsi="Symbol" w:cs="Symbol" w:hint="default" w:eastAsia="黑体"/>
       </w:rPr>
     </w:lvl>
     <w:lvl w:ilvl="4">
@@ -3433,7 +3733,7 @@
         <w:ind w:left="3600" w:hanging="360"/>
       </w:pPr>
       <w:rPr>
-        <w:rFonts w:ascii="Courier New" w:hAnsi="Courier New" w:cs="Courier New" w:hint="default"/>
+        <w:rFonts w:ascii="Courier New" w:hAnsi="Courier New" w:cs="Courier New" w:hint="default" w:eastAsia="黑体"/>
       </w:rPr>
     </w:lvl>
     <w:lvl w:ilvl="5">
@@ -3444,7 +3744,7 @@
         <w:ind w:left="4320" w:hanging="360"/>
       </w:pPr>
       <w:rPr>
-        <w:rFonts w:ascii="Wingdings" w:hAnsi="Wingdings" w:cs="Wingdings" w:hint="default"/>
+        <w:rFonts w:ascii="Wingdings" w:hAnsi="Wingdings" w:cs="Wingdings" w:hint="default" w:eastAsia="黑体"/>
       </w:rPr>
     </w:lvl>
     <w:lvl w:ilvl="6">
@@ -3455,7 +3755,7 @@
         <w:ind w:left="5040" w:hanging="360"/>
       </w:pPr>
       <w:rPr>
-        <w:rFonts w:ascii="Symbol" w:hAnsi="Symbol" w:cs="Symbol" w:hint="default"/>
+        <w:rFonts w:ascii="Symbol" w:hAnsi="Symbol" w:cs="Symbol" w:hint="default" w:eastAsia="黑体"/>
       </w:rPr>
     </w:lvl>
     <w:lvl w:ilvl="7">
@@ -3466,7 +3766,7 @@
         <w:ind w:left="5760" w:hanging="360"/>
       </w:pPr>
       <w:rPr>
-        <w:rFonts w:ascii="Courier New" w:hAnsi="Courier New" w:cs="Courier New" w:hint="default"/>
+        <w:rFonts w:ascii="Courier New" w:hAnsi="Courier New" w:cs="Courier New" w:hint="default" w:eastAsia="黑体"/>
       </w:rPr>
     </w:lvl>
     <w:lvl w:ilvl="8">
@@ -3477,7 +3777,7 @@
         <w:ind w:left="6480" w:hanging="360"/>
       </w:pPr>
       <w:rPr>
-        <w:rFonts w:ascii="Wingdings" w:hAnsi="Wingdings" w:cs="Wingdings" w:hint="default"/>
+        <w:rFonts w:ascii="Wingdings" w:hAnsi="Wingdings" w:cs="Wingdings" w:hint="default" w:eastAsia="黑体"/>
       </w:rPr>
     </w:lvl>
   </w:abstractNum>
@@ -3533,11 +3833,11 @@
 </file>
 
 <file path=word/styles.xml><?xml version="1.0" encoding="utf-8"?>
-<w:styles xmlns:mc="http://schemas.openxmlformats.org/markup-compatibility/2006" xmlns:r="http://schemas.openxmlformats.org/officeDocument/2006/relationships" xmlns:w="http://schemas.openxmlformats.org/wordprocessingml/2006/main" xmlns:w14="http://schemas.microsoft.com/office/word/2010/wordml" mc:Ignorable="w14">
+<w:styles xmlns:mc="http://schemas.openxmlformats.org/markup-compatibility/2006" xmlns:w="http://schemas.openxmlformats.org/wordprocessingml/2006/main" xmlns:r="http://schemas.openxmlformats.org/officeDocument/2006/relationships" xmlns:w14="http://schemas.microsoft.com/office/word/2010/wordml" mc:Ignorable="w14">
   <w:docDefaults>
     <w:rPrDefault>
       <w:rPr>
-        <w:rFonts w:asciiTheme="minorHAnsi" w:cstheme="minorBidi" w:eastAsiaTheme="minorEastAsia" w:hAnsiTheme="minorHAnsi"/>
+        <w:rFonts w:asciiTheme="minorHAnsi" w:cstheme="minorBidi" w:hAnsiTheme="minorHAnsi" w:eastAsia="黑体"/>
         <w:sz w:val="22"/>
         <w:szCs w:val="22"/>
         <w:lang w:bidi="ar-SA" w:eastAsia="en-US" w:val="en-US"/>
@@ -3759,7 +4059,7 @@
       <w:outlineLvl w:val="0"/>
     </w:pPr>
     <w:rPr>
-      <w:rFonts w:ascii="Times New Roman" w:asciiTheme="majorHAnsi" w:cstheme="majorBidi" w:eastAsia="黑体" w:eastAsiaTheme="majorEastAsia" w:hAnsi="Times New Roman" w:hAnsiTheme="majorHAnsi"/>
+      <w:rFonts w:ascii="Times New Roman" w:asciiTheme="majorHAnsi" w:cstheme="majorBidi" w:eastAsia="黑体" w:hAnsi="Times New Roman" w:hAnsiTheme="majorHAnsi"/>
       <w:b/>
       <w:bCs/>
       <w:color w:val="1F3864"/>
@@ -3783,7 +4083,7 @@
       <w:outlineLvl w:val="1"/>
     </w:pPr>
     <w:rPr>
-      <w:rFonts w:ascii="Times New Roman" w:asciiTheme="majorHAnsi" w:cstheme="majorBidi" w:eastAsia="黑体" w:eastAsiaTheme="majorEastAsia" w:hAnsi="Times New Roman" w:hAnsiTheme="majorHAnsi"/>
+      <w:rFonts w:ascii="Times New Roman" w:asciiTheme="majorHAnsi" w:cstheme="majorBidi" w:eastAsia="黑体" w:hAnsi="Times New Roman" w:hAnsiTheme="majorHAnsi"/>
       <w:b/>
       <w:bCs/>
       <w:color w:val="2E4E7E"/>
@@ -3807,7 +4107,7 @@
       <w:outlineLvl w:val="2"/>
     </w:pPr>
     <w:rPr>
-      <w:rFonts w:ascii="Times New Roman" w:asciiTheme="majorHAnsi" w:cstheme="majorBidi" w:eastAsia="黑体" w:eastAsiaTheme="majorEastAsia" w:hAnsi="Times New Roman" w:hAnsiTheme="majorHAnsi"/>
+      <w:rFonts w:ascii="Times New Roman" w:asciiTheme="majorHAnsi" w:cstheme="majorBidi" w:eastAsia="黑体" w:hAnsi="Times New Roman" w:hAnsiTheme="majorHAnsi"/>
       <w:b/>
       <w:bCs/>
       <w:color w:val="2E4E7E"/>
@@ -3831,7 +4131,7 @@
       <w:outlineLvl w:val="3"/>
     </w:pPr>
     <w:rPr>
-      <w:rFonts w:ascii="Times New Roman" w:asciiTheme="majorHAnsi" w:cstheme="majorBidi" w:eastAsia="黑体" w:eastAsiaTheme="majorEastAsia" w:hAnsi="Times New Roman" w:hAnsiTheme="majorHAnsi"/>
+      <w:rFonts w:ascii="Times New Roman" w:asciiTheme="majorHAnsi" w:cstheme="majorBidi" w:eastAsia="黑体" w:hAnsi="Times New Roman" w:hAnsiTheme="majorHAnsi"/>
       <w:b/>
       <w:bCs/>
       <w:i/>
@@ -3857,7 +4157,7 @@
       <w:outlineLvl w:val="4"/>
     </w:pPr>
     <w:rPr>
-      <w:rFonts w:ascii="Times New Roman" w:asciiTheme="majorHAnsi" w:cstheme="majorBidi" w:eastAsia="黑体" w:eastAsiaTheme="majorEastAsia" w:hAnsi="Times New Roman" w:hAnsiTheme="majorHAnsi"/>
+      <w:rFonts w:ascii="Times New Roman" w:asciiTheme="majorHAnsi" w:cstheme="majorBidi" w:eastAsia="黑体" w:hAnsi="Times New Roman" w:hAnsiTheme="majorHAnsi"/>
       <w:b/>
       <w:color w:val="333333"/>
       <w:sz w:val="22"/>
@@ -3880,7 +4180,7 @@
       <w:outlineLvl w:val="5"/>
     </w:pPr>
     <w:rPr>
-      <w:rFonts w:asciiTheme="majorHAnsi" w:cstheme="majorBidi" w:eastAsiaTheme="majorEastAsia" w:hAnsiTheme="majorHAnsi"/>
+      <w:rFonts w:asciiTheme="majorHAnsi" w:cstheme="majorBidi" w:hAnsiTheme="majorHAnsi" w:eastAsia="黑体"/>
       <w:i/>
       <w:iCs/>
       <w:color w:themeColor="accent1" w:themeShade="7F" w:val="243F60"/>
@@ -3903,7 +4203,7 @@
       <w:outlineLvl w:val="6"/>
     </w:pPr>
     <w:rPr>
-      <w:rFonts w:asciiTheme="majorHAnsi" w:cstheme="majorBidi" w:eastAsiaTheme="majorEastAsia" w:hAnsiTheme="majorHAnsi"/>
+      <w:rFonts w:asciiTheme="majorHAnsi" w:cstheme="majorBidi" w:hAnsiTheme="majorHAnsi" w:eastAsia="黑体"/>
       <w:i/>
       <w:iCs/>
       <w:color w:themeColor="text1" w:themeTint="BF" w:val="404040"/>
@@ -3926,7 +4226,7 @@
       <w:outlineLvl w:val="7"/>
     </w:pPr>
     <w:rPr>
-      <w:rFonts w:asciiTheme="majorHAnsi" w:cstheme="majorBidi" w:eastAsiaTheme="majorEastAsia" w:hAnsiTheme="majorHAnsi"/>
+      <w:rFonts w:asciiTheme="majorHAnsi" w:cstheme="majorBidi" w:hAnsiTheme="majorHAnsi" w:eastAsia="黑体"/>
       <w:color w:themeColor="accent1" w:val="4F81BD"/>
       <w:sz w:val="20"/>
       <w:szCs w:val="20"/>
@@ -3949,7 +4249,7 @@
       <w:outlineLvl w:val="8"/>
     </w:pPr>
     <w:rPr>
-      <w:rFonts w:asciiTheme="majorHAnsi" w:cstheme="majorBidi" w:eastAsiaTheme="majorEastAsia" w:hAnsiTheme="majorHAnsi"/>
+      <w:rFonts w:asciiTheme="majorHAnsi" w:cstheme="majorBidi" w:hAnsiTheme="majorHAnsi" w:eastAsia="黑体"/>
       <w:i/>
       <w:iCs/>
       <w:color w:themeColor="text1" w:themeTint="BF" w:val="404040"/>
@@ -4000,7 +4300,7 @@
     <w:uiPriority w:val="9"/>
     <w:rsid w:val="00FC693F"/>
     <w:rPr>
-      <w:rFonts w:asciiTheme="majorHAnsi" w:cstheme="majorBidi" w:eastAsiaTheme="majorEastAsia" w:hAnsiTheme="majorHAnsi"/>
+      <w:rFonts w:asciiTheme="majorHAnsi" w:cstheme="majorBidi" w:hAnsiTheme="majorHAnsi" w:eastAsia="黑体"/>
       <w:b/>
       <w:bCs/>
       <w:color w:themeColor="accent1" w:themeShade="BF" w:val="365F91"/>
@@ -4015,7 +4315,7 @@
     <w:uiPriority w:val="9"/>
     <w:rsid w:val="00FC693F"/>
     <w:rPr>
-      <w:rFonts w:asciiTheme="majorHAnsi" w:cstheme="majorBidi" w:eastAsiaTheme="majorEastAsia" w:hAnsiTheme="majorHAnsi"/>
+      <w:rFonts w:asciiTheme="majorHAnsi" w:cstheme="majorBidi" w:hAnsiTheme="majorHAnsi" w:eastAsia="黑体"/>
       <w:b/>
       <w:bCs/>
       <w:color w:themeColor="accent1" w:val="4F81BD"/>
@@ -4030,7 +4330,7 @@
     <w:uiPriority w:val="9"/>
     <w:rsid w:val="00FC693F"/>
     <w:rPr>
-      <w:rFonts w:asciiTheme="majorHAnsi" w:cstheme="majorBidi" w:eastAsiaTheme="majorEastAsia" w:hAnsiTheme="majorHAnsi"/>
+      <w:rFonts w:asciiTheme="majorHAnsi" w:cstheme="majorBidi" w:hAnsiTheme="majorHAnsi" w:eastAsia="黑体"/>
       <w:b/>
       <w:bCs/>
       <w:color w:themeColor="accent1" w:val="4F81BD"/>
@@ -4053,7 +4353,7 @@
       <w:contextualSpacing/>
     </w:pPr>
     <w:rPr>
-      <w:rFonts w:ascii="Times New Roman" w:asciiTheme="majorHAnsi" w:cstheme="majorBidi" w:eastAsia="黑体" w:eastAsiaTheme="majorEastAsia" w:hAnsi="Times New Roman" w:hAnsiTheme="majorHAnsi"/>
+      <w:rFonts w:ascii="Times New Roman" w:asciiTheme="majorHAnsi" w:cstheme="majorBidi" w:eastAsia="黑体" w:hAnsi="Times New Roman" w:hAnsiTheme="majorHAnsi"/>
       <w:b/>
       <w:color w:val="1F3864"/>
       <w:spacing w:val="5"/>
@@ -4069,7 +4369,7 @@
     <w:uiPriority w:val="10"/>
     <w:rsid w:val="00FC693F"/>
     <w:rPr>
-      <w:rFonts w:asciiTheme="majorHAnsi" w:cstheme="majorBidi" w:eastAsiaTheme="majorEastAsia" w:hAnsiTheme="majorHAnsi"/>
+      <w:rFonts w:asciiTheme="majorHAnsi" w:cstheme="majorBidi" w:hAnsiTheme="majorHAnsi" w:eastAsia="黑体"/>
       <w:color w:themeColor="text2" w:themeShade="BF" w:val="17365D"/>
       <w:spacing w:val="5"/>
       <w:kern w:val="28"/>
@@ -4091,7 +4391,7 @@
       </w:numPr>
     </w:pPr>
     <w:rPr>
-      <w:rFonts w:asciiTheme="majorHAnsi" w:cstheme="majorBidi" w:eastAsiaTheme="majorEastAsia" w:hAnsiTheme="majorHAnsi"/>
+      <w:rFonts w:asciiTheme="majorHAnsi" w:cstheme="majorBidi" w:hAnsiTheme="majorHAnsi" w:eastAsia="黑体"/>
       <w:i/>
       <w:iCs/>
       <w:color w:themeColor="accent1" w:val="4F81BD"/>
@@ -4107,7 +4407,7 @@
     <w:uiPriority w:val="11"/>
     <w:rsid w:val="00FC693F"/>
     <w:rPr>
-      <w:rFonts w:asciiTheme="majorHAnsi" w:cstheme="majorBidi" w:eastAsiaTheme="majorEastAsia" w:hAnsiTheme="majorHAnsi"/>
+      <w:rFonts w:asciiTheme="majorHAnsi" w:cstheme="majorBidi" w:hAnsiTheme="majorHAnsi" w:eastAsia="黑体"/>
       <w:i/>
       <w:iCs/>
       <w:color w:themeColor="accent1" w:val="4F81BD"/>
@@ -4174,6 +4474,7 @@
       <w:spacing w:after="120"/>
     </w:pPr>
     <w:rPr>
+      <w:rFonts w:eastAsia="黑体"/>
       <w:sz w:val="16"/>
       <w:szCs w:val="16"/>
     </w:rPr>
@@ -4185,6 +4486,7 @@
     <w:uiPriority w:val="99"/>
     <w:rsid w:val="00AA1D8D"/>
     <w:rPr>
+      <w:rFonts w:eastAsia="黑体"/>
       <w:sz w:val="16"/>
       <w:szCs w:val="16"/>
     </w:rPr>
@@ -4354,7 +4656,7 @@
       </w:tabs>
     </w:pPr>
     <w:rPr>
-      <w:rFonts w:ascii="Courier" w:hAnsi="Courier"/>
+      <w:rFonts w:ascii="Courier" w:hAnsi="Courier" w:eastAsia="黑体"/>
       <w:sz w:val="20"/>
       <w:szCs w:val="20"/>
     </w:rPr>
@@ -4366,7 +4668,7 @@
     <w:uiPriority w:val="99"/>
     <w:rsid w:val="0029639D"/>
     <w:rPr>
-      <w:rFonts w:ascii="Courier" w:hAnsi="Courier"/>
+      <w:rFonts w:ascii="Courier" w:hAnsi="Courier" w:eastAsia="黑体"/>
       <w:sz w:val="20"/>
       <w:szCs w:val="20"/>
     </w:rPr>
@@ -4402,6 +4704,7 @@
     <w:uiPriority w:val="29"/>
     <w:rsid w:val="00FC693F"/>
     <w:rPr>
+      <w:rFonts w:eastAsia="黑体"/>
       <w:i/>
       <w:iCs/>
       <w:color w:themeColor="text1" w:val="000000"/>
@@ -4415,7 +4718,7 @@
     <w:semiHidden/>
     <w:rsid w:val="00FC693F"/>
     <w:rPr>
-      <w:rFonts w:asciiTheme="majorHAnsi" w:cstheme="majorBidi" w:eastAsiaTheme="majorEastAsia" w:hAnsiTheme="majorHAnsi"/>
+      <w:rFonts w:asciiTheme="majorHAnsi" w:cstheme="majorBidi" w:hAnsiTheme="majorHAnsi" w:eastAsia="黑体"/>
       <w:b/>
       <w:bCs/>
       <w:i/>
@@ -4431,7 +4734,7 @@
     <w:semiHidden/>
     <w:rsid w:val="00FC693F"/>
     <w:rPr>
-      <w:rFonts w:asciiTheme="majorHAnsi" w:cstheme="majorBidi" w:eastAsiaTheme="majorEastAsia" w:hAnsiTheme="majorHAnsi"/>
+      <w:rFonts w:asciiTheme="majorHAnsi" w:cstheme="majorBidi" w:hAnsiTheme="majorHAnsi" w:eastAsia="黑体"/>
       <w:color w:themeColor="accent1" w:themeShade="7F" w:val="243F60"/>
     </w:rPr>
   </w:style>
@@ -4443,7 +4746,7 @@
     <w:semiHidden/>
     <w:rsid w:val="00FC693F"/>
     <w:rPr>
-      <w:rFonts w:asciiTheme="majorHAnsi" w:cstheme="majorBidi" w:eastAsiaTheme="majorEastAsia" w:hAnsiTheme="majorHAnsi"/>
+      <w:rFonts w:asciiTheme="majorHAnsi" w:cstheme="majorBidi" w:hAnsiTheme="majorHAnsi" w:eastAsia="黑体"/>
       <w:i/>
       <w:iCs/>
       <w:color w:themeColor="accent1" w:themeShade="7F" w:val="243F60"/>
@@ -4457,7 +4760,7 @@
     <w:semiHidden/>
     <w:rsid w:val="00FC693F"/>
     <w:rPr>
-      <w:rFonts w:asciiTheme="majorHAnsi" w:cstheme="majorBidi" w:eastAsiaTheme="majorEastAsia" w:hAnsiTheme="majorHAnsi"/>
+      <w:rFonts w:asciiTheme="majorHAnsi" w:cstheme="majorBidi" w:hAnsiTheme="majorHAnsi" w:eastAsia="黑体"/>
       <w:i/>
       <w:iCs/>
       <w:color w:themeColor="text1" w:themeTint="BF" w:val="404040"/>
@@ -4471,7 +4774,7 @@
     <w:semiHidden/>
     <w:rsid w:val="00FC693F"/>
     <w:rPr>
-      <w:rFonts w:asciiTheme="majorHAnsi" w:cstheme="majorBidi" w:eastAsiaTheme="majorEastAsia" w:hAnsiTheme="majorHAnsi"/>
+      <w:rFonts w:asciiTheme="majorHAnsi" w:cstheme="majorBidi" w:hAnsiTheme="majorHAnsi" w:eastAsia="黑体"/>
       <w:color w:themeColor="accent1" w:val="4F81BD"/>
       <w:sz w:val="20"/>
       <w:szCs w:val="20"/>
@@ -4485,7 +4788,7 @@
     <w:semiHidden/>
     <w:rsid w:val="00FC693F"/>
     <w:rPr>
-      <w:rFonts w:asciiTheme="majorHAnsi" w:cstheme="majorBidi" w:eastAsiaTheme="majorEastAsia" w:hAnsiTheme="majorHAnsi"/>
+      <w:rFonts w:asciiTheme="majorHAnsi" w:cstheme="majorBidi" w:hAnsiTheme="majorHAnsi" w:eastAsia="黑体"/>
       <w:i/>
       <w:iCs/>
       <w:color w:themeColor="text1" w:themeTint="BF" w:val="404040"/>
@@ -4506,6 +4809,7 @@
       <w:spacing w:line="240" w:lineRule="auto"/>
     </w:pPr>
     <w:rPr>
+      <w:rFonts w:eastAsia="黑体"/>
       <w:b/>
       <w:bCs/>
       <w:color w:themeColor="accent1" w:val="4F81BD"/>
@@ -4520,6 +4824,7 @@
     <w:qFormat/>
     <w:rsid w:val="00FC693F"/>
     <w:rPr>
+      <w:rFonts w:eastAsia="黑体"/>
       <w:b/>
       <w:bCs/>
     </w:rPr>
@@ -4531,6 +4836,7 @@
     <w:qFormat/>
     <w:rsid w:val="00FC693F"/>
     <w:rPr>
+      <w:rFonts w:eastAsia="黑体"/>
       <w:i/>
       <w:iCs/>
     </w:rPr>
@@ -4551,6 +4857,7 @@
       <w:ind w:left="936" w:right="936"/>
     </w:pPr>
     <w:rPr>
+      <w:rFonts w:eastAsia="黑体"/>
       <w:b/>
       <w:bCs/>
       <w:i/>
@@ -4565,6 +4872,7 @@
     <w:uiPriority w:val="30"/>
     <w:rsid w:val="00FC693F"/>
     <w:rPr>
+      <w:rFonts w:eastAsia="黑体"/>
       <w:b/>
       <w:bCs/>
       <w:i/>
@@ -4579,6 +4887,7 @@
     <w:qFormat/>
     <w:rsid w:val="00FC693F"/>
     <w:rPr>
+      <w:rFonts w:eastAsia="黑体"/>
       <w:i/>
       <w:iCs/>
       <w:color w:themeColor="text1" w:themeTint="7F" w:val="808080"/>
@@ -4591,6 +4900,7 @@
     <w:qFormat/>
     <w:rsid w:val="00FC693F"/>
     <w:rPr>
+      <w:rFonts w:eastAsia="黑体"/>
       <w:b/>
       <w:bCs/>
       <w:i/>
@@ -4605,6 +4915,7 @@
     <w:qFormat/>
     <w:rsid w:val="00FC693F"/>
     <w:rPr>
+      <w:rFonts w:eastAsia="黑体"/>
       <w:smallCaps/>
       <w:color w:themeColor="accent2" w:val="C0504D"/>
       <w:u w:val="single"/>
@@ -4617,6 +4928,7 @@
     <w:qFormat/>
     <w:rsid w:val="00FC693F"/>
     <w:rPr>
+      <w:rFonts w:eastAsia="黑体"/>
       <w:b/>
       <w:bCs/>
       <w:smallCaps/>
@@ -4632,6 +4944,7 @@
     <w:qFormat/>
     <w:rsid w:val="00FC693F"/>
     <w:rPr>
+      <w:rFonts w:eastAsia="黑体"/>
       <w:b/>
       <w:bCs/>
       <w:smallCaps/>
@@ -4686,6 +4999,7 @@
       <w:spacing w:after="0" w:line="240" w:lineRule="auto"/>
     </w:pPr>
     <w:rPr>
+      <w:rFonts w:eastAsia="黑体"/>
       <w:color w:themeColor="text1" w:themeShade="BF" w:val="000000"/>
     </w:rPr>
     <w:tblPr>
@@ -4708,6 +5022,7 @@
         <w:spacing w:after="0" w:before="0" w:line="240" w:lineRule="auto"/>
       </w:pPr>
       <w:rPr>
+        <w:rFonts w:eastAsia="黑体"/>
         <w:b/>
         <w:bCs/>
       </w:rPr>
@@ -4728,6 +5043,7 @@
         <w:spacing w:after="0" w:before="0" w:line="240" w:lineRule="auto"/>
       </w:pPr>
       <w:rPr>
+        <w:rFonts w:eastAsia="黑体"/>
         <w:b/>
         <w:bCs/>
       </w:rPr>
@@ -4745,12 +5061,14 @@
     </w:tblStylePr>
     <w:tblStylePr w:type="firstCol">
       <w:rPr>
+        <w:rFonts w:eastAsia="黑体"/>
         <w:b/>
         <w:bCs/>
       </w:rPr>
     </w:tblStylePr>
     <w:tblStylePr w:type="lastCol">
       <w:rPr>
+        <w:rFonts w:eastAsia="黑体"/>
         <w:b/>
         <w:bCs/>
       </w:rPr>
@@ -4789,6 +5107,7 @@
       <w:spacing w:after="0" w:line="240" w:lineRule="auto"/>
     </w:pPr>
     <w:rPr>
+      <w:rFonts w:eastAsia="黑体"/>
       <w:color w:themeColor="accent1" w:themeShade="BF" w:val="365F91"/>
     </w:rPr>
     <w:tblPr>
@@ -4811,6 +5130,7 @@
         <w:spacing w:after="0" w:before="0" w:line="240" w:lineRule="auto"/>
       </w:pPr>
       <w:rPr>
+        <w:rFonts w:eastAsia="黑体"/>
         <w:b/>
         <w:bCs/>
       </w:rPr>
@@ -4831,6 +5151,7 @@
         <w:spacing w:after="0" w:before="0" w:line="240" w:lineRule="auto"/>
       </w:pPr>
       <w:rPr>
+        <w:rFonts w:eastAsia="黑体"/>
         <w:b/>
         <w:bCs/>
       </w:rPr>
@@ -4848,12 +5169,14 @@
     </w:tblStylePr>
     <w:tblStylePr w:type="firstCol">
       <w:rPr>
+        <w:rFonts w:eastAsia="黑体"/>
         <w:b/>
         <w:bCs/>
       </w:rPr>
     </w:tblStylePr>
     <w:tblStylePr w:type="lastCol">
       <w:rPr>
+        <w:rFonts w:eastAsia="黑体"/>
         <w:b/>
         <w:bCs/>
       </w:rPr>
@@ -4892,6 +5215,7 @@
       <w:spacing w:after="0" w:line="240" w:lineRule="auto"/>
     </w:pPr>
     <w:rPr>
+      <w:rFonts w:eastAsia="黑体"/>
       <w:color w:themeColor="accent2" w:themeShade="BF" w:val="943634"/>
     </w:rPr>
     <w:tblPr>
@@ -4914,6 +5238,7 @@
         <w:spacing w:after="0" w:before="0" w:line="240" w:lineRule="auto"/>
       </w:pPr>
       <w:rPr>
+        <w:rFonts w:eastAsia="黑体"/>
         <w:b/>
         <w:bCs/>
       </w:rPr>
@@ -4934,6 +5259,7 @@
         <w:spacing w:after="0" w:before="0" w:line="240" w:lineRule="auto"/>
       </w:pPr>
       <w:rPr>
+        <w:rFonts w:eastAsia="黑体"/>
         <w:b/>
         <w:bCs/>
       </w:rPr>
@@ -4951,12 +5277,14 @@
     </w:tblStylePr>
     <w:tblStylePr w:type="firstCol">
       <w:rPr>
+        <w:rFonts w:eastAsia="黑体"/>
         <w:b/>
         <w:bCs/>
       </w:rPr>
     </w:tblStylePr>
     <w:tblStylePr w:type="lastCol">
       <w:rPr>
+        <w:rFonts w:eastAsia="黑体"/>
         <w:b/>
         <w:bCs/>
       </w:rPr>
@@ -4995,6 +5323,7 @@
       <w:spacing w:after="0" w:line="240" w:lineRule="auto"/>
     </w:pPr>
     <w:rPr>
+      <w:rFonts w:eastAsia="黑体"/>
       <w:color w:themeColor="accent3" w:themeShade="BF" w:val="76923C"/>
     </w:rPr>
     <w:tblPr>
@@ -5017,6 +5346,7 @@
         <w:spacing w:after="0" w:before="0" w:line="240" w:lineRule="auto"/>
       </w:pPr>
       <w:rPr>
+        <w:rFonts w:eastAsia="黑体"/>
         <w:b/>
         <w:bCs/>
       </w:rPr>
@@ -5037,6 +5367,7 @@
         <w:spacing w:after="0" w:before="0" w:line="240" w:lineRule="auto"/>
       </w:pPr>
       <w:rPr>
+        <w:rFonts w:eastAsia="黑体"/>
         <w:b/>
         <w:bCs/>
       </w:rPr>
@@ -5054,12 +5385,14 @@
     </w:tblStylePr>
     <w:tblStylePr w:type="firstCol">
       <w:rPr>
+        <w:rFonts w:eastAsia="黑体"/>
         <w:b/>
         <w:bCs/>
       </w:rPr>
     </w:tblStylePr>
     <w:tblStylePr w:type="lastCol">
       <w:rPr>
+        <w:rFonts w:eastAsia="黑体"/>
         <w:b/>
         <w:bCs/>
       </w:rPr>
@@ -5098,6 +5431,7 @@
       <w:spacing w:after="0" w:line="240" w:lineRule="auto"/>
     </w:pPr>
     <w:rPr>
+      <w:rFonts w:eastAsia="黑体"/>
       <w:color w:themeColor="accent4" w:themeShade="BF" w:val="5F497A"/>
     </w:rPr>
     <w:tblPr>
@@ -5120,6 +5454,7 @@
         <w:spacing w:after="0" w:before="0" w:line="240" w:lineRule="auto"/>
       </w:pPr>
       <w:rPr>
+        <w:rFonts w:eastAsia="黑体"/>
         <w:b/>
         <w:bCs/>
       </w:rPr>
@@ -5140,6 +5475,7 @@
         <w:spacing w:after="0" w:before="0" w:line="240" w:lineRule="auto"/>
       </w:pPr>
       <w:rPr>
+        <w:rFonts w:eastAsia="黑体"/>
         <w:b/>
         <w:bCs/>
       </w:rPr>
@@ -5157,12 +5493,14 @@
     </w:tblStylePr>
     <w:tblStylePr w:type="firstCol">
       <w:rPr>
+        <w:rFonts w:eastAsia="黑体"/>
         <w:b/>
         <w:bCs/>
       </w:rPr>
     </w:tblStylePr>
     <w:tblStylePr w:type="lastCol">
       <w:rPr>
+        <w:rFonts w:eastAsia="黑体"/>
         <w:b/>
         <w:bCs/>
       </w:rPr>
@@ -5201,6 +5539,7 @@
       <w:spacing w:after="0" w:line="240" w:lineRule="auto"/>
     </w:pPr>
     <w:rPr>
+      <w:rFonts w:eastAsia="黑体"/>
       <w:color w:themeColor="accent5" w:themeShade="BF" w:val="31849B"/>
     </w:rPr>
     <w:tblPr>
@@ -5223,6 +5562,7 @@
         <w:spacing w:after="0" w:before="0" w:line="240" w:lineRule="auto"/>
       </w:pPr>
       <w:rPr>
+        <w:rFonts w:eastAsia="黑体"/>
         <w:b/>
         <w:bCs/>
       </w:rPr>
@@ -5243,6 +5583,7 @@
         <w:spacing w:after="0" w:before="0" w:line="240" w:lineRule="auto"/>
       </w:pPr>
       <w:rPr>
+        <w:rFonts w:eastAsia="黑体"/>
         <w:b/>
         <w:bCs/>
       </w:rPr>
@@ -5260,12 +5601,14 @@
     </w:tblStylePr>
     <w:tblStylePr w:type="firstCol">
       <w:rPr>
+        <w:rFonts w:eastAsia="黑体"/>
         <w:b/>
         <w:bCs/>
       </w:rPr>
     </w:tblStylePr>
     <w:tblStylePr w:type="lastCol">
       <w:rPr>
+        <w:rFonts w:eastAsia="黑体"/>
         <w:b/>
         <w:bCs/>
       </w:rPr>
@@ -5304,6 +5647,7 @@
       <w:spacing w:after="0" w:line="240" w:lineRule="auto"/>
     </w:pPr>
     <w:rPr>
+      <w:rFonts w:eastAsia="黑体"/>
       <w:color w:themeColor="accent6" w:themeShade="BF" w:val="E36C0A"/>
     </w:rPr>
     <w:tblPr>
@@ -5326,6 +5670,7 @@
         <w:spacing w:after="0" w:before="0" w:line="240" w:lineRule="auto"/>
       </w:pPr>
       <w:rPr>
+        <w:rFonts w:eastAsia="黑体"/>
         <w:b/>
         <w:bCs/>
       </w:rPr>
@@ -5346,6 +5691,7 @@
         <w:spacing w:after="0" w:before="0" w:line="240" w:lineRule="auto"/>
       </w:pPr>
       <w:rPr>
+        <w:rFonts w:eastAsia="黑体"/>
         <w:b/>
         <w:bCs/>
       </w:rPr>
@@ -5363,12 +5709,14 @@
     </w:tblStylePr>
     <w:tblStylePr w:type="firstCol">
       <w:rPr>
+        <w:rFonts w:eastAsia="黑体"/>
         <w:b/>
         <w:bCs/>
       </w:rPr>
     </w:tblStylePr>
     <w:tblStylePr w:type="lastCol">
       <w:rPr>
+        <w:rFonts w:eastAsia="黑体"/>
         <w:b/>
         <w:bCs/>
       </w:rPr>
@@ -5428,6 +5776,7 @@
         <w:spacing w:after="0" w:before="0" w:line="240" w:lineRule="auto"/>
       </w:pPr>
       <w:rPr>
+        <w:rFonts w:eastAsia="黑体"/>
         <w:b/>
         <w:bCs/>
         <w:color w:themeColor="background1" w:val="FFFFFF"/>
@@ -5442,6 +5791,7 @@
         <w:spacing w:after="0" w:before="0" w:line="240" w:lineRule="auto"/>
       </w:pPr>
       <w:rPr>
+        <w:rFonts w:eastAsia="黑体"/>
         <w:b/>
         <w:bCs/>
       </w:rPr>
@@ -5457,12 +5807,14 @@
     </w:tblStylePr>
     <w:tblStylePr w:type="firstCol">
       <w:rPr>
+        <w:rFonts w:eastAsia="黑体"/>
         <w:b/>
         <w:bCs/>
       </w:rPr>
     </w:tblStylePr>
     <w:tblStylePr w:type="lastCol">
       <w:rPr>
+        <w:rFonts w:eastAsia="黑体"/>
         <w:b/>
         <w:bCs/>
       </w:rPr>
@@ -5520,6 +5872,7 @@
         <w:spacing w:after="0" w:before="0" w:line="240" w:lineRule="auto"/>
       </w:pPr>
       <w:rPr>
+        <w:rFonts w:eastAsia="黑体"/>
         <w:b/>
         <w:bCs/>
         <w:color w:themeColor="background1" w:val="FFFFFF"/>
@@ -5534,6 +5887,7 @@
         <w:spacing w:after="0" w:before="0" w:line="240" w:lineRule="auto"/>
       </w:pPr>
       <w:rPr>
+        <w:rFonts w:eastAsia="黑体"/>
         <w:b/>
         <w:bCs/>
       </w:rPr>
@@ -5549,12 +5903,14 @@
     </w:tblStylePr>
     <w:tblStylePr w:type="firstCol">
       <w:rPr>
+        <w:rFonts w:eastAsia="黑体"/>
         <w:b/>
         <w:bCs/>
       </w:rPr>
     </w:tblStylePr>
     <w:tblStylePr w:type="lastCol">
       <w:rPr>
+        <w:rFonts w:eastAsia="黑体"/>
         <w:b/>
         <w:bCs/>
       </w:rPr>
@@ -5612,6 +5968,7 @@
         <w:spacing w:after="0" w:before="0" w:line="240" w:lineRule="auto"/>
       </w:pPr>
       <w:rPr>
+        <w:rFonts w:eastAsia="黑体"/>
         <w:b/>
         <w:bCs/>
         <w:color w:themeColor="background1" w:val="FFFFFF"/>
@@ -5626,6 +5983,7 @@
         <w:spacing w:after="0" w:before="0" w:line="240" w:lineRule="auto"/>
       </w:pPr>
       <w:rPr>
+        <w:rFonts w:eastAsia="黑体"/>
         <w:b/>
         <w:bCs/>
       </w:rPr>
@@ -5641,12 +5999,14 @@
     </w:tblStylePr>
     <w:tblStylePr w:type="firstCol">
       <w:rPr>
+        <w:rFonts w:eastAsia="黑体"/>
         <w:b/>
         <w:bCs/>
       </w:rPr>
     </w:tblStylePr>
     <w:tblStylePr w:type="lastCol">
       <w:rPr>
+        <w:rFonts w:eastAsia="黑体"/>
         <w:b/>
         <w:bCs/>
       </w:rPr>
@@ -5704,6 +6064,7 @@
         <w:spacing w:after="0" w:before="0" w:line="240" w:lineRule="auto"/>
       </w:pPr>
       <w:rPr>
+        <w:rFonts w:eastAsia="黑体"/>
         <w:b/>
         <w:bCs/>
         <w:color w:themeColor="background1" w:val="FFFFFF"/>
@@ -5718,6 +6079,7 @@
         <w:spacing w:after="0" w:before="0" w:line="240" w:lineRule="auto"/>
       </w:pPr>
       <w:rPr>
+        <w:rFonts w:eastAsia="黑体"/>
         <w:b/>
         <w:bCs/>
       </w:rPr>
@@ -5733,12 +6095,14 @@
     </w:tblStylePr>
     <w:tblStylePr w:type="firstCol">
       <w:rPr>
+        <w:rFonts w:eastAsia="黑体"/>
         <w:b/>
         <w:bCs/>
       </w:rPr>
     </w:tblStylePr>
     <w:tblStylePr w:type="lastCol">
       <w:rPr>
+        <w:rFonts w:eastAsia="黑体"/>
         <w:b/>
         <w:bCs/>
       </w:rPr>
@@ -5796,6 +6160,7 @@
         <w:spacing w:after="0" w:before="0" w:line="240" w:lineRule="auto"/>
       </w:pPr>
       <w:rPr>
+        <w:rFonts w:eastAsia="黑体"/>
         <w:b/>
         <w:bCs/>
         <w:color w:themeColor="background1" w:val="FFFFFF"/>
@@ -5810,6 +6175,7 @@
         <w:spacing w:after="0" w:before="0" w:line="240" w:lineRule="auto"/>
       </w:pPr>
       <w:rPr>
+        <w:rFonts w:eastAsia="黑体"/>
         <w:b/>
         <w:bCs/>
       </w:rPr>
@@ -5825,12 +6191,14 @@
     </w:tblStylePr>
     <w:tblStylePr w:type="firstCol">
       <w:rPr>
+        <w:rFonts w:eastAsia="黑体"/>
         <w:b/>
         <w:bCs/>
       </w:rPr>
     </w:tblStylePr>
     <w:tblStylePr w:type="lastCol">
       <w:rPr>
+        <w:rFonts w:eastAsia="黑体"/>
         <w:b/>
         <w:bCs/>
       </w:rPr>
@@ -5888,6 +6256,7 @@
         <w:spacing w:after="0" w:before="0" w:line="240" w:lineRule="auto"/>
       </w:pPr>
       <w:rPr>
+        <w:rFonts w:eastAsia="黑体"/>
         <w:b/>
         <w:bCs/>
         <w:color w:themeColor="background1" w:val="FFFFFF"/>
@@ -5902,6 +6271,7 @@
         <w:spacing w:after="0" w:before="0" w:line="240" w:lineRule="auto"/>
       </w:pPr>
       <w:rPr>
+        <w:rFonts w:eastAsia="黑体"/>
         <w:b/>
         <w:bCs/>
       </w:rPr>
@@ -5917,12 +6287,14 @@
     </w:tblStylePr>
     <w:tblStylePr w:type="firstCol">
       <w:rPr>
+        <w:rFonts w:eastAsia="黑体"/>
         <w:b/>
         <w:bCs/>
       </w:rPr>
     </w:tblStylePr>
     <w:tblStylePr w:type="lastCol">
       <w:rPr>
+        <w:rFonts w:eastAsia="黑体"/>
         <w:b/>
         <w:bCs/>
       </w:rPr>
@@ -5980,6 +6352,7 @@
         <w:spacing w:after="0" w:before="0" w:line="240" w:lineRule="auto"/>
       </w:pPr>
       <w:rPr>
+        <w:rFonts w:eastAsia="黑体"/>
         <w:b/>
         <w:bCs/>
         <w:color w:themeColor="background1" w:val="FFFFFF"/>
@@ -5994,6 +6367,7 @@
         <w:spacing w:after="0" w:before="0" w:line="240" w:lineRule="auto"/>
       </w:pPr>
       <w:rPr>
+        <w:rFonts w:eastAsia="黑体"/>
         <w:b/>
         <w:bCs/>
       </w:rPr>
@@ -6009,12 +6383,14 @@
     </w:tblStylePr>
     <w:tblStylePr w:type="firstCol">
       <w:rPr>
+        <w:rFonts w:eastAsia="黑体"/>
         <w:b/>
         <w:bCs/>
       </w:rPr>
     </w:tblStylePr>
     <w:tblStylePr w:type="lastCol">
       <w:rPr>
+        <w:rFonts w:eastAsia="黑体"/>
         <w:b/>
         <w:bCs/>
       </w:rPr>
@@ -6074,7 +6450,7 @@
         <w:spacing w:after="0" w:before="0" w:line="240" w:lineRule="auto"/>
       </w:pPr>
       <w:rPr>
-        <w:rFonts w:asciiTheme="majorHAnsi" w:cstheme="majorBidi" w:eastAsiaTheme="majorEastAsia" w:hAnsiTheme="majorHAnsi"/>
+        <w:rFonts w:asciiTheme="majorHAnsi" w:cstheme="majorBidi" w:hAnsiTheme="majorHAnsi" w:eastAsia="黑体"/>
         <w:b/>
         <w:bCs/>
       </w:rPr>
@@ -6095,7 +6471,7 @@
         <w:spacing w:after="0" w:before="0" w:line="240" w:lineRule="auto"/>
       </w:pPr>
       <w:rPr>
-        <w:rFonts w:asciiTheme="majorHAnsi" w:cstheme="majorBidi" w:eastAsiaTheme="majorEastAsia" w:hAnsiTheme="majorHAnsi"/>
+        <w:rFonts w:asciiTheme="majorHAnsi" w:cstheme="majorBidi" w:hAnsiTheme="majorHAnsi" w:eastAsia="黑体"/>
         <w:b/>
         <w:bCs/>
       </w:rPr>
@@ -6113,14 +6489,14 @@
     </w:tblStylePr>
     <w:tblStylePr w:type="firstCol">
       <w:rPr>
-        <w:rFonts w:asciiTheme="majorHAnsi" w:cstheme="majorBidi" w:eastAsiaTheme="majorEastAsia" w:hAnsiTheme="majorHAnsi"/>
+        <w:rFonts w:asciiTheme="majorHAnsi" w:cstheme="majorBidi" w:hAnsiTheme="majorHAnsi" w:eastAsia="黑体"/>
         <w:b/>
         <w:bCs/>
       </w:rPr>
     </w:tblStylePr>
     <w:tblStylePr w:type="lastCol">
       <w:rPr>
-        <w:rFonts w:asciiTheme="majorHAnsi" w:cstheme="majorBidi" w:eastAsiaTheme="majorEastAsia" w:hAnsiTheme="majorHAnsi"/>
+        <w:rFonts w:asciiTheme="majorHAnsi" w:cstheme="majorBidi" w:hAnsiTheme="majorHAnsi" w:eastAsia="黑体"/>
         <w:b/>
         <w:bCs/>
       </w:rPr>
@@ -6204,7 +6580,7 @@
         <w:spacing w:after="0" w:before="0" w:line="240" w:lineRule="auto"/>
       </w:pPr>
       <w:rPr>
-        <w:rFonts w:asciiTheme="majorHAnsi" w:cstheme="majorBidi" w:eastAsiaTheme="majorEastAsia" w:hAnsiTheme="majorHAnsi"/>
+        <w:rFonts w:asciiTheme="majorHAnsi" w:cstheme="majorBidi" w:hAnsiTheme="majorHAnsi" w:eastAsia="黑体"/>
         <w:b/>
         <w:bCs/>
       </w:rPr>
@@ -6225,7 +6601,7 @@
         <w:spacing w:after="0" w:before="0" w:line="240" w:lineRule="auto"/>
       </w:pPr>
       <w:rPr>
-        <w:rFonts w:asciiTheme="majorHAnsi" w:cstheme="majorBidi" w:eastAsiaTheme="majorEastAsia" w:hAnsiTheme="majorHAnsi"/>
+        <w:rFonts w:asciiTheme="majorHAnsi" w:cstheme="majorBidi" w:hAnsiTheme="majorHAnsi" w:eastAsia="黑体"/>
         <w:b/>
         <w:bCs/>
       </w:rPr>
@@ -6243,14 +6619,14 @@
     </w:tblStylePr>
     <w:tblStylePr w:type="firstCol">
       <w:rPr>
-        <w:rFonts w:asciiTheme="majorHAnsi" w:cstheme="majorBidi" w:eastAsiaTheme="majorEastAsia" w:hAnsiTheme="majorHAnsi"/>
+        <w:rFonts w:asciiTheme="majorHAnsi" w:cstheme="majorBidi" w:hAnsiTheme="majorHAnsi" w:eastAsia="黑体"/>
         <w:b/>
         <w:bCs/>
       </w:rPr>
     </w:tblStylePr>
     <w:tblStylePr w:type="lastCol">
       <w:rPr>
-        <w:rFonts w:asciiTheme="majorHAnsi" w:cstheme="majorBidi" w:eastAsiaTheme="majorEastAsia" w:hAnsiTheme="majorHAnsi"/>
+        <w:rFonts w:asciiTheme="majorHAnsi" w:cstheme="majorBidi" w:hAnsiTheme="majorHAnsi" w:eastAsia="黑体"/>
         <w:b/>
         <w:bCs/>
       </w:rPr>
@@ -6334,7 +6710,7 @@
         <w:spacing w:after="0" w:before="0" w:line="240" w:lineRule="auto"/>
       </w:pPr>
       <w:rPr>
-        <w:rFonts w:asciiTheme="majorHAnsi" w:cstheme="majorBidi" w:eastAsiaTheme="majorEastAsia" w:hAnsiTheme="majorHAnsi"/>
+        <w:rFonts w:asciiTheme="majorHAnsi" w:cstheme="majorBidi" w:hAnsiTheme="majorHAnsi" w:eastAsia="黑体"/>
         <w:b/>
         <w:bCs/>
       </w:rPr>
@@ -6355,7 +6731,7 @@
         <w:spacing w:after="0" w:before="0" w:line="240" w:lineRule="auto"/>
       </w:pPr>
       <w:rPr>
-        <w:rFonts w:asciiTheme="majorHAnsi" w:cstheme="majorBidi" w:eastAsiaTheme="majorEastAsia" w:hAnsiTheme="majorHAnsi"/>
+        <w:rFonts w:asciiTheme="majorHAnsi" w:cstheme="majorBidi" w:hAnsiTheme="majorHAnsi" w:eastAsia="黑体"/>
         <w:b/>
         <w:bCs/>
       </w:rPr>
@@ -6373,14 +6749,14 @@
     </w:tblStylePr>
     <w:tblStylePr w:type="firstCol">
       <w:rPr>
-        <w:rFonts w:asciiTheme="majorHAnsi" w:cstheme="majorBidi" w:eastAsiaTheme="majorEastAsia" w:hAnsiTheme="majorHAnsi"/>
+        <w:rFonts w:asciiTheme="majorHAnsi" w:cstheme="majorBidi" w:hAnsiTheme="majorHAnsi" w:eastAsia="黑体"/>
         <w:b/>
         <w:bCs/>
       </w:rPr>
     </w:tblStylePr>
     <w:tblStylePr w:type="lastCol">
       <w:rPr>
-        <w:rFonts w:asciiTheme="majorHAnsi" w:cstheme="majorBidi" w:eastAsiaTheme="majorEastAsia" w:hAnsiTheme="majorHAnsi"/>
+        <w:rFonts w:asciiTheme="majorHAnsi" w:cstheme="majorBidi" w:hAnsiTheme="majorHAnsi" w:eastAsia="黑体"/>
         <w:b/>
         <w:bCs/>
       </w:rPr>
@@ -6464,7 +6840,7 @@
         <w:spacing w:after="0" w:before="0" w:line="240" w:lineRule="auto"/>
       </w:pPr>
       <w:rPr>
-        <w:rFonts w:asciiTheme="majorHAnsi" w:cstheme="majorBidi" w:eastAsiaTheme="majorEastAsia" w:hAnsiTheme="majorHAnsi"/>
+        <w:rFonts w:asciiTheme="majorHAnsi" w:cstheme="majorBidi" w:hAnsiTheme="majorHAnsi" w:eastAsia="黑体"/>
         <w:b/>
         <w:bCs/>
       </w:rPr>
@@ -6485,7 +6861,7 @@
         <w:spacing w:after="0" w:before="0" w:line="240" w:lineRule="auto"/>
       </w:pPr>
       <w:rPr>
-        <w:rFonts w:asciiTheme="majorHAnsi" w:cstheme="majorBidi" w:eastAsiaTheme="majorEastAsia" w:hAnsiTheme="majorHAnsi"/>
+        <w:rFonts w:asciiTheme="majorHAnsi" w:cstheme="majorBidi" w:hAnsiTheme="majorHAnsi" w:eastAsia="黑体"/>
         <w:b/>
         <w:bCs/>
       </w:rPr>
@@ -6503,14 +6879,14 @@
     </w:tblStylePr>
     <w:tblStylePr w:type="firstCol">
       <w:rPr>
-        <w:rFonts w:asciiTheme="majorHAnsi" w:cstheme="majorBidi" w:eastAsiaTheme="majorEastAsia" w:hAnsiTheme="majorHAnsi"/>
+        <w:rFonts w:asciiTheme="majorHAnsi" w:cstheme="majorBidi" w:hAnsiTheme="majorHAnsi" w:eastAsia="黑体"/>
         <w:b/>
         <w:bCs/>
       </w:rPr>
     </w:tblStylePr>
     <w:tblStylePr w:type="lastCol">
       <w:rPr>
-        <w:rFonts w:asciiTheme="majorHAnsi" w:cstheme="majorBidi" w:eastAsiaTheme="majorEastAsia" w:hAnsiTheme="majorHAnsi"/>
+        <w:rFonts w:asciiTheme="majorHAnsi" w:cstheme="majorBidi" w:hAnsiTheme="majorHAnsi" w:eastAsia="黑体"/>
         <w:b/>
         <w:bCs/>
       </w:rPr>
@@ -6594,7 +6970,7 @@
         <w:spacing w:after="0" w:before="0" w:line="240" w:lineRule="auto"/>
       </w:pPr>
       <w:rPr>
-        <w:rFonts w:asciiTheme="majorHAnsi" w:cstheme="majorBidi" w:eastAsiaTheme="majorEastAsia" w:hAnsiTheme="majorHAnsi"/>
+        <w:rFonts w:asciiTheme="majorHAnsi" w:cstheme="majorBidi" w:hAnsiTheme="majorHAnsi" w:eastAsia="黑体"/>
         <w:b/>
         <w:bCs/>
       </w:rPr>
@@ -6615,7 +6991,7 @@
         <w:spacing w:after="0" w:before="0" w:line="240" w:lineRule="auto"/>
       </w:pPr>
       <w:rPr>
-        <w:rFonts w:asciiTheme="majorHAnsi" w:cstheme="majorBidi" w:eastAsiaTheme="majorEastAsia" w:hAnsiTheme="majorHAnsi"/>
+        <w:rFonts w:asciiTheme="majorHAnsi" w:cstheme="majorBidi" w:hAnsiTheme="majorHAnsi" w:eastAsia="黑体"/>
         <w:b/>
         <w:bCs/>
       </w:rPr>
@@ -6633,14 +7009,14 @@
     </w:tblStylePr>
     <w:tblStylePr w:type="firstCol">
       <w:rPr>
-        <w:rFonts w:asciiTheme="majorHAnsi" w:cstheme="majorBidi" w:eastAsiaTheme="majorEastAsia" w:hAnsiTheme="majorHAnsi"/>
+        <w:rFonts w:asciiTheme="majorHAnsi" w:cstheme="majorBidi" w:hAnsiTheme="majorHAnsi" w:eastAsia="黑体"/>
         <w:b/>
         <w:bCs/>
       </w:rPr>
     </w:tblStylePr>
     <w:tblStylePr w:type="lastCol">
       <w:rPr>
-        <w:rFonts w:asciiTheme="majorHAnsi" w:cstheme="majorBidi" w:eastAsiaTheme="majorEastAsia" w:hAnsiTheme="majorHAnsi"/>
+        <w:rFonts w:asciiTheme="majorHAnsi" w:cstheme="majorBidi" w:hAnsiTheme="majorHAnsi" w:eastAsia="黑体"/>
         <w:b/>
         <w:bCs/>
       </w:rPr>
@@ -6724,7 +7100,7 @@
         <w:spacing w:after="0" w:before="0" w:line="240" w:lineRule="auto"/>
       </w:pPr>
       <w:rPr>
-        <w:rFonts w:asciiTheme="majorHAnsi" w:cstheme="majorBidi" w:eastAsiaTheme="majorEastAsia" w:hAnsiTheme="majorHAnsi"/>
+        <w:rFonts w:asciiTheme="majorHAnsi" w:cstheme="majorBidi" w:hAnsiTheme="majorHAnsi" w:eastAsia="黑体"/>
         <w:b/>
         <w:bCs/>
       </w:rPr>
@@ -6745,7 +7121,7 @@
         <w:spacing w:after="0" w:before="0" w:line="240" w:lineRule="auto"/>
       </w:pPr>
       <w:rPr>
-        <w:rFonts w:asciiTheme="majorHAnsi" w:cstheme="majorBidi" w:eastAsiaTheme="majorEastAsia" w:hAnsiTheme="majorHAnsi"/>
+        <w:rFonts w:asciiTheme="majorHAnsi" w:cstheme="majorBidi" w:hAnsiTheme="majorHAnsi" w:eastAsia="黑体"/>
         <w:b/>
         <w:bCs/>
       </w:rPr>
@@ -6763,14 +7139,14 @@
     </w:tblStylePr>
     <w:tblStylePr w:type="firstCol">
       <w:rPr>
-        <w:rFonts w:asciiTheme="majorHAnsi" w:cstheme="majorBidi" w:eastAsiaTheme="majorEastAsia" w:hAnsiTheme="majorHAnsi"/>
+        <w:rFonts w:asciiTheme="majorHAnsi" w:cstheme="majorBidi" w:hAnsiTheme="majorHAnsi" w:eastAsia="黑体"/>
         <w:b/>
         <w:bCs/>
       </w:rPr>
     </w:tblStylePr>
     <w:tblStylePr w:type="lastCol">
       <w:rPr>
-        <w:rFonts w:asciiTheme="majorHAnsi" w:cstheme="majorBidi" w:eastAsiaTheme="majorEastAsia" w:hAnsiTheme="majorHAnsi"/>
+        <w:rFonts w:asciiTheme="majorHAnsi" w:cstheme="majorBidi" w:hAnsiTheme="majorHAnsi" w:eastAsia="黑体"/>
         <w:b/>
         <w:bCs/>
       </w:rPr>
@@ -6854,7 +7230,7 @@
         <w:spacing w:after="0" w:before="0" w:line="240" w:lineRule="auto"/>
       </w:pPr>
       <w:rPr>
-        <w:rFonts w:asciiTheme="majorHAnsi" w:cstheme="majorBidi" w:eastAsiaTheme="majorEastAsia" w:hAnsiTheme="majorHAnsi"/>
+        <w:rFonts w:asciiTheme="majorHAnsi" w:cstheme="majorBidi" w:hAnsiTheme="majorHAnsi" w:eastAsia="黑体"/>
         <w:b/>
         <w:bCs/>
       </w:rPr>
@@ -6875,7 +7251,7 @@
         <w:spacing w:after="0" w:before="0" w:line="240" w:lineRule="auto"/>
       </w:pPr>
       <w:rPr>
-        <w:rFonts w:asciiTheme="majorHAnsi" w:cstheme="majorBidi" w:eastAsiaTheme="majorEastAsia" w:hAnsiTheme="majorHAnsi"/>
+        <w:rFonts w:asciiTheme="majorHAnsi" w:cstheme="majorBidi" w:hAnsiTheme="majorHAnsi" w:eastAsia="黑体"/>
         <w:b/>
         <w:bCs/>
       </w:rPr>
@@ -6893,14 +7269,14 @@
     </w:tblStylePr>
     <w:tblStylePr w:type="firstCol">
       <w:rPr>
-        <w:rFonts w:asciiTheme="majorHAnsi" w:cstheme="majorBidi" w:eastAsiaTheme="majorEastAsia" w:hAnsiTheme="majorHAnsi"/>
+        <w:rFonts w:asciiTheme="majorHAnsi" w:cstheme="majorBidi" w:hAnsiTheme="majorHAnsi" w:eastAsia="黑体"/>
         <w:b/>
         <w:bCs/>
       </w:rPr>
     </w:tblStylePr>
     <w:tblStylePr w:type="lastCol">
       <w:rPr>
-        <w:rFonts w:asciiTheme="majorHAnsi" w:cstheme="majorBidi" w:eastAsiaTheme="majorEastAsia" w:hAnsiTheme="majorHAnsi"/>
+        <w:rFonts w:asciiTheme="majorHAnsi" w:cstheme="majorBidi" w:hAnsiTheme="majorHAnsi" w:eastAsia="黑体"/>
         <w:b/>
         <w:bCs/>
       </w:rPr>
@@ -6983,6 +7359,7 @@
         <w:spacing w:after="0" w:before="0" w:line="240" w:lineRule="auto"/>
       </w:pPr>
       <w:rPr>
+        <w:rFonts w:eastAsia="黑体"/>
         <w:b/>
         <w:bCs/>
         <w:color w:themeColor="background1" w:val="FFFFFF"/>
@@ -7005,6 +7382,7 @@
         <w:spacing w:after="0" w:before="0" w:line="240" w:lineRule="auto"/>
       </w:pPr>
       <w:rPr>
+        <w:rFonts w:eastAsia="黑体"/>
         <w:b/>
         <w:bCs/>
       </w:rPr>
@@ -7022,12 +7400,14 @@
     </w:tblStylePr>
     <w:tblStylePr w:type="firstCol">
       <w:rPr>
+        <w:rFonts w:eastAsia="黑体"/>
         <w:b/>
         <w:bCs/>
       </w:rPr>
     </w:tblStylePr>
     <w:tblStylePr w:type="lastCol">
       <w:rPr>
+        <w:rFonts w:eastAsia="黑体"/>
         <w:b/>
         <w:bCs/>
       </w:rPr>
@@ -7089,6 +7469,7 @@
         <w:spacing w:after="0" w:before="0" w:line="240" w:lineRule="auto"/>
       </w:pPr>
       <w:rPr>
+        <w:rFonts w:eastAsia="黑体"/>
         <w:b/>
         <w:bCs/>
         <w:color w:themeColor="background1" w:val="FFFFFF"/>
@@ -7111,6 +7492,7 @@
         <w:spacing w:after="0" w:before="0" w:line="240" w:lineRule="auto"/>
       </w:pPr>
       <w:rPr>
+        <w:rFonts w:eastAsia="黑体"/>
         <w:b/>
         <w:bCs/>
       </w:rPr>
@@ -7128,12 +7510,14 @@
     </w:tblStylePr>
     <w:tblStylePr w:type="firstCol">
       <w:rPr>
+        <w:rFonts w:eastAsia="黑体"/>
         <w:b/>
         <w:bCs/>
       </w:rPr>
     </w:tblStylePr>
     <w:tblStylePr w:type="lastCol">
       <w:rPr>
+        <w:rFonts w:eastAsia="黑体"/>
         <w:b/>
         <w:bCs/>
       </w:rPr>
@@ -7195,6 +7579,7 @@
         <w:spacing w:after="0" w:before="0" w:line="240" w:lineRule="auto"/>
       </w:pPr>
       <w:rPr>
+        <w:rFonts w:eastAsia="黑体"/>
         <w:b/>
         <w:bCs/>
         <w:color w:themeColor="background1" w:val="FFFFFF"/>
@@ -7217,6 +7602,7 @@
         <w:spacing w:after="0" w:before="0" w:line="240" w:lineRule="auto"/>
       </w:pPr>
       <w:rPr>
+        <w:rFonts w:eastAsia="黑体"/>
         <w:b/>
         <w:bCs/>
       </w:rPr>
@@ -7234,12 +7620,14 @@
     </w:tblStylePr>
     <w:tblStylePr w:type="firstCol">
       <w:rPr>
+        <w:rFonts w:eastAsia="黑体"/>
         <w:b/>
         <w:bCs/>
       </w:rPr>
     </w:tblStylePr>
     <w:tblStylePr w:type="lastCol">
       <w:rPr>
+        <w:rFonts w:eastAsia="黑体"/>
         <w:b/>
         <w:bCs/>
       </w:rPr>
@@ -7301,6 +7689,7 @@
         <w:spacing w:after="0" w:before="0" w:line="240" w:lineRule="auto"/>
       </w:pPr>
       <w:rPr>
+        <w:rFonts w:eastAsia="黑体"/>
         <w:b/>
         <w:bCs/>
         <w:color w:themeColor="background1" w:val="FFFFFF"/>
@@ -7323,6 +7712,7 @@
         <w:spacing w:after="0" w:before="0" w:line="240" w:lineRule="auto"/>
       </w:pPr>
       <w:rPr>
+        <w:rFonts w:eastAsia="黑体"/>
         <w:b/>
         <w:bCs/>
       </w:rPr>
@@ -7340,12 +7730,14 @@
     </w:tblStylePr>
     <w:tblStylePr w:type="firstCol">
       <w:rPr>
+        <w:rFonts w:eastAsia="黑体"/>
         <w:b/>
         <w:bCs/>
       </w:rPr>
     </w:tblStylePr>
     <w:tblStylePr w:type="lastCol">
       <w:rPr>
+        <w:rFonts w:eastAsia="黑体"/>
         <w:b/>
         <w:bCs/>
       </w:rPr>
@@ -7407,6 +7799,7 @@
         <w:spacing w:after="0" w:before="0" w:line="240" w:lineRule="auto"/>
       </w:pPr>
       <w:rPr>
+        <w:rFonts w:eastAsia="黑体"/>
         <w:b/>
         <w:bCs/>
         <w:color w:themeColor="background1" w:val="FFFFFF"/>
@@ -7429,6 +7822,7 @@
         <w:spacing w:after="0" w:before="0" w:line="240" w:lineRule="auto"/>
       </w:pPr>
       <w:rPr>
+        <w:rFonts w:eastAsia="黑体"/>
         <w:b/>
         <w:bCs/>
       </w:rPr>
@@ -7446,12 +7840,14 @@
     </w:tblStylePr>
     <w:tblStylePr w:type="firstCol">
       <w:rPr>
+        <w:rFonts w:eastAsia="黑体"/>
         <w:b/>
         <w:bCs/>
       </w:rPr>
     </w:tblStylePr>
     <w:tblStylePr w:type="lastCol">
       <w:rPr>
+        <w:rFonts w:eastAsia="黑体"/>
         <w:b/>
         <w:bCs/>
       </w:rPr>
@@ -7513,6 +7909,7 @@
         <w:spacing w:after="0" w:before="0" w:line="240" w:lineRule="auto"/>
       </w:pPr>
       <w:rPr>
+        <w:rFonts w:eastAsia="黑体"/>
         <w:b/>
         <w:bCs/>
         <w:color w:themeColor="background1" w:val="FFFFFF"/>
@@ -7535,6 +7932,7 @@
         <w:spacing w:after="0" w:before="0" w:line="240" w:lineRule="auto"/>
       </w:pPr>
       <w:rPr>
+        <w:rFonts w:eastAsia="黑体"/>
         <w:b/>
         <w:bCs/>
       </w:rPr>
@@ -7552,12 +7950,14 @@
     </w:tblStylePr>
     <w:tblStylePr w:type="firstCol">
       <w:rPr>
+        <w:rFonts w:eastAsia="黑体"/>
         <w:b/>
         <w:bCs/>
       </w:rPr>
     </w:tblStylePr>
     <w:tblStylePr w:type="lastCol">
       <w:rPr>
+        <w:rFonts w:eastAsia="黑体"/>
         <w:b/>
         <w:bCs/>
       </w:rPr>
@@ -7619,6 +8019,7 @@
         <w:spacing w:after="0" w:before="0" w:line="240" w:lineRule="auto"/>
       </w:pPr>
       <w:rPr>
+        <w:rFonts w:eastAsia="黑体"/>
         <w:b/>
         <w:bCs/>
         <w:color w:themeColor="background1" w:val="FFFFFF"/>
@@ -7641,6 +8042,7 @@
         <w:spacing w:after="0" w:before="0" w:line="240" w:lineRule="auto"/>
       </w:pPr>
       <w:rPr>
+        <w:rFonts w:eastAsia="黑体"/>
         <w:b/>
         <w:bCs/>
       </w:rPr>
@@ -7658,12 +8060,14 @@
     </w:tblStylePr>
     <w:tblStylePr w:type="firstCol">
       <w:rPr>
+        <w:rFonts w:eastAsia="黑体"/>
         <w:b/>
         <w:bCs/>
       </w:rPr>
     </w:tblStylePr>
     <w:tblStylePr w:type="lastCol">
       <w:rPr>
+        <w:rFonts w:eastAsia="黑体"/>
         <w:b/>
         <w:bCs/>
       </w:rPr>
@@ -7722,6 +8126,7 @@
         <w:spacing w:after="0" w:before="0" w:line="240" w:lineRule="auto"/>
       </w:pPr>
       <w:rPr>
+        <w:rFonts w:eastAsia="黑体"/>
         <w:b/>
         <w:bCs/>
         <w:color w:themeColor="background1" w:val="FFFFFF"/>
@@ -7744,6 +8149,7 @@
         <w:spacing w:after="0" w:before="0" w:line="240" w:lineRule="auto"/>
       </w:pPr>
       <w:rPr>
+        <w:rFonts w:eastAsia="黑体"/>
         <w:color w:val="auto"/>
       </w:rPr>
       <w:tblPr/>
@@ -7761,6 +8167,7 @@
     </w:tblStylePr>
     <w:tblStylePr w:type="firstCol">
       <w:rPr>
+        <w:rFonts w:eastAsia="黑体"/>
         <w:b/>
         <w:bCs/>
         <w:color w:themeColor="background1" w:val="FFFFFF"/>
@@ -7780,6 +8187,7 @@
     </w:tblStylePr>
     <w:tblStylePr w:type="lastCol">
       <w:rPr>
+        <w:rFonts w:eastAsia="黑体"/>
         <w:b/>
         <w:bCs/>
         <w:color w:themeColor="background1" w:val="FFFFFF"/>
@@ -7828,6 +8236,7 @@
     </w:tblStylePr>
     <w:tblStylePr w:type="nwCell">
       <w:rPr>
+        <w:rFonts w:eastAsia="黑体"/>
         <w:color w:themeColor="background1" w:val="FFFFFF"/>
       </w:rPr>
       <w:tblPr/>
@@ -7871,6 +8280,7 @@
         <w:spacing w:after="0" w:before="0" w:line="240" w:lineRule="auto"/>
       </w:pPr>
       <w:rPr>
+        <w:rFonts w:eastAsia="黑体"/>
         <w:b/>
         <w:bCs/>
         <w:color w:themeColor="background1" w:val="FFFFFF"/>
@@ -7893,6 +8303,7 @@
         <w:spacing w:after="0" w:before="0" w:line="240" w:lineRule="auto"/>
       </w:pPr>
       <w:rPr>
+        <w:rFonts w:eastAsia="黑体"/>
         <w:color w:val="auto"/>
       </w:rPr>
       <w:tblPr/>
@@ -7910,6 +8321,7 @@
     </w:tblStylePr>
     <w:tblStylePr w:type="firstCol">
       <w:rPr>
+        <w:rFonts w:eastAsia="黑体"/>
         <w:b/>
         <w:bCs/>
         <w:color w:themeColor="background1" w:val="FFFFFF"/>
@@ -7929,6 +8341,7 @@
     </w:tblStylePr>
     <w:tblStylePr w:type="lastCol">
       <w:rPr>
+        <w:rFonts w:eastAsia="黑体"/>
         <w:b/>
         <w:bCs/>
         <w:color w:themeColor="background1" w:val="FFFFFF"/>
@@ -7977,6 +8390,7 @@
     </w:tblStylePr>
     <w:tblStylePr w:type="nwCell">
       <w:rPr>
+        <w:rFonts w:eastAsia="黑体"/>
         <w:color w:themeColor="background1" w:val="FFFFFF"/>
       </w:rPr>
       <w:tblPr/>
@@ -8020,6 +8434,7 @@
         <w:spacing w:after="0" w:before="0" w:line="240" w:lineRule="auto"/>
       </w:pPr>
       <w:rPr>
+        <w:rFonts w:eastAsia="黑体"/>
         <w:b/>
         <w:bCs/>
         <w:color w:themeColor="background1" w:val="FFFFFF"/>
@@ -8042,6 +8457,7 @@
         <w:spacing w:after="0" w:before="0" w:line="240" w:lineRule="auto"/>
       </w:pPr>
       <w:rPr>
+        <w:rFonts w:eastAsia="黑体"/>
         <w:color w:val="auto"/>
       </w:rPr>
       <w:tblPr/>
@@ -8059,6 +8475,7 @@
     </w:tblStylePr>
     <w:tblStylePr w:type="firstCol">
       <w:rPr>
+        <w:rFonts w:eastAsia="黑体"/>
         <w:b/>
         <w:bCs/>
         <w:color w:themeColor="background1" w:val="FFFFFF"/>
@@ -8078,6 +8495,7 @@
     </w:tblStylePr>
     <w:tblStylePr w:type="lastCol">
       <w:rPr>
+        <w:rFonts w:eastAsia="黑体"/>
         <w:b/>
         <w:bCs/>
         <w:color w:themeColor="background1" w:val="FFFFFF"/>
@@ -8126,6 +8544,7 @@
     </w:tblStylePr>
     <w:tblStylePr w:type="nwCell">
       <w:rPr>
+        <w:rFonts w:eastAsia="黑体"/>
         <w:color w:themeColor="background1" w:val="FFFFFF"/>
       </w:rPr>
       <w:tblPr/>
@@ -8169,6 +8588,7 @@
         <w:spacing w:after="0" w:before="0" w:line="240" w:lineRule="auto"/>
       </w:pPr>
       <w:rPr>
+        <w:rFonts w:eastAsia="黑体"/>
         <w:b/>
         <w:bCs/>
         <w:color w:themeColor="background1" w:val="FFFFFF"/>
@@ -8191,6 +8611,7 @@
         <w:spacing w:after="0" w:before="0" w:line="240" w:lineRule="auto"/>
       </w:pPr>
       <w:rPr>
+        <w:rFonts w:eastAsia="黑体"/>
         <w:color w:val="auto"/>
       </w:rPr>
       <w:tblPr/>
@@ -8208,6 +8629,7 @@
     </w:tblStylePr>
     <w:tblStylePr w:type="firstCol">
       <w:rPr>
+        <w:rFonts w:eastAsia="黑体"/>
         <w:b/>
         <w:bCs/>
         <w:color w:themeColor="background1" w:val="FFFFFF"/>
@@ -8227,6 +8649,7 @@
     </w:tblStylePr>
     <w:tblStylePr w:type="lastCol">
       <w:rPr>
+        <w:rFonts w:eastAsia="黑体"/>
         <w:b/>
         <w:bCs/>
         <w:color w:themeColor="background1" w:val="FFFFFF"/>
@@ -8275,6 +8698,7 @@
     </w:tblStylePr>
     <w:tblStylePr w:type="nwCell">
       <w:rPr>
+        <w:rFonts w:eastAsia="黑体"/>
         <w:color w:themeColor="background1" w:val="FFFFFF"/>
       </w:rPr>
       <w:tblPr/>
@@ -8318,6 +8742,7 @@
         <w:spacing w:after="0" w:before="0" w:line="240" w:lineRule="auto"/>
       </w:pPr>
       <w:rPr>
+        <w:rFonts w:eastAsia="黑体"/>
         <w:b/>
         <w:bCs/>
         <w:color w:themeColor="background1" w:val="FFFFFF"/>
@@ -8340,6 +8765,7 @@
         <w:spacing w:after="0" w:before="0" w:line="240" w:lineRule="auto"/>
       </w:pPr>
       <w:rPr>
+        <w:rFonts w:eastAsia="黑体"/>
         <w:color w:val="auto"/>
       </w:rPr>
       <w:tblPr/>
@@ -8357,6 +8783,7 @@
     </w:tblStylePr>
     <w:tblStylePr w:type="firstCol">
       <w:rPr>
+        <w:rFonts w:eastAsia="黑体"/>
         <w:b/>
         <w:bCs/>
         <w:color w:themeColor="background1" w:val="FFFFFF"/>
@@ -8376,6 +8803,7 @@
     </w:tblStylePr>
     <w:tblStylePr w:type="lastCol">
       <w:rPr>
+        <w:rFonts w:eastAsia="黑体"/>
         <w:b/>
         <w:bCs/>
         <w:color w:themeColor="background1" w:val="FFFFFF"/>
@@ -8424,6 +8852,7 @@
     </w:tblStylePr>
     <w:tblStylePr w:type="nwCell">
       <w:rPr>
+        <w:rFonts w:eastAsia="黑体"/>
         <w:color w:themeColor="background1" w:val="FFFFFF"/>
       </w:rPr>
       <w:tblPr/>
@@ -8467,6 +8896,7 @@
         <w:spacing w:after="0" w:before="0" w:line="240" w:lineRule="auto"/>
       </w:pPr>
       <w:rPr>
+        <w:rFonts w:eastAsia="黑体"/>
         <w:b/>
         <w:bCs/>
         <w:color w:themeColor="background1" w:val="FFFFFF"/>
@@ -8489,6 +8919,7 @@
         <w:spacing w:after="0" w:before="0" w:line="240" w:lineRule="auto"/>
       </w:pPr>
       <w:rPr>
+        <w:rFonts w:eastAsia="黑体"/>
         <w:color w:val="auto"/>
       </w:rPr>
       <w:tblPr/>
@@ -8506,6 +8937,7 @@
     </w:tblStylePr>
     <w:tblStylePr w:type="firstCol">
       <w:rPr>
+        <w:rFonts w:eastAsia="黑体"/>
         <w:b/>
         <w:bCs/>
         <w:color w:themeColor="background1" w:val="FFFFFF"/>
@@ -8525,6 +8957,7 @@
     </w:tblStylePr>
     <w:tblStylePr w:type="lastCol">
       <w:rPr>
+        <w:rFonts w:eastAsia="黑体"/>
         <w:b/>
         <w:bCs/>
         <w:color w:themeColor="background1" w:val="FFFFFF"/>
@@ -8573,6 +9006,7 @@
     </w:tblStylePr>
     <w:tblStylePr w:type="nwCell">
       <w:rPr>
+        <w:rFonts w:eastAsia="黑体"/>
         <w:color w:themeColor="background1" w:val="FFFFFF"/>
       </w:rPr>
       <w:tblPr/>
@@ -8616,6 +9050,7 @@
         <w:spacing w:after="0" w:before="0" w:line="240" w:lineRule="auto"/>
       </w:pPr>
       <w:rPr>
+        <w:rFonts w:eastAsia="黑体"/>
         <w:b/>
         <w:bCs/>
         <w:color w:themeColor="background1" w:val="FFFFFF"/>
@@ -8638,6 +9073,7 @@
         <w:spacing w:after="0" w:before="0" w:line="240" w:lineRule="auto"/>
       </w:pPr>
       <w:rPr>
+        <w:rFonts w:eastAsia="黑体"/>
         <w:color w:val="auto"/>
       </w:rPr>
       <w:tblPr/>
@@ -8655,6 +9091,7 @@
     </w:tblStylePr>
     <w:tblStylePr w:type="firstCol">
       <w:rPr>
+        <w:rFonts w:eastAsia="黑体"/>
         <w:b/>
         <w:bCs/>
         <w:color w:themeColor="background1" w:val="FFFFFF"/>
@@ -8674,6 +9111,7 @@
     </w:tblStylePr>
     <w:tblStylePr w:type="lastCol">
       <w:rPr>
+        <w:rFonts w:eastAsia="黑体"/>
         <w:b/>
         <w:bCs/>
         <w:color w:themeColor="background1" w:val="FFFFFF"/>
@@ -8722,6 +9160,7 @@
     </w:tblStylePr>
     <w:tblStylePr w:type="nwCell">
       <w:rPr>
+        <w:rFonts w:eastAsia="黑体"/>
         <w:color w:themeColor="background1" w:val="FFFFFF"/>
       </w:rPr>
       <w:tblPr/>
@@ -8746,6 +9185,7 @@
       <w:spacing w:after="0" w:line="240" w:lineRule="auto"/>
     </w:pPr>
     <w:rPr>
+      <w:rFonts w:eastAsia="黑体"/>
       <w:color w:themeColor="text1" w:val="000000"/>
     </w:rPr>
     <w:tblPr>
@@ -8765,7 +9205,7 @@
     </w:tblPr>
     <w:tblStylePr w:type="firstRow">
       <w:rPr>
-        <w:rFonts w:asciiTheme="majorHAnsi" w:cstheme="majorBidi" w:eastAsiaTheme="majorEastAsia" w:hAnsiTheme="majorHAnsi"/>
+        <w:rFonts w:asciiTheme="majorHAnsi" w:cstheme="majorBidi" w:hAnsiTheme="majorHAnsi" w:eastAsia="黑体"/>
       </w:rPr>
       <w:tblPr/>
       <w:tcPr>
@@ -8777,6 +9217,7 @@
     </w:tblStylePr>
     <w:tblStylePr w:type="lastRow">
       <w:rPr>
+        <w:rFonts w:eastAsia="黑体"/>
         <w:b/>
         <w:bCs/>
         <w:color w:themeColor="text2" w:val="1F497D"/>
@@ -8791,12 +9232,14 @@
     </w:tblStylePr>
     <w:tblStylePr w:type="firstCol">
       <w:rPr>
+        <w:rFonts w:eastAsia="黑体"/>
         <w:b/>
         <w:bCs/>
       </w:rPr>
     </w:tblStylePr>
     <w:tblStylePr w:type="lastCol">
       <w:rPr>
+        <w:rFonts w:eastAsia="黑体"/>
         <w:b/>
         <w:bCs/>
       </w:rPr>
@@ -8830,6 +9273,7 @@
       <w:spacing w:after="0" w:line="240" w:lineRule="auto"/>
     </w:pPr>
     <w:rPr>
+      <w:rFonts w:eastAsia="黑体"/>
       <w:color w:themeColor="text1" w:val="000000"/>
     </w:rPr>
     <w:tblPr>
@@ -8849,7 +9293,7 @@
     </w:tblPr>
     <w:tblStylePr w:type="firstRow">
       <w:rPr>
-        <w:rFonts w:asciiTheme="majorHAnsi" w:cstheme="majorBidi" w:eastAsiaTheme="majorEastAsia" w:hAnsiTheme="majorHAnsi"/>
+        <w:rFonts w:asciiTheme="majorHAnsi" w:cstheme="majorBidi" w:hAnsiTheme="majorHAnsi" w:eastAsia="黑体"/>
       </w:rPr>
       <w:tblPr/>
       <w:tcPr>
@@ -8861,6 +9305,7 @@
     </w:tblStylePr>
     <w:tblStylePr w:type="lastRow">
       <w:rPr>
+        <w:rFonts w:eastAsia="黑体"/>
         <w:b/>
         <w:bCs/>
         <w:color w:themeColor="text2" w:val="1F497D"/>
@@ -8875,12 +9320,14 @@
     </w:tblStylePr>
     <w:tblStylePr w:type="firstCol">
       <w:rPr>
+        <w:rFonts w:eastAsia="黑体"/>
         <w:b/>
         <w:bCs/>
       </w:rPr>
     </w:tblStylePr>
     <w:tblStylePr w:type="lastCol">
       <w:rPr>
+        <w:rFonts w:eastAsia="黑体"/>
         <w:b/>
         <w:bCs/>
       </w:rPr>
@@ -8914,6 +9361,7 @@
       <w:spacing w:after="0" w:line="240" w:lineRule="auto"/>
     </w:pPr>
     <w:rPr>
+      <w:rFonts w:eastAsia="黑体"/>
       <w:color w:themeColor="text1" w:val="000000"/>
     </w:rPr>
     <w:tblPr>
@@ -8933,7 +9381,7 @@
     </w:tblPr>
     <w:tblStylePr w:type="firstRow">
       <w:rPr>
-        <w:rFonts w:asciiTheme="majorHAnsi" w:cstheme="majorBidi" w:eastAsiaTheme="majorEastAsia" w:hAnsiTheme="majorHAnsi"/>
+        <w:rFonts w:asciiTheme="majorHAnsi" w:cstheme="majorBidi" w:hAnsiTheme="majorHAnsi" w:eastAsia="黑体"/>
       </w:rPr>
       <w:tblPr/>
       <w:tcPr>
@@ -8945,6 +9393,7 @@
     </w:tblStylePr>
     <w:tblStylePr w:type="lastRow">
       <w:rPr>
+        <w:rFonts w:eastAsia="黑体"/>
         <w:b/>
         <w:bCs/>
         <w:color w:themeColor="text2" w:val="1F497D"/>
@@ -8959,12 +9408,14 @@
     </w:tblStylePr>
     <w:tblStylePr w:type="firstCol">
       <w:rPr>
+        <w:rFonts w:eastAsia="黑体"/>
         <w:b/>
         <w:bCs/>
       </w:rPr>
     </w:tblStylePr>
     <w:tblStylePr w:type="lastCol">
       <w:rPr>
+        <w:rFonts w:eastAsia="黑体"/>
         <w:b/>
         <w:bCs/>
       </w:rPr>
@@ -8998,6 +9449,7 @@
       <w:spacing w:after="0" w:line="240" w:lineRule="auto"/>
     </w:pPr>
     <w:rPr>
+      <w:rFonts w:eastAsia="黑体"/>
       <w:color w:themeColor="text1" w:val="000000"/>
     </w:rPr>
     <w:tblPr>
@@ -9017,7 +9469,7 @@
     </w:tblPr>
     <w:tblStylePr w:type="firstRow">
       <w:rPr>
-        <w:rFonts w:asciiTheme="majorHAnsi" w:cstheme="majorBidi" w:eastAsiaTheme="majorEastAsia" w:hAnsiTheme="majorHAnsi"/>
+        <w:rFonts w:asciiTheme="majorHAnsi" w:cstheme="majorBidi" w:hAnsiTheme="majorHAnsi" w:eastAsia="黑体"/>
       </w:rPr>
       <w:tblPr/>
       <w:tcPr>
@@ -9029,6 +9481,7 @@
     </w:tblStylePr>
     <w:tblStylePr w:type="lastRow">
       <w:rPr>
+        <w:rFonts w:eastAsia="黑体"/>
         <w:b/>
         <w:bCs/>
         <w:color w:themeColor="text2" w:val="1F497D"/>
@@ -9043,12 +9496,14 @@
     </w:tblStylePr>
     <w:tblStylePr w:type="firstCol">
       <w:rPr>
+        <w:rFonts w:eastAsia="黑体"/>
         <w:b/>
         <w:bCs/>
       </w:rPr>
     </w:tblStylePr>
     <w:tblStylePr w:type="lastCol">
       <w:rPr>
+        <w:rFonts w:eastAsia="黑体"/>
         <w:b/>
         <w:bCs/>
       </w:rPr>
@@ -9082,6 +9537,7 @@
       <w:spacing w:after="0" w:line="240" w:lineRule="auto"/>
     </w:pPr>
     <w:rPr>
+      <w:rFonts w:eastAsia="黑体"/>
       <w:color w:themeColor="text1" w:val="000000"/>
     </w:rPr>
     <w:tblPr>
@@ -9101,7 +9557,7 @@
     </w:tblPr>
     <w:tblStylePr w:type="firstRow">
       <w:rPr>
-        <w:rFonts w:asciiTheme="majorHAnsi" w:cstheme="majorBidi" w:eastAsiaTheme="majorEastAsia" w:hAnsiTheme="majorHAnsi"/>
+        <w:rFonts w:asciiTheme="majorHAnsi" w:cstheme="majorBidi" w:hAnsiTheme="majorHAnsi" w:eastAsia="黑体"/>
       </w:rPr>
       <w:tblPr/>
       <w:tcPr>
@@ -9113,6 +9569,7 @@
     </w:tblStylePr>
     <w:tblStylePr w:type="lastRow">
       <w:rPr>
+        <w:rFonts w:eastAsia="黑体"/>
         <w:b/>
         <w:bCs/>
         <w:color w:themeColor="text2" w:val="1F497D"/>
@@ -9127,12 +9584,14 @@
     </w:tblStylePr>
     <w:tblStylePr w:type="firstCol">
       <w:rPr>
+        <w:rFonts w:eastAsia="黑体"/>
         <w:b/>
         <w:bCs/>
       </w:rPr>
     </w:tblStylePr>
     <w:tblStylePr w:type="lastCol">
       <w:rPr>
+        <w:rFonts w:eastAsia="黑体"/>
         <w:b/>
         <w:bCs/>
       </w:rPr>
@@ -9166,6 +9625,7 @@
       <w:spacing w:after="0" w:line="240" w:lineRule="auto"/>
     </w:pPr>
     <w:rPr>
+      <w:rFonts w:eastAsia="黑体"/>
       <w:color w:themeColor="text1" w:val="000000"/>
     </w:rPr>
     <w:tblPr>
@@ -9185,7 +9645,7 @@
     </w:tblPr>
     <w:tblStylePr w:type="firstRow">
       <w:rPr>
-        <w:rFonts w:asciiTheme="majorHAnsi" w:cstheme="majorBidi" w:eastAsiaTheme="majorEastAsia" w:hAnsiTheme="majorHAnsi"/>
+        <w:rFonts w:asciiTheme="majorHAnsi" w:cstheme="majorBidi" w:hAnsiTheme="majorHAnsi" w:eastAsia="黑体"/>
       </w:rPr>
       <w:tblPr/>
       <w:tcPr>
@@ -9197,6 +9657,7 @@
     </w:tblStylePr>
     <w:tblStylePr w:type="lastRow">
       <w:rPr>
+        <w:rFonts w:eastAsia="黑体"/>
         <w:b/>
         <w:bCs/>
         <w:color w:themeColor="text2" w:val="1F497D"/>
@@ -9211,12 +9672,14 @@
     </w:tblStylePr>
     <w:tblStylePr w:type="firstCol">
       <w:rPr>
+        <w:rFonts w:eastAsia="黑体"/>
         <w:b/>
         <w:bCs/>
       </w:rPr>
     </w:tblStylePr>
     <w:tblStylePr w:type="lastCol">
       <w:rPr>
+        <w:rFonts w:eastAsia="黑体"/>
         <w:b/>
         <w:bCs/>
       </w:rPr>
@@ -9250,6 +9713,7 @@
       <w:spacing w:after="0" w:line="240" w:lineRule="auto"/>
     </w:pPr>
     <w:rPr>
+      <w:rFonts w:eastAsia="黑体"/>
       <w:color w:themeColor="text1" w:val="000000"/>
     </w:rPr>
     <w:tblPr>
@@ -9269,7 +9733,7 @@
     </w:tblPr>
     <w:tblStylePr w:type="firstRow">
       <w:rPr>
-        <w:rFonts w:asciiTheme="majorHAnsi" w:cstheme="majorBidi" w:eastAsiaTheme="majorEastAsia" w:hAnsiTheme="majorHAnsi"/>
+        <w:rFonts w:asciiTheme="majorHAnsi" w:cstheme="majorBidi" w:hAnsiTheme="majorHAnsi" w:eastAsia="黑体"/>
       </w:rPr>
       <w:tblPr/>
       <w:tcPr>
@@ -9281,6 +9745,7 @@
     </w:tblStylePr>
     <w:tblStylePr w:type="lastRow">
       <w:rPr>
+        <w:rFonts w:eastAsia="黑体"/>
         <w:b/>
         <w:bCs/>
         <w:color w:themeColor="text2" w:val="1F497D"/>
@@ -9295,12 +9760,14 @@
     </w:tblStylePr>
     <w:tblStylePr w:type="firstCol">
       <w:rPr>
+        <w:rFonts w:eastAsia="黑体"/>
         <w:b/>
         <w:bCs/>
       </w:rPr>
     </w:tblStylePr>
     <w:tblStylePr w:type="lastCol">
       <w:rPr>
+        <w:rFonts w:eastAsia="黑体"/>
         <w:b/>
         <w:bCs/>
       </w:rPr>
@@ -9334,7 +9801,7 @@
       <w:spacing w:after="0" w:line="240" w:lineRule="auto"/>
     </w:pPr>
     <w:rPr>
-      <w:rFonts w:asciiTheme="majorHAnsi" w:cstheme="majorBidi" w:eastAsiaTheme="majorEastAsia" w:hAnsiTheme="majorHAnsi"/>
+      <w:rFonts w:asciiTheme="majorHAnsi" w:cstheme="majorBidi" w:hAnsiTheme="majorHAnsi" w:eastAsia="黑体"/>
       <w:color w:themeColor="text1" w:val="000000"/>
     </w:rPr>
     <w:tblPr>
@@ -9356,6 +9823,7 @@
     </w:tblPr>
     <w:tblStylePr w:type="firstRow">
       <w:rPr>
+        <w:rFonts w:eastAsia="黑体"/>
         <w:sz w:val="24"/>
         <w:szCs w:val="24"/>
       </w:rPr>
@@ -9462,7 +9930,7 @@
       <w:spacing w:after="0" w:line="240" w:lineRule="auto"/>
     </w:pPr>
     <w:rPr>
-      <w:rFonts w:asciiTheme="majorHAnsi" w:cstheme="majorBidi" w:eastAsiaTheme="majorEastAsia" w:hAnsiTheme="majorHAnsi"/>
+      <w:rFonts w:asciiTheme="majorHAnsi" w:cstheme="majorBidi" w:hAnsiTheme="majorHAnsi" w:eastAsia="黑体"/>
       <w:color w:themeColor="text1" w:val="000000"/>
     </w:rPr>
     <w:tblPr>
@@ -9484,6 +9952,7 @@
     </w:tblPr>
     <w:tblStylePr w:type="firstRow">
       <w:rPr>
+        <w:rFonts w:eastAsia="黑体"/>
         <w:sz w:val="24"/>
         <w:szCs w:val="24"/>
       </w:rPr>
@@ -9590,7 +10059,7 @@
       <w:spacing w:after="0" w:line="240" w:lineRule="auto"/>
     </w:pPr>
     <w:rPr>
-      <w:rFonts w:asciiTheme="majorHAnsi" w:cstheme="majorBidi" w:eastAsiaTheme="majorEastAsia" w:hAnsiTheme="majorHAnsi"/>
+      <w:rFonts w:asciiTheme="majorHAnsi" w:cstheme="majorBidi" w:hAnsiTheme="majorHAnsi" w:eastAsia="黑体"/>
       <w:color w:themeColor="text1" w:val="000000"/>
     </w:rPr>
     <w:tblPr>
@@ -9612,6 +10081,7 @@
     </w:tblPr>
     <w:tblStylePr w:type="firstRow">
       <w:rPr>
+        <w:rFonts w:eastAsia="黑体"/>
         <w:sz w:val="24"/>
         <w:szCs w:val="24"/>
       </w:rPr>
@@ -9718,7 +10188,7 @@
       <w:spacing w:after="0" w:line="240" w:lineRule="auto"/>
     </w:pPr>
     <w:rPr>
-      <w:rFonts w:asciiTheme="majorHAnsi" w:cstheme="majorBidi" w:eastAsiaTheme="majorEastAsia" w:hAnsiTheme="majorHAnsi"/>
+      <w:rFonts w:asciiTheme="majorHAnsi" w:cstheme="majorBidi" w:hAnsiTheme="majorHAnsi" w:eastAsia="黑体"/>
       <w:color w:themeColor="text1" w:val="000000"/>
     </w:rPr>
     <w:tblPr>
@@ -9740,6 +10210,7 @@
     </w:tblPr>
     <w:tblStylePr w:type="firstRow">
       <w:rPr>
+        <w:rFonts w:eastAsia="黑体"/>
         <w:sz w:val="24"/>
         <w:szCs w:val="24"/>
       </w:rPr>
@@ -9846,7 +10317,7 @@
       <w:spacing w:after="0" w:line="240" w:lineRule="auto"/>
     </w:pPr>
     <w:rPr>
-      <w:rFonts w:asciiTheme="majorHAnsi" w:cstheme="majorBidi" w:eastAsiaTheme="majorEastAsia" w:hAnsiTheme="majorHAnsi"/>
+      <w:rFonts w:asciiTheme="majorHAnsi" w:cstheme="majorBidi" w:hAnsiTheme="majorHAnsi" w:eastAsia="黑体"/>
       <w:color w:themeColor="text1" w:val="000000"/>
     </w:rPr>
     <w:tblPr>
@@ -9868,6 +10339,7 @@
     </w:tblPr>
     <w:tblStylePr w:type="firstRow">
       <w:rPr>
+        <w:rFonts w:eastAsia="黑体"/>
         <w:sz w:val="24"/>
         <w:szCs w:val="24"/>
       </w:rPr>
@@ -9974,7 +10446,7 @@
       <w:spacing w:after="0" w:line="240" w:lineRule="auto"/>
     </w:pPr>
     <w:rPr>
-      <w:rFonts w:asciiTheme="majorHAnsi" w:cstheme="majorBidi" w:eastAsiaTheme="majorEastAsia" w:hAnsiTheme="majorHAnsi"/>
+      <w:rFonts w:asciiTheme="majorHAnsi" w:cstheme="majorBidi" w:hAnsiTheme="majorHAnsi" w:eastAsia="黑体"/>
       <w:color w:themeColor="text1" w:val="000000"/>
     </w:rPr>
     <w:tblPr>
@@ -9996,6 +10468,7 @@
     </w:tblPr>
     <w:tblStylePr w:type="firstRow">
       <w:rPr>
+        <w:rFonts w:eastAsia="黑体"/>
         <w:sz w:val="24"/>
         <w:szCs w:val="24"/>
       </w:rPr>
@@ -10102,7 +10575,7 @@
       <w:spacing w:after="0" w:line="240" w:lineRule="auto"/>
     </w:pPr>
     <w:rPr>
-      <w:rFonts w:asciiTheme="majorHAnsi" w:cstheme="majorBidi" w:eastAsiaTheme="majorEastAsia" w:hAnsiTheme="majorHAnsi"/>
+      <w:rFonts w:asciiTheme="majorHAnsi" w:cstheme="majorBidi" w:hAnsiTheme="majorHAnsi" w:eastAsia="黑体"/>
       <w:color w:themeColor="text1" w:val="000000"/>
     </w:rPr>
     <w:tblPr>
@@ -10124,6 +10597,7 @@
     </w:tblPr>
     <w:tblStylePr w:type="firstRow">
       <w:rPr>
+        <w:rFonts w:eastAsia="黑体"/>
         <w:sz w:val="24"/>
         <w:szCs w:val="24"/>
       </w:rPr>
@@ -10253,12 +10727,14 @@
     </w:tcPr>
     <w:tblStylePr w:type="firstRow">
       <w:rPr>
+        <w:rFonts w:eastAsia="黑体"/>
         <w:b/>
         <w:bCs/>
       </w:rPr>
     </w:tblStylePr>
     <w:tblStylePr w:type="lastRow">
       <w:rPr>
+        <w:rFonts w:eastAsia="黑体"/>
         <w:b/>
         <w:bCs/>
       </w:rPr>
@@ -10271,12 +10747,14 @@
     </w:tblStylePr>
     <w:tblStylePr w:type="firstCol">
       <w:rPr>
+        <w:rFonts w:eastAsia="黑体"/>
         <w:b/>
         <w:bCs/>
       </w:rPr>
     </w:tblStylePr>
     <w:tblStylePr w:type="lastCol">
       <w:rPr>
+        <w:rFonts w:eastAsia="黑体"/>
         <w:b/>
         <w:bCs/>
       </w:rPr>
@@ -10326,12 +10804,14 @@
     </w:tcPr>
     <w:tblStylePr w:type="firstRow">
       <w:rPr>
+        <w:rFonts w:eastAsia="黑体"/>
         <w:b/>
         <w:bCs/>
       </w:rPr>
     </w:tblStylePr>
     <w:tblStylePr w:type="lastRow">
       <w:rPr>
+        <w:rFonts w:eastAsia="黑体"/>
         <w:b/>
         <w:bCs/>
       </w:rPr>
@@ -10344,12 +10824,14 @@
     </w:tblStylePr>
     <w:tblStylePr w:type="firstCol">
       <w:rPr>
+        <w:rFonts w:eastAsia="黑体"/>
         <w:b/>
         <w:bCs/>
       </w:rPr>
     </w:tblStylePr>
     <w:tblStylePr w:type="lastCol">
       <w:rPr>
+        <w:rFonts w:eastAsia="黑体"/>
         <w:b/>
         <w:bCs/>
       </w:rPr>
@@ -10399,12 +10881,14 @@
     </w:tcPr>
     <w:tblStylePr w:type="firstRow">
       <w:rPr>
+        <w:rFonts w:eastAsia="黑体"/>
         <w:b/>
         <w:bCs/>
       </w:rPr>
     </w:tblStylePr>
     <w:tblStylePr w:type="lastRow">
       <w:rPr>
+        <w:rFonts w:eastAsia="黑体"/>
         <w:b/>
         <w:bCs/>
       </w:rPr>
@@ -10417,12 +10901,14 @@
     </w:tblStylePr>
     <w:tblStylePr w:type="firstCol">
       <w:rPr>
+        <w:rFonts w:eastAsia="黑体"/>
         <w:b/>
         <w:bCs/>
       </w:rPr>
     </w:tblStylePr>
     <w:tblStylePr w:type="lastCol">
       <w:rPr>
+        <w:rFonts w:eastAsia="黑体"/>
         <w:b/>
         <w:bCs/>
       </w:rPr>
@@ -10472,12 +10958,14 @@
     </w:tcPr>
     <w:tblStylePr w:type="firstRow">
       <w:rPr>
+        <w:rFonts w:eastAsia="黑体"/>
         <w:b/>
         <w:bCs/>
       </w:rPr>
     </w:tblStylePr>
     <w:tblStylePr w:type="lastRow">
       <w:rPr>
+        <w:rFonts w:eastAsia="黑体"/>
         <w:b/>
         <w:bCs/>
       </w:rPr>
@@ -10490,12 +10978,14 @@
     </w:tblStylePr>
     <w:tblStylePr w:type="firstCol">
       <w:rPr>
+        <w:rFonts w:eastAsia="黑体"/>
         <w:b/>
         <w:bCs/>
       </w:rPr>
     </w:tblStylePr>
     <w:tblStylePr w:type="lastCol">
       <w:rPr>
+        <w:rFonts w:eastAsia="黑体"/>
         <w:b/>
         <w:bCs/>
       </w:rPr>
@@ -10545,12 +11035,14 @@
     </w:tcPr>
     <w:tblStylePr w:type="firstRow">
       <w:rPr>
+        <w:rFonts w:eastAsia="黑体"/>
         <w:b/>
         <w:bCs/>
       </w:rPr>
     </w:tblStylePr>
     <w:tblStylePr w:type="lastRow">
       <w:rPr>
+        <w:rFonts w:eastAsia="黑体"/>
         <w:b/>
         <w:bCs/>
       </w:rPr>
@@ -10563,12 +11055,14 @@
     </w:tblStylePr>
     <w:tblStylePr w:type="firstCol">
       <w:rPr>
+        <w:rFonts w:eastAsia="黑体"/>
         <w:b/>
         <w:bCs/>
       </w:rPr>
     </w:tblStylePr>
     <w:tblStylePr w:type="lastCol">
       <w:rPr>
+        <w:rFonts w:eastAsia="黑体"/>
         <w:b/>
         <w:bCs/>
       </w:rPr>
@@ -10618,12 +11112,14 @@
     </w:tcPr>
     <w:tblStylePr w:type="firstRow">
       <w:rPr>
+        <w:rFonts w:eastAsia="黑体"/>
         <w:b/>
         <w:bCs/>
       </w:rPr>
     </w:tblStylePr>
     <w:tblStylePr w:type="lastRow">
       <w:rPr>
+        <w:rFonts w:eastAsia="黑体"/>
         <w:b/>
         <w:bCs/>
       </w:rPr>
@@ -10636,12 +11132,14 @@
     </w:tblStylePr>
     <w:tblStylePr w:type="firstCol">
       <w:rPr>
+        <w:rFonts w:eastAsia="黑体"/>
         <w:b/>
         <w:bCs/>
       </w:rPr>
     </w:tblStylePr>
     <w:tblStylePr w:type="lastCol">
       <w:rPr>
+        <w:rFonts w:eastAsia="黑体"/>
         <w:b/>
         <w:bCs/>
       </w:rPr>
@@ -10691,12 +11189,14 @@
     </w:tcPr>
     <w:tblStylePr w:type="firstRow">
       <w:rPr>
+        <w:rFonts w:eastAsia="黑体"/>
         <w:b/>
         <w:bCs/>
       </w:rPr>
     </w:tblStylePr>
     <w:tblStylePr w:type="lastRow">
       <w:rPr>
+        <w:rFonts w:eastAsia="黑体"/>
         <w:b/>
         <w:bCs/>
       </w:rPr>
@@ -10709,12 +11209,14 @@
     </w:tblStylePr>
     <w:tblStylePr w:type="firstCol">
       <w:rPr>
+        <w:rFonts w:eastAsia="黑体"/>
         <w:b/>
         <w:bCs/>
       </w:rPr>
     </w:tblStylePr>
     <w:tblStylePr w:type="lastCol">
       <w:rPr>
+        <w:rFonts w:eastAsia="黑体"/>
         <w:b/>
         <w:bCs/>
       </w:rPr>
@@ -10741,7 +11243,7 @@
       <w:spacing w:after="0" w:line="240" w:lineRule="auto"/>
     </w:pPr>
     <w:rPr>
-      <w:rFonts w:asciiTheme="majorHAnsi" w:cstheme="majorBidi" w:eastAsiaTheme="majorEastAsia" w:hAnsiTheme="majorHAnsi"/>
+      <w:rFonts w:asciiTheme="majorHAnsi" w:cstheme="majorBidi" w:hAnsiTheme="majorHAnsi" w:eastAsia="黑体"/>
       <w:color w:themeColor="text1" w:val="000000"/>
     </w:rPr>
     <w:tblPr>
@@ -10768,6 +11270,7 @@
     </w:tcPr>
     <w:tblStylePr w:type="firstRow">
       <w:rPr>
+        <w:rFonts w:eastAsia="黑体"/>
         <w:b/>
         <w:bCs/>
         <w:color w:themeColor="text1" w:val="000000"/>
@@ -10779,6 +11282,7 @@
     </w:tblStylePr>
     <w:tblStylePr w:type="lastRow">
       <w:rPr>
+        <w:rFonts w:eastAsia="黑体"/>
         <w:b/>
         <w:bCs/>
         <w:color w:themeColor="text1" w:val="000000"/>
@@ -10798,6 +11302,7 @@
     </w:tblStylePr>
     <w:tblStylePr w:type="firstCol">
       <w:rPr>
+        <w:rFonts w:eastAsia="黑体"/>
         <w:b/>
         <w:bCs/>
         <w:color w:themeColor="text1" w:val="000000"/>
@@ -10817,6 +11322,7 @@
     </w:tblStylePr>
     <w:tblStylePr w:type="lastCol">
       <w:rPr>
+        <w:rFonts w:eastAsia="黑体"/>
         <w:b w:val="0"/>
         <w:bCs w:val="0"/>
         <w:color w:themeColor="text1" w:val="000000"/>
@@ -10866,7 +11372,7 @@
       <w:spacing w:after="0" w:line="240" w:lineRule="auto"/>
     </w:pPr>
     <w:rPr>
-      <w:rFonts w:asciiTheme="majorHAnsi" w:cstheme="majorBidi" w:eastAsiaTheme="majorEastAsia" w:hAnsiTheme="majorHAnsi"/>
+      <w:rFonts w:asciiTheme="majorHAnsi" w:cstheme="majorBidi" w:hAnsiTheme="majorHAnsi" w:eastAsia="黑体"/>
       <w:color w:themeColor="text1" w:val="000000"/>
     </w:rPr>
     <w:tblPr>
@@ -10893,6 +11399,7 @@
     </w:tcPr>
     <w:tblStylePr w:type="firstRow">
       <w:rPr>
+        <w:rFonts w:eastAsia="黑体"/>
         <w:b/>
         <w:bCs/>
         <w:color w:themeColor="text1" w:val="000000"/>
@@ -10904,6 +11411,7 @@
     </w:tblStylePr>
     <w:tblStylePr w:type="lastRow">
       <w:rPr>
+        <w:rFonts w:eastAsia="黑体"/>
         <w:b/>
         <w:bCs/>
         <w:color w:themeColor="text1" w:val="000000"/>
@@ -10923,6 +11431,7 @@
     </w:tblStylePr>
     <w:tblStylePr w:type="firstCol">
       <w:rPr>
+        <w:rFonts w:eastAsia="黑体"/>
         <w:b/>
         <w:bCs/>
         <w:color w:themeColor="text1" w:val="000000"/>
@@ -10942,6 +11451,7 @@
     </w:tblStylePr>
     <w:tblStylePr w:type="lastCol">
       <w:rPr>
+        <w:rFonts w:eastAsia="黑体"/>
         <w:b w:val="0"/>
         <w:bCs w:val="0"/>
         <w:color w:themeColor="text1" w:val="000000"/>
@@ -10991,7 +11501,7 @@
       <w:spacing w:after="0" w:line="240" w:lineRule="auto"/>
     </w:pPr>
     <w:rPr>
-      <w:rFonts w:asciiTheme="majorHAnsi" w:cstheme="majorBidi" w:eastAsiaTheme="majorEastAsia" w:hAnsiTheme="majorHAnsi"/>
+      <w:rFonts w:asciiTheme="majorHAnsi" w:cstheme="majorBidi" w:hAnsiTheme="majorHAnsi" w:eastAsia="黑体"/>
       <w:color w:themeColor="text1" w:val="000000"/>
     </w:rPr>
     <w:tblPr>
@@ -11018,6 +11528,7 @@
     </w:tcPr>
     <w:tblStylePr w:type="firstRow">
       <w:rPr>
+        <w:rFonts w:eastAsia="黑体"/>
         <w:b/>
         <w:bCs/>
         <w:color w:themeColor="text1" w:val="000000"/>
@@ -11029,6 +11540,7 @@
     </w:tblStylePr>
     <w:tblStylePr w:type="lastRow">
       <w:rPr>
+        <w:rFonts w:eastAsia="黑体"/>
         <w:b/>
         <w:bCs/>
         <w:color w:themeColor="text1" w:val="000000"/>
@@ -11048,6 +11560,7 @@
     </w:tblStylePr>
     <w:tblStylePr w:type="firstCol">
       <w:rPr>
+        <w:rFonts w:eastAsia="黑体"/>
         <w:b/>
         <w:bCs/>
         <w:color w:themeColor="text1" w:val="000000"/>
@@ -11067,6 +11580,7 @@
     </w:tblStylePr>
     <w:tblStylePr w:type="lastCol">
       <w:rPr>
+        <w:rFonts w:eastAsia="黑体"/>
         <w:b w:val="0"/>
         <w:bCs w:val="0"/>
         <w:color w:themeColor="text1" w:val="000000"/>
@@ -11116,7 +11630,7 @@
       <w:spacing w:after="0" w:line="240" w:lineRule="auto"/>
     </w:pPr>
     <w:rPr>
-      <w:rFonts w:asciiTheme="majorHAnsi" w:cstheme="majorBidi" w:eastAsiaTheme="majorEastAsia" w:hAnsiTheme="majorHAnsi"/>
+      <w:rFonts w:asciiTheme="majorHAnsi" w:cstheme="majorBidi" w:hAnsiTheme="majorHAnsi" w:eastAsia="黑体"/>
       <w:color w:themeColor="text1" w:val="000000"/>
     </w:rPr>
     <w:tblPr>
@@ -11143,6 +11657,7 @@
     </w:tcPr>
     <w:tblStylePr w:type="firstRow">
       <w:rPr>
+        <w:rFonts w:eastAsia="黑体"/>
         <w:b/>
         <w:bCs/>
         <w:color w:themeColor="text1" w:val="000000"/>
@@ -11154,6 +11669,7 @@
     </w:tblStylePr>
     <w:tblStylePr w:type="lastRow">
       <w:rPr>
+        <w:rFonts w:eastAsia="黑体"/>
         <w:b/>
         <w:bCs/>
         <w:color w:themeColor="text1" w:val="000000"/>
@@ -11173,6 +11689,7 @@
     </w:tblStylePr>
     <w:tblStylePr w:type="firstCol">
       <w:rPr>
+        <w:rFonts w:eastAsia="黑体"/>
         <w:b/>
         <w:bCs/>
         <w:color w:themeColor="text1" w:val="000000"/>
@@ -11192,6 +11709,7 @@
     </w:tblStylePr>
     <w:tblStylePr w:type="lastCol">
       <w:rPr>
+        <w:rFonts w:eastAsia="黑体"/>
         <w:b w:val="0"/>
         <w:bCs w:val="0"/>
         <w:color w:themeColor="text1" w:val="000000"/>
@@ -11241,7 +11759,7 @@
       <w:spacing w:after="0" w:line="240" w:lineRule="auto"/>
     </w:pPr>
     <w:rPr>
-      <w:rFonts w:asciiTheme="majorHAnsi" w:cstheme="majorBidi" w:eastAsiaTheme="majorEastAsia" w:hAnsiTheme="majorHAnsi"/>
+      <w:rFonts w:asciiTheme="majorHAnsi" w:cstheme="majorBidi" w:hAnsiTheme="majorHAnsi" w:eastAsia="黑体"/>
       <w:color w:themeColor="text1" w:val="000000"/>
     </w:rPr>
     <w:tblPr>
@@ -11268,6 +11786,7 @@
     </w:tcPr>
     <w:tblStylePr w:type="firstRow">
       <w:rPr>
+        <w:rFonts w:eastAsia="黑体"/>
         <w:b/>
         <w:bCs/>
         <w:color w:themeColor="text1" w:val="000000"/>
@@ -11279,6 +11798,7 @@
     </w:tblStylePr>
     <w:tblStylePr w:type="lastRow">
       <w:rPr>
+        <w:rFonts w:eastAsia="黑体"/>
         <w:b/>
         <w:bCs/>
         <w:color w:themeColor="text1" w:val="000000"/>
@@ -11298,6 +11818,7 @@
     </w:tblStylePr>
     <w:tblStylePr w:type="firstCol">
       <w:rPr>
+        <w:rFonts w:eastAsia="黑体"/>
         <w:b/>
         <w:bCs/>
         <w:color w:themeColor="text1" w:val="000000"/>
@@ -11317,6 +11838,7 @@
     </w:tblStylePr>
     <w:tblStylePr w:type="lastCol">
       <w:rPr>
+        <w:rFonts w:eastAsia="黑体"/>
         <w:b w:val="0"/>
         <w:bCs w:val="0"/>
         <w:color w:themeColor="text1" w:val="000000"/>
@@ -11366,7 +11888,7 @@
       <w:spacing w:after="0" w:line="240" w:lineRule="auto"/>
     </w:pPr>
     <w:rPr>
-      <w:rFonts w:asciiTheme="majorHAnsi" w:cstheme="majorBidi" w:eastAsiaTheme="majorEastAsia" w:hAnsiTheme="majorHAnsi"/>
+      <w:rFonts w:asciiTheme="majorHAnsi" w:cstheme="majorBidi" w:hAnsiTheme="majorHAnsi" w:eastAsia="黑体"/>
       <w:color w:themeColor="text1" w:val="000000"/>
     </w:rPr>
     <w:tblPr>
@@ -11393,6 +11915,7 @@
     </w:tcPr>
     <w:tblStylePr w:type="firstRow">
       <w:rPr>
+        <w:rFonts w:eastAsia="黑体"/>
         <w:b/>
         <w:bCs/>
         <w:color w:themeColor="text1" w:val="000000"/>
@@ -11404,6 +11927,7 @@
     </w:tblStylePr>
     <w:tblStylePr w:type="lastRow">
       <w:rPr>
+        <w:rFonts w:eastAsia="黑体"/>
         <w:b/>
         <w:bCs/>
         <w:color w:themeColor="text1" w:val="000000"/>
@@ -11423,6 +11947,7 @@
     </w:tblStylePr>
     <w:tblStylePr w:type="firstCol">
       <w:rPr>
+        <w:rFonts w:eastAsia="黑体"/>
         <w:b/>
         <w:bCs/>
         <w:color w:themeColor="text1" w:val="000000"/>
@@ -11442,6 +11967,7 @@
     </w:tblStylePr>
     <w:tblStylePr w:type="lastCol">
       <w:rPr>
+        <w:rFonts w:eastAsia="黑体"/>
         <w:b w:val="0"/>
         <w:bCs w:val="0"/>
         <w:color w:themeColor="text1" w:val="000000"/>
@@ -11491,7 +12017,7 @@
       <w:spacing w:after="0" w:line="240" w:lineRule="auto"/>
     </w:pPr>
     <w:rPr>
-      <w:rFonts w:asciiTheme="majorHAnsi" w:cstheme="majorBidi" w:eastAsiaTheme="majorEastAsia" w:hAnsiTheme="majorHAnsi"/>
+      <w:rFonts w:asciiTheme="majorHAnsi" w:cstheme="majorBidi" w:hAnsiTheme="majorHAnsi" w:eastAsia="黑体"/>
       <w:color w:themeColor="text1" w:val="000000"/>
     </w:rPr>
     <w:tblPr>
@@ -11518,6 +12044,7 @@
     </w:tcPr>
     <w:tblStylePr w:type="firstRow">
       <w:rPr>
+        <w:rFonts w:eastAsia="黑体"/>
         <w:b/>
         <w:bCs/>
         <w:color w:themeColor="text1" w:val="000000"/>
@@ -11529,6 +12056,7 @@
     </w:tblStylePr>
     <w:tblStylePr w:type="lastRow">
       <w:rPr>
+        <w:rFonts w:eastAsia="黑体"/>
         <w:b/>
         <w:bCs/>
         <w:color w:themeColor="text1" w:val="000000"/>
@@ -11548,6 +12076,7 @@
     </w:tblStylePr>
     <w:tblStylePr w:type="firstCol">
       <w:rPr>
+        <w:rFonts w:eastAsia="黑体"/>
         <w:b/>
         <w:bCs/>
         <w:color w:themeColor="text1" w:val="000000"/>
@@ -11567,6 +12096,7 @@
     </w:tblStylePr>
     <w:tblStylePr w:type="lastCol">
       <w:rPr>
+        <w:rFonts w:eastAsia="黑体"/>
         <w:b w:val="0"/>
         <w:bCs w:val="0"/>
         <w:color w:themeColor="text1" w:val="000000"/>
@@ -11639,6 +12169,7 @@
     </w:tcPr>
     <w:tblStylePr w:type="firstRow">
       <w:rPr>
+        <w:rFonts w:eastAsia="黑体"/>
         <w:b/>
         <w:bCs/>
         <w:i w:val="0"/>
@@ -11660,6 +12191,7 @@
     </w:tblStylePr>
     <w:tblStylePr w:type="lastRow">
       <w:rPr>
+        <w:rFonts w:eastAsia="黑体"/>
         <w:b/>
         <w:bCs/>
         <w:i w:val="0"/>
@@ -11681,6 +12213,7 @@
     </w:tblStylePr>
     <w:tblStylePr w:type="firstCol">
       <w:rPr>
+        <w:rFonts w:eastAsia="黑体"/>
         <w:b/>
         <w:bCs/>
         <w:i w:val="0"/>
@@ -11700,6 +12233,7 @@
     </w:tblStylePr>
     <w:tblStylePr w:type="lastCol">
       <w:rPr>
+        <w:rFonts w:eastAsia="黑体"/>
         <w:b/>
         <w:bCs/>
         <w:i w:val="0"/>
@@ -11780,6 +12314,7 @@
     </w:tcPr>
     <w:tblStylePr w:type="firstRow">
       <w:rPr>
+        <w:rFonts w:eastAsia="黑体"/>
         <w:b/>
         <w:bCs/>
         <w:i w:val="0"/>
@@ -11801,6 +12336,7 @@
     </w:tblStylePr>
     <w:tblStylePr w:type="lastRow">
       <w:rPr>
+        <w:rFonts w:eastAsia="黑体"/>
         <w:b/>
         <w:bCs/>
         <w:i w:val="0"/>
@@ -11822,6 +12358,7 @@
     </w:tblStylePr>
     <w:tblStylePr w:type="firstCol">
       <w:rPr>
+        <w:rFonts w:eastAsia="黑体"/>
         <w:b/>
         <w:bCs/>
         <w:i w:val="0"/>
@@ -11841,6 +12378,7 @@
     </w:tblStylePr>
     <w:tblStylePr w:type="lastCol">
       <w:rPr>
+        <w:rFonts w:eastAsia="黑体"/>
         <w:b/>
         <w:bCs/>
         <w:i w:val="0"/>
@@ -11921,6 +12459,7 @@
     </w:tcPr>
     <w:tblStylePr w:type="firstRow">
       <w:rPr>
+        <w:rFonts w:eastAsia="黑体"/>
         <w:b/>
         <w:bCs/>
         <w:i w:val="0"/>
@@ -11942,6 +12481,7 @@
     </w:tblStylePr>
     <w:tblStylePr w:type="lastRow">
       <w:rPr>
+        <w:rFonts w:eastAsia="黑体"/>
         <w:b/>
         <w:bCs/>
         <w:i w:val="0"/>
@@ -11963,6 +12503,7 @@
     </w:tblStylePr>
     <w:tblStylePr w:type="firstCol">
       <w:rPr>
+        <w:rFonts w:eastAsia="黑体"/>
         <w:b/>
         <w:bCs/>
         <w:i w:val="0"/>
@@ -11982,6 +12523,7 @@
     </w:tblStylePr>
     <w:tblStylePr w:type="lastCol">
       <w:rPr>
+        <w:rFonts w:eastAsia="黑体"/>
         <w:b/>
         <w:bCs/>
         <w:i w:val="0"/>
@@ -12062,6 +12604,7 @@
     </w:tcPr>
     <w:tblStylePr w:type="firstRow">
       <w:rPr>
+        <w:rFonts w:eastAsia="黑体"/>
         <w:b/>
         <w:bCs/>
         <w:i w:val="0"/>
@@ -12083,6 +12626,7 @@
     </w:tblStylePr>
     <w:tblStylePr w:type="lastRow">
       <w:rPr>
+        <w:rFonts w:eastAsia="黑体"/>
         <w:b/>
         <w:bCs/>
         <w:i w:val="0"/>
@@ -12104,6 +12648,7 @@
     </w:tblStylePr>
     <w:tblStylePr w:type="firstCol">
       <w:rPr>
+        <w:rFonts w:eastAsia="黑体"/>
         <w:b/>
         <w:bCs/>
         <w:i w:val="0"/>
@@ -12123,6 +12668,7 @@
     </w:tblStylePr>
     <w:tblStylePr w:type="lastCol">
       <w:rPr>
+        <w:rFonts w:eastAsia="黑体"/>
         <w:b/>
         <w:bCs/>
         <w:i w:val="0"/>
@@ -12203,6 +12749,7 @@
     </w:tcPr>
     <w:tblStylePr w:type="firstRow">
       <w:rPr>
+        <w:rFonts w:eastAsia="黑体"/>
         <w:b/>
         <w:bCs/>
         <w:i w:val="0"/>
@@ -12224,6 +12771,7 @@
     </w:tblStylePr>
     <w:tblStylePr w:type="lastRow">
       <w:rPr>
+        <w:rFonts w:eastAsia="黑体"/>
         <w:b/>
         <w:bCs/>
         <w:i w:val="0"/>
@@ -12245,6 +12793,7 @@
     </w:tblStylePr>
     <w:tblStylePr w:type="firstCol">
       <w:rPr>
+        <w:rFonts w:eastAsia="黑体"/>
         <w:b/>
         <w:bCs/>
         <w:i w:val="0"/>
@@ -12264,6 +12813,7 @@
     </w:tblStylePr>
     <w:tblStylePr w:type="lastCol">
       <w:rPr>
+        <w:rFonts w:eastAsia="黑体"/>
         <w:b/>
         <w:bCs/>
         <w:i w:val="0"/>
@@ -12344,6 +12894,7 @@
     </w:tcPr>
     <w:tblStylePr w:type="firstRow">
       <w:rPr>
+        <w:rFonts w:eastAsia="黑体"/>
         <w:b/>
         <w:bCs/>
         <w:i w:val="0"/>
@@ -12365,6 +12916,7 @@
     </w:tblStylePr>
     <w:tblStylePr w:type="lastRow">
       <w:rPr>
+        <w:rFonts w:eastAsia="黑体"/>
         <w:b/>
         <w:bCs/>
         <w:i w:val="0"/>
@@ -12386,6 +12938,7 @@
     </w:tblStylePr>
     <w:tblStylePr w:type="firstCol">
       <w:rPr>
+        <w:rFonts w:eastAsia="黑体"/>
         <w:b/>
         <w:bCs/>
         <w:i w:val="0"/>
@@ -12405,6 +12958,7 @@
     </w:tblStylePr>
     <w:tblStylePr w:type="lastCol">
       <w:rPr>
+        <w:rFonts w:eastAsia="黑体"/>
         <w:b/>
         <w:bCs/>
         <w:i w:val="0"/>
@@ -12485,6 +13039,7 @@
     </w:tcPr>
     <w:tblStylePr w:type="firstRow">
       <w:rPr>
+        <w:rFonts w:eastAsia="黑体"/>
         <w:b/>
         <w:bCs/>
         <w:i w:val="0"/>
@@ -12506,6 +13061,7 @@
     </w:tblStylePr>
     <w:tblStylePr w:type="lastRow">
       <w:rPr>
+        <w:rFonts w:eastAsia="黑体"/>
         <w:b/>
         <w:bCs/>
         <w:i w:val="0"/>
@@ -12527,6 +13083,7 @@
     </w:tblStylePr>
     <w:tblStylePr w:type="firstCol">
       <w:rPr>
+        <w:rFonts w:eastAsia="黑体"/>
         <w:b/>
         <w:bCs/>
         <w:i w:val="0"/>
@@ -12546,6 +13103,7 @@
     </w:tblStylePr>
     <w:tblStylePr w:type="lastCol">
       <w:rPr>
+        <w:rFonts w:eastAsia="黑体"/>
         <w:b/>
         <w:bCs/>
         <w:i w:val="0"/>
@@ -12603,6 +13161,7 @@
       <w:spacing w:after="0" w:line="240" w:lineRule="auto"/>
     </w:pPr>
     <w:rPr>
+      <w:rFonts w:eastAsia="黑体"/>
       <w:color w:themeColor="background1" w:val="FFFFFF"/>
     </w:rPr>
     <w:tblPr>
@@ -12621,6 +13180,7 @@
     </w:tcPr>
     <w:tblStylePr w:type="firstRow">
       <w:rPr>
+        <w:rFonts w:eastAsia="黑体"/>
         <w:b/>
         <w:bCs/>
       </w:rPr>
@@ -12717,6 +13277,7 @@
       <w:spacing w:after="0" w:line="240" w:lineRule="auto"/>
     </w:pPr>
     <w:rPr>
+      <w:rFonts w:eastAsia="黑体"/>
       <w:color w:themeColor="background1" w:val="FFFFFF"/>
     </w:rPr>
     <w:tblPr>
@@ -12735,6 +13296,7 @@
     </w:tcPr>
     <w:tblStylePr w:type="firstRow">
       <w:rPr>
+        <w:rFonts w:eastAsia="黑体"/>
         <w:b/>
         <w:bCs/>
       </w:rPr>
@@ -12831,6 +13393,7 @@
       <w:spacing w:after="0" w:line="240" w:lineRule="auto"/>
     </w:pPr>
     <w:rPr>
+      <w:rFonts w:eastAsia="黑体"/>
       <w:color w:themeColor="background1" w:val="FFFFFF"/>
     </w:rPr>
     <w:tblPr>
@@ -12849,6 +13412,7 @@
     </w:tcPr>
     <w:tblStylePr w:type="firstRow">
       <w:rPr>
+        <w:rFonts w:eastAsia="黑体"/>
         <w:b/>
         <w:bCs/>
       </w:rPr>
@@ -12945,6 +13509,7 @@
       <w:spacing w:after="0" w:line="240" w:lineRule="auto"/>
     </w:pPr>
     <w:rPr>
+      <w:rFonts w:eastAsia="黑体"/>
       <w:color w:themeColor="background1" w:val="FFFFFF"/>
     </w:rPr>
     <w:tblPr>
@@ -12963,6 +13528,7 @@
     </w:tcPr>
     <w:tblStylePr w:type="firstRow">
       <w:rPr>
+        <w:rFonts w:eastAsia="黑体"/>
         <w:b/>
         <w:bCs/>
       </w:rPr>
@@ -13059,6 +13625,7 @@
       <w:spacing w:after="0" w:line="240" w:lineRule="auto"/>
     </w:pPr>
     <w:rPr>
+      <w:rFonts w:eastAsia="黑体"/>
       <w:color w:themeColor="background1" w:val="FFFFFF"/>
     </w:rPr>
     <w:tblPr>
@@ -13077,6 +13644,7 @@
     </w:tcPr>
     <w:tblStylePr w:type="firstRow">
       <w:rPr>
+        <w:rFonts w:eastAsia="黑体"/>
         <w:b/>
         <w:bCs/>
       </w:rPr>
@@ -13173,6 +13741,7 @@
       <w:spacing w:after="0" w:line="240" w:lineRule="auto"/>
     </w:pPr>
     <w:rPr>
+      <w:rFonts w:eastAsia="黑体"/>
       <w:color w:themeColor="background1" w:val="FFFFFF"/>
     </w:rPr>
     <w:tblPr>
@@ -13191,6 +13760,7 @@
     </w:tcPr>
     <w:tblStylePr w:type="firstRow">
       <w:rPr>
+        <w:rFonts w:eastAsia="黑体"/>
         <w:b/>
         <w:bCs/>
       </w:rPr>
@@ -13287,6 +13857,7 @@
       <w:spacing w:after="0" w:line="240" w:lineRule="auto"/>
     </w:pPr>
     <w:rPr>
+      <w:rFonts w:eastAsia="黑体"/>
       <w:color w:themeColor="background1" w:val="FFFFFF"/>
     </w:rPr>
     <w:tblPr>
@@ -13305,6 +13876,7 @@
     </w:tcPr>
     <w:tblStylePr w:type="firstRow">
       <w:rPr>
+        <w:rFonts w:eastAsia="黑体"/>
         <w:b/>
         <w:bCs/>
       </w:rPr>
@@ -13401,6 +13973,7 @@
       <w:spacing w:after="0" w:line="240" w:lineRule="auto"/>
     </w:pPr>
     <w:rPr>
+      <w:rFonts w:eastAsia="黑体"/>
       <w:color w:themeColor="text1" w:val="000000"/>
     </w:rPr>
     <w:tblPr>
@@ -13427,6 +14000,7 @@
     </w:tcPr>
     <w:tblStylePr w:type="firstRow">
       <w:rPr>
+        <w:rFonts w:eastAsia="黑体"/>
         <w:b/>
         <w:bCs/>
       </w:rPr>
@@ -13445,6 +14019,7 @@
     </w:tblStylePr>
     <w:tblStylePr w:type="lastRow">
       <w:rPr>
+        <w:rFonts w:eastAsia="黑体"/>
         <w:b/>
         <w:bCs/>
         <w:color w:themeColor="background1" w:val="FFFFFF"/>
@@ -13459,6 +14034,7 @@
     </w:tblStylePr>
     <w:tblStylePr w:type="firstCol">
       <w:rPr>
+        <w:rFonts w:eastAsia="黑体"/>
         <w:color w:themeColor="background1" w:val="FFFFFF"/>
       </w:rPr>
       <w:tblPr/>
@@ -13476,6 +14052,7 @@
     </w:tblStylePr>
     <w:tblStylePr w:type="lastCol">
       <w:rPr>
+        <w:rFonts w:eastAsia="黑体"/>
         <w:color w:themeColor="background1" w:val="FFFFFF"/>
       </w:rPr>
       <w:tblPr/>
@@ -13505,11 +14082,13 @@
     </w:tblStylePr>
     <w:tblStylePr w:type="neCell">
       <w:rPr>
+        <w:rFonts w:eastAsia="黑体"/>
         <w:color w:themeColor="text1" w:val="000000"/>
       </w:rPr>
     </w:tblStylePr>
     <w:tblStylePr w:type="nwCell">
       <w:rPr>
+        <w:rFonts w:eastAsia="黑体"/>
         <w:color w:themeColor="text1" w:val="000000"/>
       </w:rPr>
     </w:tblStylePr>
@@ -13523,6 +14102,7 @@
       <w:spacing w:after="0" w:line="240" w:lineRule="auto"/>
     </w:pPr>
     <w:rPr>
+      <w:rFonts w:eastAsia="黑体"/>
       <w:color w:themeColor="text1" w:val="000000"/>
     </w:rPr>
     <w:tblPr>
@@ -13549,6 +14129,7 @@
     </w:tcPr>
     <w:tblStylePr w:type="firstRow">
       <w:rPr>
+        <w:rFonts w:eastAsia="黑体"/>
         <w:b/>
         <w:bCs/>
       </w:rPr>
@@ -13567,6 +14148,7 @@
     </w:tblStylePr>
     <w:tblStylePr w:type="lastRow">
       <w:rPr>
+        <w:rFonts w:eastAsia="黑体"/>
         <w:b/>
         <w:bCs/>
         <w:color w:themeColor="background1" w:val="FFFFFF"/>
@@ -13581,6 +14163,7 @@
     </w:tblStylePr>
     <w:tblStylePr w:type="firstCol">
       <w:rPr>
+        <w:rFonts w:eastAsia="黑体"/>
         <w:color w:themeColor="background1" w:val="FFFFFF"/>
       </w:rPr>
       <w:tblPr/>
@@ -13598,6 +14181,7 @@
     </w:tblStylePr>
     <w:tblStylePr w:type="lastCol">
       <w:rPr>
+        <w:rFonts w:eastAsia="黑体"/>
         <w:color w:themeColor="background1" w:val="FFFFFF"/>
       </w:rPr>
       <w:tblPr/>
@@ -13627,11 +14211,13 @@
     </w:tblStylePr>
     <w:tblStylePr w:type="neCell">
       <w:rPr>
+        <w:rFonts w:eastAsia="黑体"/>
         <w:color w:themeColor="text1" w:val="000000"/>
       </w:rPr>
     </w:tblStylePr>
     <w:tblStylePr w:type="nwCell">
       <w:rPr>
+        <w:rFonts w:eastAsia="黑体"/>
         <w:color w:themeColor="text1" w:val="000000"/>
       </w:rPr>
     </w:tblStylePr>
@@ -13645,6 +14231,7 @@
       <w:spacing w:after="0" w:line="240" w:lineRule="auto"/>
     </w:pPr>
     <w:rPr>
+      <w:rFonts w:eastAsia="黑体"/>
       <w:color w:themeColor="text1" w:val="000000"/>
     </w:rPr>
     <w:tblPr>
@@ -13671,6 +14258,7 @@
     </w:tcPr>
     <w:tblStylePr w:type="firstRow">
       <w:rPr>
+        <w:rFonts w:eastAsia="黑体"/>
         <w:b/>
         <w:bCs/>
       </w:rPr>
@@ -13689,6 +14277,7 @@
     </w:tblStylePr>
     <w:tblStylePr w:type="lastRow">
       <w:rPr>
+        <w:rFonts w:eastAsia="黑体"/>
         <w:b/>
         <w:bCs/>
         <w:color w:themeColor="background1" w:val="FFFFFF"/>
@@ -13703,6 +14292,7 @@
     </w:tblStylePr>
     <w:tblStylePr w:type="firstCol">
       <w:rPr>
+        <w:rFonts w:eastAsia="黑体"/>
         <w:color w:themeColor="background1" w:val="FFFFFF"/>
       </w:rPr>
       <w:tblPr/>
@@ -13720,6 +14310,7 @@
     </w:tblStylePr>
     <w:tblStylePr w:type="lastCol">
       <w:rPr>
+        <w:rFonts w:eastAsia="黑体"/>
         <w:color w:themeColor="background1" w:val="FFFFFF"/>
       </w:rPr>
       <w:tblPr/>
@@ -13749,11 +14340,13 @@
     </w:tblStylePr>
     <w:tblStylePr w:type="neCell">
       <w:rPr>
+        <w:rFonts w:eastAsia="黑体"/>
         <w:color w:themeColor="text1" w:val="000000"/>
       </w:rPr>
     </w:tblStylePr>
     <w:tblStylePr w:type="nwCell">
       <w:rPr>
+        <w:rFonts w:eastAsia="黑体"/>
         <w:color w:themeColor="text1" w:val="000000"/>
       </w:rPr>
     </w:tblStylePr>
@@ -13767,6 +14360,7 @@
       <w:spacing w:after="0" w:line="240" w:lineRule="auto"/>
     </w:pPr>
     <w:rPr>
+      <w:rFonts w:eastAsia="黑体"/>
       <w:color w:themeColor="text1" w:val="000000"/>
     </w:rPr>
     <w:tblPr>
@@ -13793,6 +14387,7 @@
     </w:tcPr>
     <w:tblStylePr w:type="firstRow">
       <w:rPr>
+        <w:rFonts w:eastAsia="黑体"/>
         <w:b/>
         <w:bCs/>
       </w:rPr>
@@ -13811,6 +14406,7 @@
     </w:tblStylePr>
     <w:tblStylePr w:type="lastRow">
       <w:rPr>
+        <w:rFonts w:eastAsia="黑体"/>
         <w:b/>
         <w:bCs/>
         <w:color w:themeColor="background1" w:val="FFFFFF"/>
@@ -13825,6 +14421,7 @@
     </w:tblStylePr>
     <w:tblStylePr w:type="firstCol">
       <w:rPr>
+        <w:rFonts w:eastAsia="黑体"/>
         <w:color w:themeColor="background1" w:val="FFFFFF"/>
       </w:rPr>
       <w:tblPr/>
@@ -13842,6 +14439,7 @@
     </w:tblStylePr>
     <w:tblStylePr w:type="lastCol">
       <w:rPr>
+        <w:rFonts w:eastAsia="黑体"/>
         <w:color w:themeColor="background1" w:val="FFFFFF"/>
       </w:rPr>
       <w:tblPr/>
@@ -13879,6 +14477,7 @@
       <w:spacing w:after="0" w:line="240" w:lineRule="auto"/>
     </w:pPr>
     <w:rPr>
+      <w:rFonts w:eastAsia="黑体"/>
       <w:color w:themeColor="text1" w:val="000000"/>
     </w:rPr>
     <w:tblPr>
@@ -13905,6 +14504,7 @@
     </w:tcPr>
     <w:tblStylePr w:type="firstRow">
       <w:rPr>
+        <w:rFonts w:eastAsia="黑体"/>
         <w:b/>
         <w:bCs/>
       </w:rPr>
@@ -13923,6 +14523,7 @@
     </w:tblStylePr>
     <w:tblStylePr w:type="lastRow">
       <w:rPr>
+        <w:rFonts w:eastAsia="黑体"/>
         <w:b/>
         <w:bCs/>
         <w:color w:themeColor="background1" w:val="FFFFFF"/>
@@ -13937,6 +14538,7 @@
     </w:tblStylePr>
     <w:tblStylePr w:type="firstCol">
       <w:rPr>
+        <w:rFonts w:eastAsia="黑体"/>
         <w:color w:themeColor="background1" w:val="FFFFFF"/>
       </w:rPr>
       <w:tblPr/>
@@ -13954,6 +14556,7 @@
     </w:tblStylePr>
     <w:tblStylePr w:type="lastCol">
       <w:rPr>
+        <w:rFonts w:eastAsia="黑体"/>
         <w:color w:themeColor="background1" w:val="FFFFFF"/>
       </w:rPr>
       <w:tblPr/>
@@ -13983,11 +14586,13 @@
     </w:tblStylePr>
     <w:tblStylePr w:type="neCell">
       <w:rPr>
+        <w:rFonts w:eastAsia="黑体"/>
         <w:color w:themeColor="text1" w:val="000000"/>
       </w:rPr>
     </w:tblStylePr>
     <w:tblStylePr w:type="nwCell">
       <w:rPr>
+        <w:rFonts w:eastAsia="黑体"/>
         <w:color w:themeColor="text1" w:val="000000"/>
       </w:rPr>
     </w:tblStylePr>
@@ -14001,6 +14606,7 @@
       <w:spacing w:after="0" w:line="240" w:lineRule="auto"/>
     </w:pPr>
     <w:rPr>
+      <w:rFonts w:eastAsia="黑体"/>
       <w:color w:themeColor="text1" w:val="000000"/>
     </w:rPr>
     <w:tblPr>
@@ -14027,6 +14633,7 @@
     </w:tcPr>
     <w:tblStylePr w:type="firstRow">
       <w:rPr>
+        <w:rFonts w:eastAsia="黑体"/>
         <w:b/>
         <w:bCs/>
       </w:rPr>
@@ -14045,6 +14652,7 @@
     </w:tblStylePr>
     <w:tblStylePr w:type="lastRow">
       <w:rPr>
+        <w:rFonts w:eastAsia="黑体"/>
         <w:b/>
         <w:bCs/>
         <w:color w:themeColor="background1" w:val="FFFFFF"/>
@@ -14059,6 +14667,7 @@
     </w:tblStylePr>
     <w:tblStylePr w:type="firstCol">
       <w:rPr>
+        <w:rFonts w:eastAsia="黑体"/>
         <w:color w:themeColor="background1" w:val="FFFFFF"/>
       </w:rPr>
       <w:tblPr/>
@@ -14076,6 +14685,7 @@
     </w:tblStylePr>
     <w:tblStylePr w:type="lastCol">
       <w:rPr>
+        <w:rFonts w:eastAsia="黑体"/>
         <w:color w:themeColor="background1" w:val="FFFFFF"/>
       </w:rPr>
       <w:tblPr/>
@@ -14105,11 +14715,13 @@
     </w:tblStylePr>
     <w:tblStylePr w:type="neCell">
       <w:rPr>
+        <w:rFonts w:eastAsia="黑体"/>
         <w:color w:themeColor="text1" w:val="000000"/>
       </w:rPr>
     </w:tblStylePr>
     <w:tblStylePr w:type="nwCell">
       <w:rPr>
+        <w:rFonts w:eastAsia="黑体"/>
         <w:color w:themeColor="text1" w:val="000000"/>
       </w:rPr>
     </w:tblStylePr>
@@ -14123,6 +14735,7 @@
       <w:spacing w:after="0" w:line="240" w:lineRule="auto"/>
     </w:pPr>
     <w:rPr>
+      <w:rFonts w:eastAsia="黑体"/>
       <w:color w:themeColor="text1" w:val="000000"/>
     </w:rPr>
     <w:tblPr>
@@ -14149,6 +14762,7 @@
     </w:tcPr>
     <w:tblStylePr w:type="firstRow">
       <w:rPr>
+        <w:rFonts w:eastAsia="黑体"/>
         <w:b/>
         <w:bCs/>
       </w:rPr>
@@ -14167,6 +14781,7 @@
     </w:tblStylePr>
     <w:tblStylePr w:type="lastRow">
       <w:rPr>
+        <w:rFonts w:eastAsia="黑体"/>
         <w:b/>
         <w:bCs/>
         <w:color w:themeColor="background1" w:val="FFFFFF"/>
@@ -14181,6 +14796,7 @@
     </w:tblStylePr>
     <w:tblStylePr w:type="firstCol">
       <w:rPr>
+        <w:rFonts w:eastAsia="黑体"/>
         <w:color w:themeColor="background1" w:val="FFFFFF"/>
       </w:rPr>
       <w:tblPr/>
@@ -14198,6 +14814,7 @@
     </w:tblStylePr>
     <w:tblStylePr w:type="lastCol">
       <w:rPr>
+        <w:rFonts w:eastAsia="黑体"/>
         <w:color w:themeColor="background1" w:val="FFFFFF"/>
       </w:rPr>
       <w:tblPr/>
@@ -14227,11 +14844,13 @@
     </w:tblStylePr>
     <w:tblStylePr w:type="neCell">
       <w:rPr>
+        <w:rFonts w:eastAsia="黑体"/>
         <w:color w:themeColor="text1" w:val="000000"/>
       </w:rPr>
     </w:tblStylePr>
     <w:tblStylePr w:type="nwCell">
       <w:rPr>
+        <w:rFonts w:eastAsia="黑体"/>
         <w:color w:themeColor="text1" w:val="000000"/>
       </w:rPr>
     </w:tblStylePr>
@@ -14245,6 +14864,7 @@
       <w:spacing w:after="0" w:line="240" w:lineRule="auto"/>
     </w:pPr>
     <w:rPr>
+      <w:rFonts w:eastAsia="黑体"/>
       <w:color w:themeColor="text1" w:val="000000"/>
     </w:rPr>
     <w:tblPr>
@@ -14263,6 +14883,7 @@
     </w:tcPr>
     <w:tblStylePr w:type="firstRow">
       <w:rPr>
+        <w:rFonts w:eastAsia="黑体"/>
         <w:b/>
         <w:bCs/>
         <w:color w:themeColor="background1" w:val="FFFFFF"/>
@@ -14277,6 +14898,7 @@
     </w:tblStylePr>
     <w:tblStylePr w:type="lastRow">
       <w:rPr>
+        <w:rFonts w:eastAsia="黑体"/>
         <w:b/>
         <w:bCs/>
         <w:color w:themeColor="accent2" w:themeShade="CC" w:val="9E3A38"/>
@@ -14291,12 +14913,14 @@
     </w:tblStylePr>
     <w:tblStylePr w:type="firstCol">
       <w:rPr>
+        <w:rFonts w:eastAsia="黑体"/>
         <w:b/>
         <w:bCs/>
       </w:rPr>
     </w:tblStylePr>
     <w:tblStylePr w:type="lastCol">
       <w:rPr>
+        <w:rFonts w:eastAsia="黑体"/>
         <w:b/>
         <w:bCs/>
       </w:rPr>
@@ -14331,6 +14955,7 @@
       <w:spacing w:after="0" w:line="240" w:lineRule="auto"/>
     </w:pPr>
     <w:rPr>
+      <w:rFonts w:eastAsia="黑体"/>
       <w:color w:themeColor="text1" w:val="000000"/>
     </w:rPr>
     <w:tblPr>
@@ -14349,6 +14974,7 @@
     </w:tcPr>
     <w:tblStylePr w:type="firstRow">
       <w:rPr>
+        <w:rFonts w:eastAsia="黑体"/>
         <w:b/>
         <w:bCs/>
         <w:color w:themeColor="background1" w:val="FFFFFF"/>
@@ -14363,6 +14989,7 @@
     </w:tblStylePr>
     <w:tblStylePr w:type="lastRow">
       <w:rPr>
+        <w:rFonts w:eastAsia="黑体"/>
         <w:b/>
         <w:bCs/>
         <w:color w:themeColor="accent2" w:themeShade="CC" w:val="9E3A38"/>
@@ -14377,12 +15004,14 @@
     </w:tblStylePr>
     <w:tblStylePr w:type="firstCol">
       <w:rPr>
+        <w:rFonts w:eastAsia="黑体"/>
         <w:b/>
         <w:bCs/>
       </w:rPr>
     </w:tblStylePr>
     <w:tblStylePr w:type="lastCol">
       <w:rPr>
+        <w:rFonts w:eastAsia="黑体"/>
         <w:b/>
         <w:bCs/>
       </w:rPr>
@@ -14417,6 +15046,7 @@
       <w:spacing w:after="0" w:line="240" w:lineRule="auto"/>
     </w:pPr>
     <w:rPr>
+      <w:rFonts w:eastAsia="黑体"/>
       <w:color w:themeColor="text1" w:val="000000"/>
     </w:rPr>
     <w:tblPr>
@@ -14435,6 +15065,7 @@
     </w:tcPr>
     <w:tblStylePr w:type="firstRow">
       <w:rPr>
+        <w:rFonts w:eastAsia="黑体"/>
         <w:b/>
         <w:bCs/>
         <w:color w:themeColor="background1" w:val="FFFFFF"/>
@@ -14449,6 +15080,7 @@
     </w:tblStylePr>
     <w:tblStylePr w:type="lastRow">
       <w:rPr>
+        <w:rFonts w:eastAsia="黑体"/>
         <w:b/>
         <w:bCs/>
         <w:color w:themeColor="accent2" w:themeShade="CC" w:val="9E3A38"/>
@@ -14463,12 +15095,14 @@
     </w:tblStylePr>
     <w:tblStylePr w:type="firstCol">
       <w:rPr>
+        <w:rFonts w:eastAsia="黑体"/>
         <w:b/>
         <w:bCs/>
       </w:rPr>
     </w:tblStylePr>
     <w:tblStylePr w:type="lastCol">
       <w:rPr>
+        <w:rFonts w:eastAsia="黑体"/>
         <w:b/>
         <w:bCs/>
       </w:rPr>
@@ -14503,6 +15137,7 @@
       <w:spacing w:after="0" w:line="240" w:lineRule="auto"/>
     </w:pPr>
     <w:rPr>
+      <w:rFonts w:eastAsia="黑体"/>
       <w:color w:themeColor="text1" w:val="000000"/>
     </w:rPr>
     <w:tblPr>
@@ -14521,6 +15156,7 @@
     </w:tcPr>
     <w:tblStylePr w:type="firstRow">
       <w:rPr>
+        <w:rFonts w:eastAsia="黑体"/>
         <w:b/>
         <w:bCs/>
         <w:color w:themeColor="background1" w:val="FFFFFF"/>
@@ -14535,6 +15171,7 @@
     </w:tblStylePr>
     <w:tblStylePr w:type="lastRow">
       <w:rPr>
+        <w:rFonts w:eastAsia="黑体"/>
         <w:b/>
         <w:bCs/>
         <w:color w:themeColor="accent4" w:themeShade="CC" w:val="664E82"/>
@@ -14549,12 +15186,14 @@
     </w:tblStylePr>
     <w:tblStylePr w:type="firstCol">
       <w:rPr>
+        <w:rFonts w:eastAsia="黑体"/>
         <w:b/>
         <w:bCs/>
       </w:rPr>
     </w:tblStylePr>
     <w:tblStylePr w:type="lastCol">
       <w:rPr>
+        <w:rFonts w:eastAsia="黑体"/>
         <w:b/>
         <w:bCs/>
       </w:rPr>
@@ -14589,6 +15228,7 @@
       <w:spacing w:after="0" w:line="240" w:lineRule="auto"/>
     </w:pPr>
     <w:rPr>
+      <w:rFonts w:eastAsia="黑体"/>
       <w:color w:themeColor="text1" w:val="000000"/>
     </w:rPr>
     <w:tblPr>
@@ -14607,6 +15247,7 @@
     </w:tcPr>
     <w:tblStylePr w:type="firstRow">
       <w:rPr>
+        <w:rFonts w:eastAsia="黑体"/>
         <w:b/>
         <w:bCs/>
         <w:color w:themeColor="background1" w:val="FFFFFF"/>
@@ -14621,6 +15262,7 @@
     </w:tblStylePr>
     <w:tblStylePr w:type="lastRow">
       <w:rPr>
+        <w:rFonts w:eastAsia="黑体"/>
         <w:b/>
         <w:bCs/>
         <w:color w:themeColor="accent3" w:themeShade="CC" w:val="7E9C40"/>
@@ -14635,12 +15277,14 @@
     </w:tblStylePr>
     <w:tblStylePr w:type="firstCol">
       <w:rPr>
+        <w:rFonts w:eastAsia="黑体"/>
         <w:b/>
         <w:bCs/>
       </w:rPr>
     </w:tblStylePr>
     <w:tblStylePr w:type="lastCol">
       <w:rPr>
+        <w:rFonts w:eastAsia="黑体"/>
         <w:b/>
         <w:bCs/>
       </w:rPr>
@@ -14675,6 +15319,7 @@
       <w:spacing w:after="0" w:line="240" w:lineRule="auto"/>
     </w:pPr>
     <w:rPr>
+      <w:rFonts w:eastAsia="黑体"/>
       <w:color w:themeColor="text1" w:val="000000"/>
     </w:rPr>
     <w:tblPr>
@@ -14693,6 +15338,7 @@
     </w:tcPr>
     <w:tblStylePr w:type="firstRow">
       <w:rPr>
+        <w:rFonts w:eastAsia="黑体"/>
         <w:b/>
         <w:bCs/>
         <w:color w:themeColor="background1" w:val="FFFFFF"/>
@@ -14707,6 +15353,7 @@
     </w:tblStylePr>
     <w:tblStylePr w:type="lastRow">
       <w:rPr>
+        <w:rFonts w:eastAsia="黑体"/>
         <w:b/>
         <w:bCs/>
         <w:color w:themeColor="accent6" w:themeShade="CC" w:val="F2730A"/>
@@ -14721,12 +15368,14 @@
     </w:tblStylePr>
     <w:tblStylePr w:type="firstCol">
       <w:rPr>
+        <w:rFonts w:eastAsia="黑体"/>
         <w:b/>
         <w:bCs/>
       </w:rPr>
     </w:tblStylePr>
     <w:tblStylePr w:type="lastCol">
       <w:rPr>
+        <w:rFonts w:eastAsia="黑体"/>
         <w:b/>
         <w:bCs/>
       </w:rPr>
@@ -14761,6 +15410,7 @@
       <w:spacing w:after="0" w:line="240" w:lineRule="auto"/>
     </w:pPr>
     <w:rPr>
+      <w:rFonts w:eastAsia="黑体"/>
       <w:color w:themeColor="text1" w:val="000000"/>
     </w:rPr>
     <w:tblPr>
@@ -14779,6 +15429,7 @@
     </w:tcPr>
     <w:tblStylePr w:type="firstRow">
       <w:rPr>
+        <w:rFonts w:eastAsia="黑体"/>
         <w:b/>
         <w:bCs/>
         <w:color w:themeColor="background1" w:val="FFFFFF"/>
@@ -14793,6 +15444,7 @@
     </w:tblStylePr>
     <w:tblStylePr w:type="lastRow">
       <w:rPr>
+        <w:rFonts w:eastAsia="黑体"/>
         <w:b/>
         <w:bCs/>
         <w:color w:themeColor="accent5" w:themeShade="CC" w:val="348DA5"/>
@@ -14807,12 +15459,14 @@
     </w:tblStylePr>
     <w:tblStylePr w:type="firstCol">
       <w:rPr>
+        <w:rFonts w:eastAsia="黑体"/>
         <w:b/>
         <w:bCs/>
       </w:rPr>
     </w:tblStylePr>
     <w:tblStylePr w:type="lastCol">
       <w:rPr>
+        <w:rFonts w:eastAsia="黑体"/>
         <w:b/>
         <w:bCs/>
       </w:rPr>
@@ -14847,6 +15501,7 @@
       <w:spacing w:after="0" w:line="240" w:lineRule="auto"/>
     </w:pPr>
     <w:rPr>
+      <w:rFonts w:eastAsia="黑体"/>
       <w:color w:themeColor="text1" w:val="000000"/>
     </w:rPr>
     <w:tblPr>
@@ -14868,6 +15523,7 @@
     </w:tcPr>
     <w:tblStylePr w:type="firstRow">
       <w:rPr>
+        <w:rFonts w:eastAsia="黑体"/>
         <w:b/>
         <w:bCs/>
       </w:rPr>
@@ -14878,6 +15534,7 @@
     </w:tblStylePr>
     <w:tblStylePr w:type="lastRow">
       <w:rPr>
+        <w:rFonts w:eastAsia="黑体"/>
         <w:b/>
         <w:bCs/>
         <w:color w:themeColor="text1" w:val="000000"/>
@@ -14889,6 +15546,7 @@
     </w:tblStylePr>
     <w:tblStylePr w:type="firstCol">
       <w:rPr>
+        <w:rFonts w:eastAsia="黑体"/>
         <w:color w:themeColor="background1" w:val="FFFFFF"/>
       </w:rPr>
       <w:tblPr/>
@@ -14898,6 +15556,7 @@
     </w:tblStylePr>
     <w:tblStylePr w:type="lastCol">
       <w:rPr>
+        <w:rFonts w:eastAsia="黑体"/>
         <w:color w:themeColor="background1" w:val="FFFFFF"/>
       </w:rPr>
       <w:tblPr/>
@@ -14927,6 +15586,7 @@
       <w:spacing w:after="0" w:line="240" w:lineRule="auto"/>
     </w:pPr>
     <w:rPr>
+      <w:rFonts w:eastAsia="黑体"/>
       <w:color w:themeColor="text1" w:val="000000"/>
     </w:rPr>
     <w:tblPr>
@@ -14948,6 +15608,7 @@
     </w:tcPr>
     <w:tblStylePr w:type="firstRow">
       <w:rPr>
+        <w:rFonts w:eastAsia="黑体"/>
         <w:b/>
         <w:bCs/>
       </w:rPr>
@@ -14958,6 +15619,7 @@
     </w:tblStylePr>
     <w:tblStylePr w:type="lastRow">
       <w:rPr>
+        <w:rFonts w:eastAsia="黑体"/>
         <w:b/>
         <w:bCs/>
         <w:color w:themeColor="text1" w:val="000000"/>
@@ -14969,6 +15631,7 @@
     </w:tblStylePr>
     <w:tblStylePr w:type="firstCol">
       <w:rPr>
+        <w:rFonts w:eastAsia="黑体"/>
         <w:color w:themeColor="background1" w:val="FFFFFF"/>
       </w:rPr>
       <w:tblPr/>
@@ -14978,6 +15641,7 @@
     </w:tblStylePr>
     <w:tblStylePr w:type="lastCol">
       <w:rPr>
+        <w:rFonts w:eastAsia="黑体"/>
         <w:color w:themeColor="background1" w:val="FFFFFF"/>
       </w:rPr>
       <w:tblPr/>
@@ -15007,6 +15671,7 @@
       <w:spacing w:after="0" w:line="240" w:lineRule="auto"/>
     </w:pPr>
     <w:rPr>
+      <w:rFonts w:eastAsia="黑体"/>
       <w:color w:themeColor="text1" w:val="000000"/>
     </w:rPr>
     <w:tblPr>
@@ -15028,6 +15693,7 @@
     </w:tcPr>
     <w:tblStylePr w:type="firstRow">
       <w:rPr>
+        <w:rFonts w:eastAsia="黑体"/>
         <w:b/>
         <w:bCs/>
       </w:rPr>
@@ -15038,6 +15704,7 @@
     </w:tblStylePr>
     <w:tblStylePr w:type="lastRow">
       <w:rPr>
+        <w:rFonts w:eastAsia="黑体"/>
         <w:b/>
         <w:bCs/>
         <w:color w:themeColor="text1" w:val="000000"/>
@@ -15049,6 +15716,7 @@
     </w:tblStylePr>
     <w:tblStylePr w:type="firstCol">
       <w:rPr>
+        <w:rFonts w:eastAsia="黑体"/>
         <w:color w:themeColor="background1" w:val="FFFFFF"/>
       </w:rPr>
       <w:tblPr/>
@@ -15058,6 +15726,7 @@
     </w:tblStylePr>
     <w:tblStylePr w:type="lastCol">
       <w:rPr>
+        <w:rFonts w:eastAsia="黑体"/>
         <w:color w:themeColor="background1" w:val="FFFFFF"/>
       </w:rPr>
       <w:tblPr/>
@@ -15087,6 +15756,7 @@
       <w:spacing w:after="0" w:line="240" w:lineRule="auto"/>
     </w:pPr>
     <w:rPr>
+      <w:rFonts w:eastAsia="黑体"/>
       <w:color w:themeColor="text1" w:val="000000"/>
     </w:rPr>
     <w:tblPr>
@@ -15108,6 +15778,7 @@
     </w:tcPr>
     <w:tblStylePr w:type="firstRow">
       <w:rPr>
+        <w:rFonts w:eastAsia="黑体"/>
         <w:b/>
         <w:bCs/>
       </w:rPr>
@@ -15118,6 +15789,7 @@
     </w:tblStylePr>
     <w:tblStylePr w:type="lastRow">
       <w:rPr>
+        <w:rFonts w:eastAsia="黑体"/>
         <w:b/>
         <w:bCs/>
         <w:color w:themeColor="text1" w:val="000000"/>
@@ -15129,6 +15801,7 @@
     </w:tblStylePr>
     <w:tblStylePr w:type="firstCol">
       <w:rPr>
+        <w:rFonts w:eastAsia="黑体"/>
         <w:color w:themeColor="background1" w:val="FFFFFF"/>
       </w:rPr>
       <w:tblPr/>
@@ -15138,6 +15811,7 @@
     </w:tblStylePr>
     <w:tblStylePr w:type="lastCol">
       <w:rPr>
+        <w:rFonts w:eastAsia="黑体"/>
         <w:color w:themeColor="background1" w:val="FFFFFF"/>
       </w:rPr>
       <w:tblPr/>
@@ -15167,6 +15841,7 @@
       <w:spacing w:after="0" w:line="240" w:lineRule="auto"/>
     </w:pPr>
     <w:rPr>
+      <w:rFonts w:eastAsia="黑体"/>
       <w:color w:themeColor="text1" w:val="000000"/>
     </w:rPr>
     <w:tblPr>
@@ -15188,6 +15863,7 @@
     </w:tcPr>
     <w:tblStylePr w:type="firstRow">
       <w:rPr>
+        <w:rFonts w:eastAsia="黑体"/>
         <w:b/>
         <w:bCs/>
       </w:rPr>
@@ -15198,6 +15874,7 @@
     </w:tblStylePr>
     <w:tblStylePr w:type="lastRow">
       <w:rPr>
+        <w:rFonts w:eastAsia="黑体"/>
         <w:b/>
         <w:bCs/>
         <w:color w:themeColor="text1" w:val="000000"/>
@@ -15209,6 +15886,7 @@
     </w:tblStylePr>
     <w:tblStylePr w:type="firstCol">
       <w:rPr>
+        <w:rFonts w:eastAsia="黑体"/>
         <w:color w:themeColor="background1" w:val="FFFFFF"/>
       </w:rPr>
       <w:tblPr/>
@@ -15218,6 +15896,7 @@
     </w:tblStylePr>
     <w:tblStylePr w:type="lastCol">
       <w:rPr>
+        <w:rFonts w:eastAsia="黑体"/>
         <w:color w:themeColor="background1" w:val="FFFFFF"/>
       </w:rPr>
       <w:tblPr/>
@@ -15247,6 +15926,7 @@
       <w:spacing w:after="0" w:line="240" w:lineRule="auto"/>
     </w:pPr>
     <w:rPr>
+      <w:rFonts w:eastAsia="黑体"/>
       <w:color w:themeColor="text1" w:val="000000"/>
     </w:rPr>
     <w:tblPr>
@@ -15268,6 +15948,7 @@
     </w:tcPr>
     <w:tblStylePr w:type="firstRow">
       <w:rPr>
+        <w:rFonts w:eastAsia="黑体"/>
         <w:b/>
         <w:bCs/>
       </w:rPr>
@@ -15278,6 +15959,7 @@
     </w:tblStylePr>
     <w:tblStylePr w:type="lastRow">
       <w:rPr>
+        <w:rFonts w:eastAsia="黑体"/>
         <w:b/>
         <w:bCs/>
         <w:color w:themeColor="text1" w:val="000000"/>
@@ -15289,6 +15971,7 @@
     </w:tblStylePr>
     <w:tblStylePr w:type="firstCol">
       <w:rPr>
+        <w:rFonts w:eastAsia="黑体"/>
         <w:color w:themeColor="background1" w:val="FFFFFF"/>
       </w:rPr>
       <w:tblPr/>
@@ -15298,6 +15981,7 @@
     </w:tblStylePr>
     <w:tblStylePr w:type="lastCol">
       <w:rPr>
+        <w:rFonts w:eastAsia="黑体"/>
         <w:color w:themeColor="background1" w:val="FFFFFF"/>
       </w:rPr>
       <w:tblPr/>
@@ -15327,6 +16011,7 @@
       <w:spacing w:after="0" w:line="240" w:lineRule="auto"/>
     </w:pPr>
     <w:rPr>
+      <w:rFonts w:eastAsia="黑体"/>
       <w:color w:themeColor="text1" w:val="000000"/>
     </w:rPr>
     <w:tblPr>
@@ -15348,6 +16033,7 @@
     </w:tcPr>
     <w:tblStylePr w:type="firstRow">
       <w:rPr>
+        <w:rFonts w:eastAsia="黑体"/>
         <w:b/>
         <w:bCs/>
       </w:rPr>
@@ -15358,6 +16044,7 @@
     </w:tblStylePr>
     <w:tblStylePr w:type="lastRow">
       <w:rPr>
+        <w:rFonts w:eastAsia="黑体"/>
         <w:b/>
         <w:bCs/>
         <w:color w:themeColor="text1" w:val="000000"/>
@@ -15369,6 +16056,7 @@
     </w:tblStylePr>
     <w:tblStylePr w:type="firstCol">
       <w:rPr>
+        <w:rFonts w:eastAsia="黑体"/>
         <w:color w:themeColor="background1" w:val="FFFFFF"/>
       </w:rPr>
       <w:tblPr/>
@@ -15378,6 +16066,7 @@
     </w:tblStylePr>
     <w:tblStylePr w:type="lastCol">
       <w:rPr>
+        <w:rFonts w:eastAsia="黑体"/>
         <w:color w:themeColor="background1" w:val="FFFFFF"/>
       </w:rPr>
       <w:tblPr/>
@@ -15410,6 +16099,7 @@
     <w:name w:val="KeywordTok"/>
     <w:basedOn w:val="VerbatimChar"/>
     <w:rPr>
+      <w:rFonts w:eastAsia="黑体"/>
       <w:b/>
       <w:color w:val="007020"/>
     </w:rPr>
@@ -15418,6 +16108,7 @@
     <w:name w:val="DataTypeTok"/>
     <w:basedOn w:val="VerbatimChar"/>
     <w:rPr>
+      <w:rFonts w:eastAsia="黑体"/>
       <w:color w:val="902000"/>
     </w:rPr>
   </w:style>
@@ -15425,6 +16116,7 @@
     <w:name w:val="DecValTok"/>
     <w:basedOn w:val="VerbatimChar"/>
     <w:rPr>
+      <w:rFonts w:eastAsia="黑体"/>
       <w:color w:val="40a070"/>
     </w:rPr>
   </w:style>
@@ -15432,6 +16124,7 @@
     <w:name w:val="BaseNTok"/>
     <w:basedOn w:val="VerbatimChar"/>
     <w:rPr>
+      <w:rFonts w:eastAsia="黑体"/>
       <w:color w:val="40a070"/>
     </w:rPr>
   </w:style>
@@ -15439,6 +16132,7 @@
     <w:name w:val="FloatTok"/>
     <w:basedOn w:val="VerbatimChar"/>
     <w:rPr>
+      <w:rFonts w:eastAsia="黑体"/>
       <w:color w:val="40a070"/>
     </w:rPr>
   </w:style>
@@ -15446,6 +16140,7 @@
     <w:name w:val="ConstantTok"/>
     <w:basedOn w:val="VerbatimChar"/>
     <w:rPr>
+      <w:rFonts w:eastAsia="黑体"/>
       <w:color w:val="880000"/>
     </w:rPr>
   </w:style>
@@ -15453,6 +16148,7 @@
     <w:name w:val="CharTok"/>
     <w:basedOn w:val="VerbatimChar"/>
     <w:rPr>
+      <w:rFonts w:eastAsia="黑体"/>
       <w:color w:val="4070a0"/>
     </w:rPr>
   </w:style>
@@ -15460,6 +16156,7 @@
     <w:name w:val="SpecialCharTok"/>
     <w:basedOn w:val="VerbatimChar"/>
     <w:rPr>
+      <w:rFonts w:eastAsia="黑体"/>
       <w:color w:val="4070a0"/>
     </w:rPr>
   </w:style>
@@ -15467,6 +16164,7 @@
     <w:name w:val="StringTok"/>
     <w:basedOn w:val="VerbatimChar"/>
     <w:rPr>
+      <w:rFonts w:eastAsia="黑体"/>
       <w:color w:val="4070a0"/>
     </w:rPr>
   </w:style>
@@ -15474,6 +16172,7 @@
     <w:name w:val="VerbatimStringTok"/>
     <w:basedOn w:val="VerbatimChar"/>
     <w:rPr>
+      <w:rFonts w:eastAsia="黑体"/>
       <w:color w:val="4070a0"/>
     </w:rPr>
   </w:style>
@@ -15481,6 +16180,7 @@
     <w:name w:val="SpecialStringTok"/>
     <w:basedOn w:val="VerbatimChar"/>
     <w:rPr>
+      <w:rFonts w:eastAsia="黑体"/>
       <w:color w:val="bb6688"/>
     </w:rPr>
   </w:style>
@@ -15488,6 +16188,7 @@
     <w:name w:val="ImportTok"/>
     <w:basedOn w:val="VerbatimChar"/>
     <w:rPr>
+      <w:rFonts w:eastAsia="黑体"/>
       <w:b/>
       <w:color w:val="008000"/>
     </w:rPr>
@@ -15496,6 +16197,7 @@
     <w:name w:val="CommentTok"/>
     <w:basedOn w:val="VerbatimChar"/>
     <w:rPr>
+      <w:rFonts w:eastAsia="黑体"/>
       <w:i/>
       <w:color w:val="60a0b0"/>
     </w:rPr>
@@ -15504,6 +16206,7 @@
     <w:name w:val="DocumentationTok"/>
     <w:basedOn w:val="VerbatimChar"/>
     <w:rPr>
+      <w:rFonts w:eastAsia="黑体"/>
       <w:i/>
       <w:color w:val="ba2121"/>
     </w:rPr>
@@ -15512,6 +16215,7 @@
     <w:name w:val="AnnotationTok"/>
     <w:basedOn w:val="VerbatimChar"/>
     <w:rPr>
+      <w:rFonts w:eastAsia="黑体"/>
       <w:b/>
       <w:i/>
       <w:color w:val="60a0b0"/>
@@ -15521,6 +16225,7 @@
     <w:name w:val="CommentVarTok"/>
     <w:basedOn w:val="VerbatimChar"/>
     <w:rPr>
+      <w:rFonts w:eastAsia="黑体"/>
       <w:b/>
       <w:i/>
       <w:color w:val="60a0b0"/>
@@ -15530,6 +16235,7 @@
     <w:name w:val="OtherTok"/>
     <w:basedOn w:val="VerbatimChar"/>
     <w:rPr>
+      <w:rFonts w:eastAsia="黑体"/>
       <w:color w:val="007020"/>
     </w:rPr>
   </w:style>
@@ -15537,6 +16243,7 @@
     <w:name w:val="FunctionTok"/>
     <w:basedOn w:val="VerbatimChar"/>
     <w:rPr>
+      <w:rFonts w:eastAsia="黑体"/>
       <w:color w:val="06287e"/>
     </w:rPr>
   </w:style>
@@ -15544,6 +16251,7 @@
     <w:name w:val="VariableTok"/>
     <w:basedOn w:val="VerbatimChar"/>
     <w:rPr>
+      <w:rFonts w:eastAsia="黑体"/>
       <w:color w:val="19177c"/>
     </w:rPr>
   </w:style>
@@ -15551,6 +16259,7 @@
     <w:name w:val="ControlFlowTok"/>
     <w:basedOn w:val="VerbatimChar"/>
     <w:rPr>
+      <w:rFonts w:eastAsia="黑体"/>
       <w:b/>
       <w:color w:val="007020"/>
     </w:rPr>
@@ -15559,6 +16268,7 @@
     <w:name w:val="OperatorTok"/>
     <w:basedOn w:val="VerbatimChar"/>
     <w:rPr>
+      <w:rFonts w:eastAsia="黑体"/>
       <w:color w:val="666666"/>
     </w:rPr>
   </w:style>
@@ -15566,18 +16276,22 @@
     <w:name w:val="BuiltInTok"/>
     <w:basedOn w:val="VerbatimChar"/>
     <w:rPr>
+      <w:rFonts w:eastAsia="黑体"/>
       <w:color w:val="008000"/>
     </w:rPr>
   </w:style>
   <w:style w:type="character" w:customStyle="1" w:styleId="ExtensionTok">
     <w:name w:val="ExtensionTok"/>
     <w:basedOn w:val="VerbatimChar"/>
-    <w:rPr/>
+    <w:rPr>
+      <w:rFonts w:eastAsia="黑体"/>
+    </w:rPr>
   </w:style>
   <w:style w:type="character" w:customStyle="1" w:styleId="PreprocessorTok">
     <w:name w:val="PreprocessorTok"/>
     <w:basedOn w:val="VerbatimChar"/>
     <w:rPr>
+      <w:rFonts w:eastAsia="黑体"/>
       <w:color w:val="bc7a00"/>
     </w:rPr>
   </w:style>
@@ -15585,18 +16299,22 @@
     <w:name w:val="AttributeTok"/>
     <w:basedOn w:val="VerbatimChar"/>
     <w:rPr>
+      <w:rFonts w:eastAsia="黑体"/>
       <w:color w:val="7d9029"/>
     </w:rPr>
   </w:style>
   <w:style w:type="character" w:customStyle="1" w:styleId="RegionMarkerTok">
     <w:name w:val="RegionMarkerTok"/>
     <w:basedOn w:val="VerbatimChar"/>
-    <w:rPr/>
+    <w:rPr>
+      <w:rFonts w:eastAsia="黑体"/>
+    </w:rPr>
   </w:style>
   <w:style w:type="character" w:customStyle="1" w:styleId="InformationTok">
     <w:name w:val="InformationTok"/>
     <w:basedOn w:val="VerbatimChar"/>
     <w:rPr>
+      <w:rFonts w:eastAsia="黑体"/>
       <w:b/>
       <w:i/>
       <w:color w:val="60a0b0"/>
@@ -15606,6 +16324,7 @@
     <w:name w:val="WarningTok"/>
     <w:basedOn w:val="VerbatimChar"/>
     <w:rPr>
+      <w:rFonts w:eastAsia="黑体"/>
       <w:b/>
       <w:i/>
       <w:color w:val="60a0b0"/>
@@ -15615,6 +16334,7 @@
     <w:name w:val="AlertTok"/>
     <w:basedOn w:val="VerbatimChar"/>
     <w:rPr>
+      <w:rFonts w:eastAsia="黑体"/>
       <w:b/>
       <w:color w:val="ff0000"/>
     </w:rPr>
@@ -15623,6 +16343,7 @@
     <w:name w:val="ErrorTok"/>
     <w:basedOn w:val="VerbatimChar"/>
     <w:rPr>
+      <w:rFonts w:eastAsia="黑体"/>
       <w:b/>
       <w:color w:val="ff0000"/>
     </w:rPr>
@@ -15630,7 +16351,9 @@
   <w:style w:type="character" w:customStyle="1" w:styleId="NormalTok">
     <w:name w:val="NormalTok"/>
     <w:basedOn w:val="VerbatimChar"/>
-    <w:rPr/>
+    <w:rPr>
+      <w:rFonts w:eastAsia="黑体"/>
+    </w:rPr>
   </w:style>
 </w:styles>
 </file>
@@ -15679,12 +16402,12 @@
     <a:fontScheme name="Office">
       <a:majorFont>
         <a:latin typeface="Calibri"/>
-        <a:ea typeface=""/>
+        <a:ea typeface="黑体"/>
         <a:cs typeface=""/>
         <a:font script="Jpan" typeface="ＭＳ ゴシック"/>
         <a:font script="Hang" typeface="맑은 고딕"/>
-        <a:font script="Hans" typeface="宋体"/>
-        <a:font script="Hant" typeface="新細明體"/>
+        <a:font script="Hans" typeface="黑体"/>
+        <a:font script="Hant" typeface="黑体"/>
         <a:font script="Arab" typeface="Times New Roman"/>
         <a:font script="Hebr" typeface="Times New Roman"/>
         <a:font script="Thai" typeface="Angsana New"/>
@@ -15714,12 +16437,12 @@
       </a:majorFont>
       <a:minorFont>
         <a:latin typeface="Cambria"/>
-        <a:ea typeface=""/>
+        <a:ea typeface="黑体"/>
         <a:cs typeface=""/>
         <a:font script="Jpan" typeface="ＭＳ 明朝"/>
         <a:font script="Hang" typeface="맑은 고딕"/>
-        <a:font script="Hans" typeface="宋体"/>
-        <a:font script="Hant" typeface="新細明體"/>
+        <a:font script="Hans" typeface="黑体"/>
+        <a:font script="Hant" typeface="黑体"/>
         <a:font script="Arab" typeface="Arial"/>
         <a:font script="Hebr" typeface="Arial"/>
         <a:font script="Thai" typeface="Cordia New"/>

--- a/11-变流电路/02-逆变电路/SPWM逆变电路/SPWM逆变电路.docx
+++ b/11-变流电路/02-逆变电路/SPWM逆变电路/SPWM逆变电路.docx
@@ -3331,7 +3331,7 @@
           <w:color w:val="555555"/>
           <w:sz w:val="21"/>
         </w:rPr>
-        <w:t>材料收集者：杜文杰，WX手机：19519196569，QQ:3478827729</w:t>
+        <w:t>材料收集者：杜文杰，微信/手机：19519196569，QQ:3478827729</w:t>
       </w:r>
     </w:p>
     <w:sectPr>
